--- a/problem.docx
+++ b/problem.docx
@@ -2251,6 +2251,8 @@
       <w:pPr>
         <w:rPr>
           <w:rFonts w:hint="eastAsia"/>
+          <w:color w:val="auto"/>
+          <w:highlight w:val="none"/>
           <w:lang w:val="en-US" w:eastAsia="zh-CN"/>
         </w:rPr>
       </w:pPr>
@@ -2272,71 +2274,47 @@
         <w:jc w:val="left"/>
         <w:rPr>
           <w:rFonts w:hint="eastAsia"/>
-          <w:highlight w:val="yellow"/>
-          <w:lang w:val="en-US" w:eastAsia="zh-CN"/>
-        </w:rPr>
-      </w:pPr>
-      <w:r>
-        <w:rPr>
-          <w:rFonts w:hint="eastAsia"/>
-          <w:lang w:val="en-US" w:eastAsia="zh-CN"/>
-        </w:rPr>
-        <w:t xml:space="preserve">长期尚待解决：N/A显示与原版不一致；   比较页；   切换显示单位；   优化主界面维护方式（目前会影响双击等操作）；   主窗口表格的行排序修复；   详情页的初始状态改为全部取消；   </w:t>
-      </w:r>
-      <w:r>
-        <w:rPr>
-          <w:rFonts w:hint="eastAsia"/>
-          <w:highlight w:val="yellow"/>
-          <w:lang w:val="en-US" w:eastAsia="zh-CN"/>
-        </w:rPr>
-        <w:t>取消选择描述符对应的列隐藏；</w:t>
-      </w:r>
-    </w:p>
-    <w:p>
-      <w:pPr>
-        <w:rPr>
-          <w:rFonts w:hint="eastAsia"/>
           <w:color w:val="auto"/>
           <w:highlight w:val="none"/>
           <w:lang w:val="en-US" w:eastAsia="zh-CN"/>
         </w:rPr>
       </w:pPr>
-      <w:r>
+    </w:p>
+    <w:p>
+      <w:pPr>
+        <w:numPr>
+          <w:ilvl w:val="0"/>
+          <w:numId w:val="0"/>
+        </w:numPr>
+        <w:ind w:firstLine="420" w:firstLineChars="0"/>
+        <w:jc w:val="left"/>
         <w:rPr>
           <w:rFonts w:hint="eastAsia"/>
           <w:color w:val="auto"/>
           <w:highlight w:val="none"/>
           <w:lang w:val="en-US" w:eastAsia="zh-CN"/>
         </w:rPr>
-        <w:br w:type="page"/>
-      </w:r>
-    </w:p>
-    <w:p>
-      <w:pPr>
-        <w:numPr>
-          <w:ilvl w:val="0"/>
-          <w:numId w:val="0"/>
-        </w:numPr>
-        <w:ind w:firstLine="420" w:firstLineChars="0"/>
-        <w:jc w:val="left"/>
+      </w:pPr>
+      <w:r>
         <w:rPr>
           <w:rFonts w:hint="eastAsia"/>
           <w:color w:val="auto"/>
           <w:highlight w:val="none"/>
           <w:lang w:val="en-US" w:eastAsia="zh-CN"/>
         </w:rPr>
-      </w:pPr>
-    </w:p>
-    <w:p>
-      <w:pPr>
-        <w:numPr>
-          <w:ilvl w:val="0"/>
-          <w:numId w:val="0"/>
-        </w:numPr>
-        <w:ind w:firstLine="420" w:firstLineChars="0"/>
-        <w:jc w:val="left"/>
-        <w:rPr>
-          <w:rFonts w:hint="eastAsia"/>
+        <w:t>暂定任务列表：</w:t>
+      </w:r>
+    </w:p>
+    <w:p>
+      <w:pPr>
+        <w:numPr>
+          <w:ilvl w:val="0"/>
+          <w:numId w:val="1"/>
+        </w:numPr>
+        <w:ind w:left="420" w:leftChars="0" w:firstLine="420" w:firstLineChars="0"/>
+        <w:jc w:val="left"/>
+        <w:rPr>
+          <w:rFonts w:hint="default"/>
           <w:color w:val="auto"/>
           <w:highlight w:val="none"/>
           <w:lang w:val="en-US" w:eastAsia="zh-CN"/>
@@ -2349,16 +2327,51 @@
           <w:highlight w:val="none"/>
           <w:lang w:val="en-US" w:eastAsia="zh-CN"/>
         </w:rPr>
-        <w:t>暂定任务列表：</w:t>
-      </w:r>
-    </w:p>
-    <w:p>
-      <w:pPr>
-        <w:numPr>
-          <w:ilvl w:val="0"/>
+        <w:t>优化代码：</w:t>
+      </w:r>
+    </w:p>
+    <w:p>
+      <w:pPr>
+        <w:numPr>
+          <w:ilvl w:val="1"/>
           <w:numId w:val="1"/>
         </w:numPr>
-        <w:ind w:left="420" w:leftChars="0" w:firstLine="420" w:firstLineChars="0"/>
+        <w:ind w:left="840" w:leftChars="0" w:firstLine="420" w:firstLineChars="0"/>
+        <w:jc w:val="left"/>
+        <w:rPr>
+          <w:rFonts w:hint="default"/>
+          <w:color w:val="F2BA02" w:themeColor="accent3"/>
+          <w:highlight w:val="none"/>
+          <w:lang w:val="en-US" w:eastAsia="zh-CN"/>
+          <w14:textFill>
+            <w14:solidFill>
+              <w14:schemeClr w14:val="accent3"/>
+            </w14:solidFill>
+          </w14:textFill>
+        </w:rPr>
+      </w:pPr>
+      <w:r>
+        <w:rPr>
+          <w:rFonts w:hint="eastAsia"/>
+          <w:color w:val="F2BA02" w:themeColor="accent3"/>
+          <w:highlight w:val="none"/>
+          <w:lang w:val="en-US" w:eastAsia="zh-CN"/>
+          <w14:textFill>
+            <w14:solidFill>
+              <w14:schemeClr w14:val="accent3"/>
+            </w14:solidFill>
+          </w14:textFill>
+        </w:rPr>
+        <w:t>将各个控件、成员变量根据意义和作用重命名；（自动连接的槽函数也要改名）。</w:t>
+      </w:r>
+    </w:p>
+    <w:p>
+      <w:pPr>
+        <w:numPr>
+          <w:ilvl w:val="1"/>
+          <w:numId w:val="1"/>
+        </w:numPr>
+        <w:ind w:left="840" w:leftChars="0" w:firstLine="420" w:firstLineChars="0"/>
         <w:jc w:val="left"/>
         <w:rPr>
           <w:rFonts w:hint="default"/>
@@ -2374,7 +2387,32 @@
           <w:highlight w:val="none"/>
           <w:lang w:val="en-US" w:eastAsia="zh-CN"/>
         </w:rPr>
-        <w:t>优化代码：</w:t>
+        <w:t>为函数添加注释，注明设计思路。</w:t>
+      </w:r>
+    </w:p>
+    <w:p>
+      <w:pPr>
+        <w:numPr>
+          <w:ilvl w:val="1"/>
+          <w:numId w:val="1"/>
+        </w:numPr>
+        <w:ind w:left="840" w:leftChars="0" w:firstLine="420" w:firstLineChars="0"/>
+        <w:jc w:val="left"/>
+        <w:rPr>
+          <w:rFonts w:hint="default"/>
+          <w:color w:val="auto"/>
+          <w:highlight w:val="none"/>
+          <w:lang w:val="en-US" w:eastAsia="zh-CN"/>
+        </w:rPr>
+      </w:pPr>
+      <w:r>
+        <w:rPr>
+          <w:rFonts w:hint="eastAsia"/>
+          <w:color w:val="auto"/>
+          <w:highlight w:val="none"/>
+          <w:lang w:val="en-US" w:eastAsia="zh-CN"/>
+        </w:rPr>
+        <w:t>封装常用的功能为函数。</w:t>
       </w:r>
     </w:p>
     <w:p>
@@ -2409,64 +2447,64 @@
             </w14:solidFill>
           </w14:textFill>
         </w:rPr>
-        <w:t>将各个控件、成员变量根据意义和作用重命名；（自动连接的槽函数也要改名）。</w:t>
+        <w:t>-注册必要的METATYPE。</w:t>
+      </w:r>
+    </w:p>
+    <w:p>
+      <w:pPr>
+        <w:numPr>
+          <w:ilvl w:val="0"/>
+          <w:numId w:val="2"/>
+        </w:numPr>
+        <w:ind w:left="420" w:leftChars="0" w:firstLine="420" w:firstLineChars="0"/>
+        <w:jc w:val="left"/>
+        <w:rPr>
+          <w:rFonts w:hint="eastAsia"/>
+          <w:color w:val="auto"/>
+          <w:highlight w:val="none"/>
+          <w:lang w:val="en-US" w:eastAsia="zh-CN"/>
+        </w:rPr>
+      </w:pPr>
+      <w:r>
+        <w:rPr>
+          <w:rFonts w:hint="eastAsia"/>
+          <w:color w:val="auto"/>
+          <w:highlight w:val="none"/>
+          <w:lang w:val="en-US" w:eastAsia="zh-CN"/>
+        </w:rPr>
+        <w:t>在读结构体Array的时候先至少让指针正常移动</w:t>
+      </w:r>
+    </w:p>
+    <w:p>
+      <w:pPr>
+        <w:numPr>
+          <w:ilvl w:val="0"/>
+          <w:numId w:val="2"/>
+        </w:numPr>
+        <w:ind w:left="420" w:leftChars="0" w:firstLine="420" w:firstLineChars="0"/>
+        <w:jc w:val="left"/>
+        <w:rPr>
+          <w:rFonts w:hint="default"/>
+          <w:color w:val="auto"/>
+          <w:highlight w:val="none"/>
+          <w:lang w:val="en-US" w:eastAsia="zh-CN"/>
+        </w:rPr>
+      </w:pPr>
+      <w:r>
+        <w:rPr>
+          <w:rFonts w:hint="eastAsia"/>
+          <w:color w:val="auto"/>
+          <w:highlight w:val="none"/>
+          <w:lang w:val="en-US" w:eastAsia="zh-CN"/>
+        </w:rPr>
+        <w:t>修复列不能正确隐藏的问题（部分完成）</w:t>
       </w:r>
     </w:p>
     <w:p>
       <w:pPr>
         <w:numPr>
           <w:ilvl w:val="1"/>
-          <w:numId w:val="1"/>
-        </w:numPr>
-        <w:ind w:left="840" w:leftChars="0" w:firstLine="420" w:firstLineChars="0"/>
-        <w:jc w:val="left"/>
-        <w:rPr>
-          <w:rFonts w:hint="default"/>
-          <w:color w:val="auto"/>
-          <w:highlight w:val="none"/>
-          <w:lang w:val="en-US" w:eastAsia="zh-CN"/>
-        </w:rPr>
-      </w:pPr>
-      <w:r>
-        <w:rPr>
-          <w:rFonts w:hint="eastAsia"/>
-          <w:color w:val="auto"/>
-          <w:highlight w:val="none"/>
-          <w:lang w:val="en-US" w:eastAsia="zh-CN"/>
-        </w:rPr>
-        <w:t>为函数添加注释，注明设计思路。</w:t>
-      </w:r>
-    </w:p>
-    <w:p>
-      <w:pPr>
-        <w:numPr>
-          <w:ilvl w:val="1"/>
-          <w:numId w:val="1"/>
-        </w:numPr>
-        <w:ind w:left="840" w:leftChars="0" w:firstLine="420" w:firstLineChars="0"/>
-        <w:jc w:val="left"/>
-        <w:rPr>
-          <w:rFonts w:hint="default"/>
-          <w:color w:val="auto"/>
-          <w:highlight w:val="none"/>
-          <w:lang w:val="en-US" w:eastAsia="zh-CN"/>
-        </w:rPr>
-      </w:pPr>
-      <w:r>
-        <w:rPr>
-          <w:rFonts w:hint="eastAsia"/>
-          <w:color w:val="auto"/>
-          <w:highlight w:val="none"/>
-          <w:lang w:val="en-US" w:eastAsia="zh-CN"/>
-        </w:rPr>
-        <w:t>封装常用的功能为函数。</w:t>
-      </w:r>
-    </w:p>
-    <w:p>
-      <w:pPr>
-        <w:numPr>
-          <w:ilvl w:val="1"/>
-          <w:numId w:val="1"/>
+          <w:numId w:val="2"/>
         </w:numPr>
         <w:ind w:left="840" w:leftChars="0" w:firstLine="420" w:firstLineChars="0"/>
         <w:jc w:val="left"/>
@@ -2494,57 +2532,7 @@
             </w14:solidFill>
           </w14:textFill>
         </w:rPr>
-        <w:t>注册必要的METATYPE。</w:t>
-      </w:r>
-    </w:p>
-    <w:p>
-      <w:pPr>
-        <w:numPr>
-          <w:ilvl w:val="0"/>
-          <w:numId w:val="2"/>
-        </w:numPr>
-        <w:ind w:left="420" w:leftChars="0" w:firstLine="420" w:firstLineChars="0"/>
-        <w:jc w:val="left"/>
-        <w:rPr>
-          <w:rFonts w:hint="eastAsia"/>
-          <w:color w:val="auto"/>
-          <w:highlight w:val="none"/>
-          <w:lang w:val="en-US" w:eastAsia="zh-CN"/>
-        </w:rPr>
-      </w:pPr>
-      <w:r>
-        <w:rPr>
-          <w:rFonts w:hint="eastAsia"/>
-          <w:color w:val="auto"/>
-          <w:highlight w:val="none"/>
-          <w:lang w:val="en-US" w:eastAsia="zh-CN"/>
-        </w:rPr>
-        <w:t>在读结构体Array的时候先至少让指针正常移动</w:t>
-      </w:r>
-    </w:p>
-    <w:p>
-      <w:pPr>
-        <w:numPr>
-          <w:ilvl w:val="0"/>
-          <w:numId w:val="2"/>
-        </w:numPr>
-        <w:ind w:left="420" w:leftChars="0" w:firstLine="420" w:firstLineChars="0"/>
-        <w:jc w:val="left"/>
-        <w:rPr>
-          <w:rFonts w:hint="default"/>
-          <w:color w:val="auto"/>
-          <w:highlight w:val="none"/>
-          <w:lang w:val="en-US" w:eastAsia="zh-CN"/>
-        </w:rPr>
-      </w:pPr>
-      <w:r>
-        <w:rPr>
-          <w:rFonts w:hint="eastAsia"/>
-          <w:color w:val="auto"/>
-          <w:highlight w:val="none"/>
-          <w:lang w:val="en-US" w:eastAsia="zh-CN"/>
-        </w:rPr>
-        <w:t>修复列不能正确隐藏的问题（部分完成）</w:t>
+        <w:t>-先重新调整读到的动态数据，使之与原本的C#数据相一致（不必要）。</w:t>
       </w:r>
     </w:p>
     <w:p>
@@ -2579,7 +2567,7 @@
             </w14:solidFill>
           </w14:textFill>
         </w:rPr>
-        <w:t>先重新调整读到的动态数据，使之与原本的C#数据相一致。</w:t>
+        <w:t>-将列号写入树状图最底层节点中，隐藏/显示某个Field/Descriptor时根据节点中储存的列号进行处理。</w:t>
       </w:r>
     </w:p>
     <w:p>
@@ -2614,7 +2602,7 @@
             </w14:solidFill>
           </w14:textFill>
         </w:rPr>
-        <w:t>将列号写入树状图最底层节点中，隐藏/显示某个Field/Descriptor时根据节点中储存的列号进行处理。</w:t>
+        <w:t>-这一处理的默认前提是实体所包含的描述符不会随意更改。</w:t>
       </w:r>
     </w:p>
     <w:p>
@@ -2624,6 +2612,41 @@
           <w:numId w:val="2"/>
         </w:numPr>
         <w:ind w:left="840" w:leftChars="0" w:firstLine="420" w:firstLineChars="0"/>
+        <w:jc w:val="left"/>
+        <w:rPr>
+          <w:rFonts w:hint="default"/>
+          <w:color w:val="E54C5E" w:themeColor="accent6"/>
+          <w:highlight w:val="none"/>
+          <w:lang w:val="en-US" w:eastAsia="zh-CN"/>
+          <w14:textFill>
+            <w14:solidFill>
+              <w14:schemeClr w14:val="accent6"/>
+            </w14:solidFill>
+          </w14:textFill>
+        </w:rPr>
+      </w:pPr>
+      <w:r>
+        <w:rPr>
+          <w:rFonts w:hint="eastAsia"/>
+          <w:color w:val="E54C5E" w:themeColor="accent6"/>
+          <w:highlight w:val="none"/>
+          <w:lang w:val="en-US" w:eastAsia="zh-CN"/>
+          <w14:textFill>
+            <w14:solidFill>
+              <w14:schemeClr w14:val="accent6"/>
+            </w14:solidFill>
+          </w14:textFill>
+        </w:rPr>
+        <w:t>还有一个问题：如何保证在描述符列表变动的情况下正确地增减列并维持列与树的正确对应。</w:t>
+      </w:r>
+    </w:p>
+    <w:p>
+      <w:pPr>
+        <w:numPr>
+          <w:ilvl w:val="0"/>
+          <w:numId w:val="2"/>
+        </w:numPr>
+        <w:ind w:left="420" w:leftChars="0" w:firstLine="420" w:firstLineChars="0"/>
         <w:jc w:val="left"/>
         <w:rPr>
           <w:rFonts w:hint="default"/>
@@ -2649,25 +2672,75 @@
             </w14:solidFill>
           </w14:textFill>
         </w:rPr>
-        <w:t>这一处理的默认前提是实体所包含的描述符不会随意更改。</w:t>
-      </w:r>
-    </w:p>
-    <w:p>
-      <w:pPr>
-        <w:numPr>
-          <w:ilvl w:val="1"/>
+        <w:t>使简单Array的按钮列的列名为(#)（与原C#保持一致）</w:t>
+      </w:r>
+    </w:p>
+    <w:p>
+      <w:pPr>
+        <w:numPr>
+          <w:ilvl w:val="0"/>
           <w:numId w:val="2"/>
         </w:numPr>
-        <w:ind w:left="840" w:leftChars="0" w:firstLine="420" w:firstLineChars="0"/>
-        <w:jc w:val="left"/>
-        <w:rPr>
-          <w:rFonts w:hint="default"/>
-          <w:color w:val="E54C5E" w:themeColor="accent6"/>
+        <w:ind w:left="420" w:leftChars="0" w:firstLine="420" w:firstLineChars="0"/>
+        <w:jc w:val="left"/>
+        <w:rPr>
+          <w:rFonts w:hint="default"/>
+          <w:color w:val="auto"/>
+          <w:highlight w:val="none"/>
+          <w:lang w:val="en-US" w:eastAsia="zh-CN"/>
+        </w:rPr>
+      </w:pPr>
+      <w:r>
+        <w:rPr>
+          <w:rFonts w:hint="eastAsia"/>
+          <w:color w:val="auto"/>
+          <w:highlight w:val="none"/>
+          <w:lang w:val="en-US" w:eastAsia="zh-CN"/>
+        </w:rPr>
+        <w:t>使读取Row的动态数据时，读取到的buffer和该行所属的实体一致（实体表是动态维护的）</w:t>
+      </w:r>
+    </w:p>
+    <w:p>
+      <w:pPr>
+        <w:numPr>
+          <w:ilvl w:val="0"/>
+          <w:numId w:val="2"/>
+        </w:numPr>
+        <w:ind w:left="420" w:leftChars="0" w:firstLine="420" w:firstLineChars="0"/>
+        <w:jc w:val="left"/>
+        <w:rPr>
+          <w:rFonts w:hint="default"/>
+          <w:color w:val="auto"/>
+          <w:highlight w:val="none"/>
+          <w:lang w:val="en-US" w:eastAsia="zh-CN"/>
+        </w:rPr>
+      </w:pPr>
+      <w:r>
+        <w:rPr>
+          <w:rFonts w:hint="eastAsia"/>
+          <w:color w:val="auto"/>
+          <w:highlight w:val="none"/>
+          <w:lang w:val="en-US" w:eastAsia="zh-CN"/>
+        </w:rPr>
+        <w:t>修正主界面的排序规则</w:t>
+      </w:r>
+    </w:p>
+    <w:p>
+      <w:pPr>
+        <w:numPr>
+          <w:ilvl w:val="0"/>
+          <w:numId w:val="2"/>
+        </w:numPr>
+        <w:ind w:left="420" w:leftChars="0" w:firstLine="420" w:firstLineChars="0"/>
+        <w:jc w:val="left"/>
+        <w:rPr>
+          <w:rFonts w:hint="default"/>
+          <w:color w:val="F2BA02" w:themeColor="accent3"/>
           <w:highlight w:val="none"/>
           <w:lang w:val="en-US" w:eastAsia="zh-CN"/>
           <w14:textFill>
             <w14:solidFill>
-              <w14:schemeClr w14:val="accent6"/>
+              <w14:schemeClr w14:val="accent3"/>
             </w14:solidFill>
           </w14:textFill>
         </w:rPr>
@@ -2675,458 +2748,497 @@
       <w:r>
         <w:rPr>
           <w:rFonts w:hint="eastAsia"/>
-          <w:color w:val="E54C5E" w:themeColor="accent6"/>
+          <w:color w:val="F2BA02" w:themeColor="accent3"/>
           <w:highlight w:val="none"/>
           <w:lang w:val="en-US" w:eastAsia="zh-CN"/>
           <w14:textFill>
             <w14:solidFill>
-              <w14:schemeClr w14:val="accent6"/>
+              <w14:schemeClr w14:val="accent3"/>
             </w14:solidFill>
           </w14:textFill>
         </w:rPr>
-        <w:t>还有一个问题：如何保证在描述符列表变动的情况下正确地增减列并维持列与树的正确对应。</w:t>
-      </w:r>
-    </w:p>
-    <w:p>
-      <w:pPr>
-        <w:numPr>
-          <w:ilvl w:val="0"/>
+        <w:t>修改主界面的维护方式（目前会影响双击操作）</w:t>
+      </w:r>
+    </w:p>
+    <w:p>
+      <w:pPr>
+        <w:numPr>
+          <w:ilvl w:val="2"/>
           <w:numId w:val="2"/>
         </w:numPr>
-        <w:ind w:left="420" w:leftChars="0" w:firstLine="420" w:firstLineChars="0"/>
-        <w:jc w:val="left"/>
-        <w:rPr>
-          <w:rFonts w:hint="default"/>
-          <w:color w:val="auto"/>
-          <w:highlight w:val="none"/>
-          <w:lang w:val="en-US" w:eastAsia="zh-CN"/>
-        </w:rPr>
-      </w:pPr>
-      <w:r>
-        <w:rPr>
-          <w:rFonts w:hint="eastAsia"/>
-          <w:color w:val="auto"/>
-          <w:highlight w:val="none"/>
-          <w:lang w:val="en-US" w:eastAsia="zh-CN"/>
-        </w:rPr>
-        <w:t>使简单Array的按钮列的列名为(#)（与原C#保持一致）</w:t>
-      </w:r>
-    </w:p>
-    <w:p>
-      <w:pPr>
-        <w:numPr>
-          <w:ilvl w:val="0"/>
-          <w:numId w:val="2"/>
-        </w:numPr>
-        <w:ind w:left="420" w:leftChars="0" w:firstLine="420" w:firstLineChars="0"/>
-        <w:jc w:val="left"/>
-        <w:rPr>
-          <w:rFonts w:hint="default"/>
-          <w:color w:val="auto"/>
-          <w:highlight w:val="none"/>
-          <w:lang w:val="en-US" w:eastAsia="zh-CN"/>
-        </w:rPr>
-      </w:pPr>
-      <w:r>
-        <w:rPr>
-          <w:rFonts w:hint="eastAsia"/>
-          <w:color w:val="auto"/>
-          <w:highlight w:val="none"/>
-          <w:lang w:val="en-US" w:eastAsia="zh-CN"/>
-        </w:rPr>
-        <w:t>使读取Row的动态数据时，读取到的buffer和该行所属的实体一致（实体表是动态维护的）</w:t>
-      </w:r>
-    </w:p>
-    <w:p>
-      <w:pPr>
-        <w:numPr>
-          <w:ilvl w:val="0"/>
-          <w:numId w:val="2"/>
-        </w:numPr>
-        <w:ind w:left="420" w:leftChars="0" w:firstLine="420" w:firstLineChars="0"/>
-        <w:jc w:val="left"/>
-        <w:rPr>
-          <w:rFonts w:hint="default"/>
-          <w:color w:val="auto"/>
-          <w:highlight w:val="none"/>
-          <w:lang w:val="en-US" w:eastAsia="zh-CN"/>
-        </w:rPr>
-      </w:pPr>
-      <w:r>
-        <w:rPr>
-          <w:rFonts w:hint="eastAsia"/>
-          <w:color w:val="auto"/>
-          <w:highlight w:val="none"/>
-          <w:lang w:val="en-US" w:eastAsia="zh-CN"/>
-        </w:rPr>
-        <w:t>修正主界面的排序规则</w:t>
-      </w:r>
-    </w:p>
-    <w:p>
-      <w:pPr>
-        <w:numPr>
-          <w:ilvl w:val="0"/>
-          <w:numId w:val="2"/>
-        </w:numPr>
-        <w:ind w:left="420" w:leftChars="0" w:firstLine="420" w:firstLineChars="0"/>
-        <w:jc w:val="left"/>
-        <w:rPr>
-          <w:rFonts w:hint="default"/>
-          <w:color w:val="auto"/>
-          <w:highlight w:val="none"/>
-          <w:lang w:val="en-US" w:eastAsia="zh-CN"/>
-        </w:rPr>
-      </w:pPr>
-      <w:r>
-        <w:rPr>
-          <w:rFonts w:hint="eastAsia"/>
-          <w:color w:val="auto"/>
-          <w:highlight w:val="none"/>
-          <w:lang w:val="en-US" w:eastAsia="zh-CN"/>
-        </w:rPr>
-        <w:t>重写读取静态数据的函数，使读描述符信息、结构体信息与原C#的基本相符（正在考虑必要性）</w:t>
-      </w:r>
-    </w:p>
-    <w:p>
-      <w:pPr>
-        <w:numPr>
-          <w:ilvl w:val="0"/>
-          <w:numId w:val="2"/>
-        </w:numPr>
-        <w:ind w:left="420" w:leftChars="0" w:firstLine="420" w:firstLineChars="0"/>
-        <w:jc w:val="left"/>
-        <w:rPr>
-          <w:rFonts w:hint="default"/>
-          <w:color w:val="auto"/>
-          <w:highlight w:val="none"/>
-          <w:lang w:val="en-US" w:eastAsia="zh-CN"/>
-        </w:rPr>
-      </w:pPr>
-      <w:r>
-        <w:rPr>
-          <w:rFonts w:hint="eastAsia"/>
-          <w:color w:val="auto"/>
-          <w:highlight w:val="none"/>
-          <w:lang w:val="en-US" w:eastAsia="zh-CN"/>
-        </w:rPr>
-        <w:t>重写读取动态数据的函数，使之与新的静态信息相适应</w:t>
-      </w:r>
-    </w:p>
-    <w:p>
-      <w:pPr>
-        <w:numPr>
-          <w:ilvl w:val="0"/>
-          <w:numId w:val="2"/>
-        </w:numPr>
-        <w:ind w:left="420" w:leftChars="0" w:firstLine="420" w:firstLineChars="0"/>
-        <w:jc w:val="left"/>
-        <w:rPr>
-          <w:rFonts w:hint="default"/>
-          <w:color w:val="auto"/>
-          <w:highlight w:val="none"/>
-          <w:lang w:val="en-US" w:eastAsia="zh-CN"/>
-        </w:rPr>
-      </w:pPr>
-      <w:r>
-        <w:rPr>
-          <w:rFonts w:hint="eastAsia"/>
-          <w:color w:val="auto"/>
-          <w:highlight w:val="none"/>
-          <w:lang w:val="en-US" w:eastAsia="zh-CN"/>
-        </w:rPr>
-        <w:t>完成对Array的处理</w:t>
-      </w:r>
-    </w:p>
-    <w:p>
-      <w:pPr>
-        <w:numPr>
-          <w:ilvl w:val="0"/>
-          <w:numId w:val="2"/>
-        </w:numPr>
-        <w:ind w:left="420" w:leftChars="0" w:firstLine="420" w:firstLineChars="0"/>
-        <w:jc w:val="left"/>
-        <w:rPr>
-          <w:rFonts w:hint="default"/>
-          <w:color w:val="auto"/>
-          <w:highlight w:val="none"/>
-          <w:lang w:val="en-US" w:eastAsia="zh-CN"/>
-        </w:rPr>
-      </w:pPr>
-      <w:r>
-        <w:rPr>
-          <w:rFonts w:hint="eastAsia"/>
-          <w:color w:val="auto"/>
-          <w:highlight w:val="none"/>
-          <w:lang w:val="en-US" w:eastAsia="zh-CN"/>
-        </w:rPr>
-        <w:t>完成原C#中存在的特殊情况的处理（异常处理、特殊数据）</w:t>
-      </w:r>
-    </w:p>
-    <w:p>
-      <w:pPr>
-        <w:numPr>
-          <w:ilvl w:val="0"/>
-          <w:numId w:val="2"/>
-        </w:numPr>
-        <w:ind w:left="420" w:leftChars="0" w:firstLine="420" w:firstLineChars="0"/>
-        <w:jc w:val="left"/>
-        <w:rPr>
-          <w:rFonts w:hint="default"/>
-          <w:color w:val="auto"/>
-          <w:highlight w:val="none"/>
-          <w:lang w:val="en-US" w:eastAsia="zh-CN"/>
-        </w:rPr>
-      </w:pPr>
-      <w:r>
-        <w:rPr>
-          <w:rFonts w:hint="eastAsia"/>
-          <w:color w:val="auto"/>
-          <w:highlight w:val="none"/>
-          <w:lang w:val="en-US" w:eastAsia="zh-CN"/>
-        </w:rPr>
-        <w:t>修复其他之前发现的小问题</w:t>
-      </w:r>
-    </w:p>
-    <w:p>
-      <w:pPr>
-        <w:numPr>
-          <w:ilvl w:val="0"/>
-          <w:numId w:val="2"/>
-        </w:numPr>
-        <w:ind w:left="420" w:leftChars="0" w:firstLine="420" w:firstLineChars="0"/>
-        <w:jc w:val="left"/>
-        <w:rPr>
-          <w:rFonts w:hint="default"/>
-          <w:color w:val="auto"/>
-          <w:highlight w:val="none"/>
-          <w:lang w:val="en-US" w:eastAsia="zh-CN"/>
-        </w:rPr>
-      </w:pPr>
-      <w:r>
-        <w:rPr>
-          <w:rFonts w:hint="eastAsia"/>
-          <w:color w:val="auto"/>
-          <w:highlight w:val="none"/>
-          <w:lang w:val="en-US" w:eastAsia="zh-CN"/>
-        </w:rPr>
-        <w:t>简化多余的实例和代码</w:t>
-      </w:r>
-    </w:p>
-    <w:p>
-      <w:pPr>
-        <w:numPr>
-          <w:ilvl w:val="0"/>
-          <w:numId w:val="2"/>
-        </w:numPr>
-        <w:ind w:left="420" w:leftChars="0" w:firstLine="420" w:firstLineChars="0"/>
-        <w:jc w:val="left"/>
-        <w:rPr>
-          <w:rFonts w:hint="default"/>
-          <w:color w:val="auto"/>
-          <w:highlight w:val="none"/>
-          <w:lang w:val="en-US" w:eastAsia="zh-CN"/>
-        </w:rPr>
-      </w:pPr>
-      <w:r>
-        <w:rPr>
-          <w:rFonts w:hint="eastAsia"/>
-          <w:color w:val="auto"/>
-          <w:highlight w:val="none"/>
-          <w:lang w:val="en-US" w:eastAsia="zh-CN"/>
-        </w:rPr>
-        <w:t>实现多线程</w:t>
-      </w:r>
-    </w:p>
-    <w:p>
-      <w:pPr>
-        <w:numPr>
-          <w:ilvl w:val="0"/>
-          <w:numId w:val="0"/>
-        </w:numPr>
-        <w:ind w:firstLine="420" w:firstLineChars="0"/>
-        <w:jc w:val="left"/>
-        <w:rPr>
-          <w:rFonts w:hint="eastAsia"/>
-          <w:highlight w:val="yellow"/>
-          <w:lang w:val="en-US" w:eastAsia="zh-CN"/>
-        </w:rPr>
-      </w:pPr>
-    </w:p>
-    <w:p>
-      <w:pPr>
-        <w:numPr>
-          <w:ilvl w:val="0"/>
-          <w:numId w:val="0"/>
-        </w:numPr>
-        <w:ind w:firstLine="420" w:firstLineChars="0"/>
-        <w:jc w:val="left"/>
-        <w:rPr>
-          <w:rFonts w:hint="eastAsia"/>
-          <w:highlight w:val="yellow"/>
-          <w:lang w:val="en-US" w:eastAsia="zh-CN"/>
-        </w:rPr>
-      </w:pPr>
-    </w:p>
-    <w:p>
-      <w:pPr>
-        <w:numPr>
-          <w:ilvl w:val="0"/>
-          <w:numId w:val="0"/>
-        </w:numPr>
-        <w:ind w:firstLine="420" w:firstLineChars="0"/>
-        <w:jc w:val="left"/>
-        <w:rPr>
-          <w:rFonts w:hint="eastAsia"/>
-          <w:highlight w:val="yellow"/>
-          <w:lang w:val="en-US" w:eastAsia="zh-CN"/>
-        </w:rPr>
-      </w:pPr>
-    </w:p>
-    <w:p>
-      <w:pPr>
-        <w:numPr>
-          <w:ilvl w:val="0"/>
-          <w:numId w:val="0"/>
-        </w:numPr>
-        <w:ind w:firstLine="420" w:firstLineChars="0"/>
-        <w:jc w:val="left"/>
-        <w:rPr>
-          <w:rFonts w:hint="eastAsia"/>
-          <w:highlight w:val="yellow"/>
-          <w:lang w:val="en-US" w:eastAsia="zh-CN"/>
-        </w:rPr>
-      </w:pPr>
-    </w:p>
-    <w:p>
-      <w:pPr>
-        <w:numPr>
-          <w:ilvl w:val="0"/>
-          <w:numId w:val="0"/>
-        </w:numPr>
-        <w:ind w:firstLine="420" w:firstLineChars="0"/>
-        <w:jc w:val="left"/>
-        <w:rPr>
-          <w:rFonts w:hint="eastAsia"/>
-          <w:highlight w:val="yellow"/>
-          <w:lang w:val="en-US" w:eastAsia="zh-CN"/>
-        </w:rPr>
-      </w:pPr>
-    </w:p>
-    <w:p>
-      <w:pPr>
-        <w:numPr>
-          <w:ilvl w:val="0"/>
-          <w:numId w:val="0"/>
-        </w:numPr>
-        <w:ind w:firstLine="420" w:firstLineChars="0"/>
-        <w:jc w:val="left"/>
-        <w:rPr>
-          <w:rFonts w:hint="eastAsia"/>
-          <w:highlight w:val="yellow"/>
-          <w:lang w:val="en-US" w:eastAsia="zh-CN"/>
-        </w:rPr>
-      </w:pPr>
-    </w:p>
-    <w:p>
-      <w:pPr>
-        <w:numPr>
-          <w:ilvl w:val="0"/>
-          <w:numId w:val="0"/>
-        </w:numPr>
-        <w:ind w:firstLine="420" w:firstLineChars="0"/>
-        <w:jc w:val="left"/>
-        <w:rPr>
-          <w:rFonts w:hint="eastAsia"/>
-          <w:highlight w:val="yellow"/>
-          <w:lang w:val="en-US" w:eastAsia="zh-CN"/>
-        </w:rPr>
-      </w:pPr>
-    </w:p>
-    <w:p>
-      <w:pPr>
-        <w:numPr>
-          <w:ilvl w:val="0"/>
-          <w:numId w:val="0"/>
-        </w:numPr>
-        <w:ind w:firstLine="420" w:firstLineChars="0"/>
-        <w:jc w:val="left"/>
-        <w:rPr>
-          <w:rFonts w:hint="eastAsia"/>
-          <w:highlight w:val="yellow"/>
-          <w:lang w:val="en-US" w:eastAsia="zh-CN"/>
-        </w:rPr>
-      </w:pPr>
-    </w:p>
-    <w:p>
-      <w:pPr>
-        <w:numPr>
-          <w:ilvl w:val="0"/>
-          <w:numId w:val="0"/>
-        </w:numPr>
-        <w:ind w:firstLine="420" w:firstLineChars="0"/>
-        <w:jc w:val="left"/>
-        <w:rPr>
-          <w:rFonts w:hint="eastAsia"/>
-          <w:highlight w:val="yellow"/>
-          <w:lang w:val="en-US" w:eastAsia="zh-CN"/>
-        </w:rPr>
-      </w:pPr>
-    </w:p>
-    <w:p>
-      <w:pPr>
-        <w:numPr>
-          <w:ilvl w:val="0"/>
-          <w:numId w:val="0"/>
-        </w:numPr>
-        <w:ind w:firstLine="420" w:firstLineChars="0"/>
-        <w:jc w:val="left"/>
-        <w:rPr>
-          <w:rFonts w:hint="eastAsia"/>
-          <w:highlight w:val="yellow"/>
-          <w:lang w:val="en-US" w:eastAsia="zh-CN"/>
-        </w:rPr>
-      </w:pPr>
-    </w:p>
-    <w:p>
-      <w:pPr>
-        <w:numPr>
-          <w:ilvl w:val="0"/>
-          <w:numId w:val="0"/>
-        </w:numPr>
-        <w:ind w:firstLine="420" w:firstLineChars="0"/>
-        <w:jc w:val="left"/>
-        <w:rPr>
-          <w:rFonts w:hint="eastAsia"/>
-          <w:highlight w:val="yellow"/>
-          <w:lang w:val="en-US" w:eastAsia="zh-CN"/>
-        </w:rPr>
-      </w:pPr>
-    </w:p>
-    <w:p>
-      <w:pPr>
-        <w:numPr>
-          <w:ilvl w:val="0"/>
-          <w:numId w:val="0"/>
-        </w:numPr>
-        <w:ind w:firstLine="420" w:firstLineChars="0"/>
-        <w:jc w:val="left"/>
-        <w:rPr>
-          <w:rFonts w:hint="eastAsia"/>
-          <w:highlight w:val="yellow"/>
-          <w:lang w:val="en-US" w:eastAsia="zh-CN"/>
-        </w:rPr>
-      </w:pPr>
-    </w:p>
-    <w:p>
-      <w:pPr>
-        <w:rPr>
-          <w:rFonts w:hint="eastAsia"/>
-          <w:highlight w:val="none"/>
-          <w:lang w:val="en-US" w:eastAsia="zh-CN"/>
-        </w:rPr>
-      </w:pPr>
+        <w:ind w:left="1260" w:leftChars="0" w:firstLine="420" w:firstLineChars="0"/>
+        <w:jc w:val="left"/>
+        <w:rPr>
+          <w:rFonts w:hint="default"/>
+          <w:color w:val="F2BA02" w:themeColor="accent3"/>
+          <w:highlight w:val="none"/>
+          <w:lang w:val="en-US" w:eastAsia="zh-CN"/>
+          <w14:textFill>
+            <w14:solidFill>
+              <w14:schemeClr w14:val="accent3"/>
+            </w14:solidFill>
+          </w14:textFill>
+        </w:rPr>
+      </w:pPr>
+      <w:r>
+        <w:rPr>
+          <w:rFonts w:hint="eastAsia"/>
+          <w:color w:val="F2BA02" w:themeColor="accent3"/>
+          <w:highlight w:val="none"/>
+          <w:lang w:val="en-US" w:eastAsia="zh-CN"/>
+          <w14:textFill>
+            <w14:solidFill>
+              <w14:schemeClr w14:val="accent3"/>
+            </w14:solidFill>
+          </w14:textFill>
+        </w:rPr>
+        <w:t>考虑使用多线程并优化维护代码使更新表格的时间变短，但是看起来不治本。</w:t>
+      </w:r>
       <w:bookmarkStart w:id="0" w:name="_GoBack"/>
       <w:bookmarkEnd w:id="0"/>
+    </w:p>
+    <w:p>
+      <w:pPr>
+        <w:numPr>
+          <w:ilvl w:val="0"/>
+          <w:numId w:val="2"/>
+        </w:numPr>
+        <w:ind w:left="420" w:leftChars="0" w:firstLine="420" w:firstLineChars="0"/>
+        <w:jc w:val="left"/>
+        <w:rPr>
+          <w:rFonts w:hint="default"/>
+          <w:color w:val="auto"/>
+          <w:highlight w:val="none"/>
+          <w:lang w:val="en-US" w:eastAsia="zh-CN"/>
+        </w:rPr>
+      </w:pPr>
+      <w:r>
+        <w:rPr>
+          <w:rFonts w:hint="eastAsia"/>
+          <w:color w:val="auto"/>
+          <w:highlight w:val="none"/>
+          <w:lang w:val="en-US" w:eastAsia="zh-CN"/>
+        </w:rPr>
+        <w:t>重写读取静态数据的函数，使读描述符信息、结构体信息与原C#的基本相符（正在考虑必要性）</w:t>
+      </w:r>
+    </w:p>
+    <w:p>
+      <w:pPr>
+        <w:numPr>
+          <w:ilvl w:val="0"/>
+          <w:numId w:val="2"/>
+        </w:numPr>
+        <w:ind w:left="420" w:leftChars="0" w:firstLine="420" w:firstLineChars="0"/>
+        <w:jc w:val="left"/>
+        <w:rPr>
+          <w:rFonts w:hint="default"/>
+          <w:color w:val="auto"/>
+          <w:highlight w:val="none"/>
+          <w:lang w:val="en-US" w:eastAsia="zh-CN"/>
+        </w:rPr>
+      </w:pPr>
+      <w:r>
+        <w:rPr>
+          <w:rFonts w:hint="eastAsia"/>
+          <w:color w:val="auto"/>
+          <w:highlight w:val="none"/>
+          <w:lang w:val="en-US" w:eastAsia="zh-CN"/>
+        </w:rPr>
+        <w:t>重写读取动态数据的函数，使之与新的静态信息相适应</w:t>
+      </w:r>
+    </w:p>
+    <w:p>
+      <w:pPr>
+        <w:numPr>
+          <w:ilvl w:val="0"/>
+          <w:numId w:val="2"/>
+        </w:numPr>
+        <w:ind w:left="420" w:leftChars="0" w:firstLine="420" w:firstLineChars="0"/>
+        <w:jc w:val="left"/>
+        <w:rPr>
+          <w:rFonts w:hint="default"/>
+          <w:color w:val="auto"/>
+          <w:highlight w:val="none"/>
+          <w:lang w:val="en-US" w:eastAsia="zh-CN"/>
+        </w:rPr>
+      </w:pPr>
+      <w:r>
+        <w:rPr>
+          <w:rFonts w:hint="eastAsia"/>
+          <w:color w:val="auto"/>
+          <w:highlight w:val="none"/>
+          <w:lang w:val="en-US" w:eastAsia="zh-CN"/>
+        </w:rPr>
+        <w:t>完成对Array的处理</w:t>
+      </w:r>
+    </w:p>
+    <w:p>
+      <w:pPr>
+        <w:numPr>
+          <w:ilvl w:val="0"/>
+          <w:numId w:val="2"/>
+        </w:numPr>
+        <w:ind w:left="420" w:leftChars="0" w:firstLine="420" w:firstLineChars="0"/>
+        <w:jc w:val="left"/>
+        <w:rPr>
+          <w:rFonts w:hint="default"/>
+          <w:color w:val="auto"/>
+          <w:highlight w:val="none"/>
+          <w:lang w:val="en-US" w:eastAsia="zh-CN"/>
+        </w:rPr>
+      </w:pPr>
+      <w:r>
+        <w:rPr>
+          <w:rFonts w:hint="eastAsia"/>
+          <w:color w:val="auto"/>
+          <w:highlight w:val="none"/>
+          <w:lang w:val="en-US" w:eastAsia="zh-CN"/>
+        </w:rPr>
+        <w:t>完成原C#中存在的特殊情况的处理（异常处理、特殊数据如N/A）</w:t>
+      </w:r>
+    </w:p>
+    <w:p>
+      <w:pPr>
+        <w:numPr>
+          <w:ilvl w:val="0"/>
+          <w:numId w:val="2"/>
+        </w:numPr>
+        <w:ind w:left="420" w:leftChars="0" w:firstLine="420" w:firstLineChars="0"/>
+        <w:jc w:val="left"/>
+        <w:rPr>
+          <w:rFonts w:hint="default"/>
+          <w:color w:val="auto"/>
+          <w:highlight w:val="none"/>
+          <w:lang w:val="en-US" w:eastAsia="zh-CN"/>
+        </w:rPr>
+      </w:pPr>
+      <w:r>
+        <w:rPr>
+          <w:rFonts w:hint="eastAsia"/>
+          <w:color w:val="auto"/>
+          <w:highlight w:val="none"/>
+          <w:lang w:val="en-US" w:eastAsia="zh-CN"/>
+        </w:rPr>
+        <w:t>实时切换显示单位</w:t>
+      </w:r>
+    </w:p>
+    <w:p>
+      <w:pPr>
+        <w:numPr>
+          <w:ilvl w:val="0"/>
+          <w:numId w:val="2"/>
+        </w:numPr>
+        <w:ind w:left="420" w:leftChars="0" w:firstLine="420" w:firstLineChars="0"/>
+        <w:jc w:val="left"/>
+        <w:rPr>
+          <w:rFonts w:hint="default"/>
+          <w:color w:val="auto"/>
+          <w:highlight w:val="none"/>
+          <w:lang w:val="en-US" w:eastAsia="zh-CN"/>
+        </w:rPr>
+      </w:pPr>
+      <w:r>
+        <w:rPr>
+          <w:rFonts w:hint="eastAsia"/>
+          <w:color w:val="75BD42" w:themeColor="accent4"/>
+          <w:lang w:val="en-US" w:eastAsia="zh-CN"/>
+          <w14:textFill>
+            <w14:solidFill>
+              <w14:schemeClr w14:val="accent4"/>
+            </w14:solidFill>
+          </w14:textFill>
+        </w:rPr>
+        <w:t>详情页的初始状态改为全部取消</w:t>
+      </w:r>
+    </w:p>
+    <w:p>
+      <w:pPr>
+        <w:numPr>
+          <w:ilvl w:val="0"/>
+          <w:numId w:val="2"/>
+        </w:numPr>
+        <w:ind w:left="420" w:leftChars="0" w:firstLine="420" w:firstLineChars="0"/>
+        <w:jc w:val="left"/>
+        <w:rPr>
+          <w:rFonts w:hint="default"/>
+          <w:color w:val="auto"/>
+          <w:highlight w:val="none"/>
+          <w:lang w:val="en-US" w:eastAsia="zh-CN"/>
+        </w:rPr>
+      </w:pPr>
+      <w:r>
+        <w:rPr>
+          <w:rFonts w:hint="eastAsia"/>
+          <w:color w:val="auto"/>
+          <w:highlight w:val="none"/>
+          <w:lang w:val="en-US" w:eastAsia="zh-CN"/>
+        </w:rPr>
+        <w:t>简化多余的实例和代码</w:t>
+      </w:r>
+    </w:p>
+    <w:p>
+      <w:pPr>
+        <w:numPr>
+          <w:ilvl w:val="0"/>
+          <w:numId w:val="2"/>
+        </w:numPr>
+        <w:ind w:left="420" w:leftChars="0" w:firstLine="420" w:firstLineChars="0"/>
+        <w:jc w:val="left"/>
+        <w:rPr>
+          <w:rFonts w:hint="default"/>
+          <w:color w:val="auto"/>
+          <w:highlight w:val="none"/>
+          <w:lang w:val="en-US" w:eastAsia="zh-CN"/>
+        </w:rPr>
+      </w:pPr>
+      <w:r>
+        <w:rPr>
+          <w:rFonts w:hint="eastAsia"/>
+          <w:color w:val="auto"/>
+          <w:highlight w:val="none"/>
+          <w:lang w:val="en-US" w:eastAsia="zh-CN"/>
+        </w:rPr>
+        <w:t>实现多线程</w:t>
+      </w:r>
+    </w:p>
+    <w:p>
+      <w:pPr>
+        <w:numPr>
+          <w:ilvl w:val="0"/>
+          <w:numId w:val="2"/>
+        </w:numPr>
+        <w:ind w:left="420" w:leftChars="0" w:firstLine="420" w:firstLineChars="0"/>
+        <w:jc w:val="left"/>
+        <w:rPr>
+          <w:rFonts w:hint="default"/>
+          <w:color w:val="auto"/>
+          <w:highlight w:val="none"/>
+          <w:lang w:val="en-US" w:eastAsia="zh-CN"/>
+        </w:rPr>
+      </w:pPr>
+      <w:r>
+        <w:rPr>
+          <w:rFonts w:hint="eastAsia"/>
+          <w:color w:val="auto"/>
+          <w:highlight w:val="none"/>
+          <w:lang w:val="en-US" w:eastAsia="zh-CN"/>
+        </w:rPr>
+        <w:t>实现比较页？</w:t>
+      </w:r>
+    </w:p>
+    <w:p>
+      <w:pPr>
+        <w:numPr>
+          <w:ilvl w:val="0"/>
+          <w:numId w:val="2"/>
+        </w:numPr>
+        <w:ind w:left="420" w:leftChars="0" w:firstLine="420" w:firstLineChars="0"/>
+        <w:jc w:val="left"/>
+        <w:rPr>
+          <w:rFonts w:hint="default"/>
+          <w:color w:val="auto"/>
+          <w:highlight w:val="none"/>
+          <w:lang w:val="en-US" w:eastAsia="zh-CN"/>
+        </w:rPr>
+      </w:pPr>
+      <w:r>
+        <w:rPr>
+          <w:rFonts w:hint="eastAsia"/>
+          <w:color w:val="auto"/>
+          <w:highlight w:val="none"/>
+          <w:lang w:val="en-US" w:eastAsia="zh-CN"/>
+        </w:rPr>
+        <w:t>增加窗口的图标和标题</w:t>
+      </w:r>
+    </w:p>
+    <w:p>
+      <w:pPr>
+        <w:numPr>
+          <w:ilvl w:val="0"/>
+          <w:numId w:val="0"/>
+        </w:numPr>
+        <w:ind w:firstLine="420" w:firstLineChars="0"/>
+        <w:jc w:val="left"/>
+        <w:rPr>
+          <w:rFonts w:hint="eastAsia"/>
+          <w:highlight w:val="yellow"/>
+          <w:lang w:val="en-US" w:eastAsia="zh-CN"/>
+        </w:rPr>
+      </w:pPr>
+    </w:p>
+    <w:p>
+      <w:pPr>
+        <w:numPr>
+          <w:ilvl w:val="0"/>
+          <w:numId w:val="0"/>
+        </w:numPr>
+        <w:ind w:firstLine="420" w:firstLineChars="0"/>
+        <w:jc w:val="left"/>
+        <w:rPr>
+          <w:rFonts w:hint="eastAsia"/>
+          <w:highlight w:val="yellow"/>
+          <w:lang w:val="en-US" w:eastAsia="zh-CN"/>
+        </w:rPr>
+      </w:pPr>
+    </w:p>
+    <w:p>
+      <w:pPr>
+        <w:numPr>
+          <w:ilvl w:val="0"/>
+          <w:numId w:val="0"/>
+        </w:numPr>
+        <w:ind w:firstLine="420" w:firstLineChars="0"/>
+        <w:jc w:val="left"/>
+        <w:rPr>
+          <w:rFonts w:hint="eastAsia"/>
+          <w:highlight w:val="yellow"/>
+          <w:lang w:val="en-US" w:eastAsia="zh-CN"/>
+        </w:rPr>
+      </w:pPr>
+    </w:p>
+    <w:p>
+      <w:pPr>
+        <w:numPr>
+          <w:ilvl w:val="0"/>
+          <w:numId w:val="0"/>
+        </w:numPr>
+        <w:ind w:firstLine="420" w:firstLineChars="0"/>
+        <w:jc w:val="left"/>
+        <w:rPr>
+          <w:rFonts w:hint="eastAsia"/>
+          <w:highlight w:val="yellow"/>
+          <w:lang w:val="en-US" w:eastAsia="zh-CN"/>
+        </w:rPr>
+      </w:pPr>
+    </w:p>
+    <w:p>
+      <w:pPr>
+        <w:numPr>
+          <w:ilvl w:val="0"/>
+          <w:numId w:val="0"/>
+        </w:numPr>
+        <w:ind w:firstLine="420" w:firstLineChars="0"/>
+        <w:jc w:val="left"/>
+        <w:rPr>
+          <w:rFonts w:hint="eastAsia"/>
+          <w:highlight w:val="yellow"/>
+          <w:lang w:val="en-US" w:eastAsia="zh-CN"/>
+        </w:rPr>
+      </w:pPr>
+    </w:p>
+    <w:p>
+      <w:pPr>
+        <w:numPr>
+          <w:ilvl w:val="0"/>
+          <w:numId w:val="0"/>
+        </w:numPr>
+        <w:ind w:firstLine="420" w:firstLineChars="0"/>
+        <w:jc w:val="left"/>
+        <w:rPr>
+          <w:rFonts w:hint="eastAsia"/>
+          <w:highlight w:val="yellow"/>
+          <w:lang w:val="en-US" w:eastAsia="zh-CN"/>
+        </w:rPr>
+      </w:pPr>
+    </w:p>
+    <w:p>
+      <w:pPr>
+        <w:numPr>
+          <w:ilvl w:val="0"/>
+          <w:numId w:val="0"/>
+        </w:numPr>
+        <w:ind w:firstLine="420" w:firstLineChars="0"/>
+        <w:jc w:val="left"/>
+        <w:rPr>
+          <w:rFonts w:hint="eastAsia"/>
+          <w:highlight w:val="yellow"/>
+          <w:lang w:val="en-US" w:eastAsia="zh-CN"/>
+        </w:rPr>
+      </w:pPr>
+    </w:p>
+    <w:p>
+      <w:pPr>
+        <w:numPr>
+          <w:ilvl w:val="0"/>
+          <w:numId w:val="0"/>
+        </w:numPr>
+        <w:ind w:firstLine="420" w:firstLineChars="0"/>
+        <w:jc w:val="left"/>
+        <w:rPr>
+          <w:rFonts w:hint="eastAsia"/>
+          <w:highlight w:val="yellow"/>
+          <w:lang w:val="en-US" w:eastAsia="zh-CN"/>
+        </w:rPr>
+      </w:pPr>
+    </w:p>
+    <w:p>
+      <w:pPr>
+        <w:numPr>
+          <w:ilvl w:val="0"/>
+          <w:numId w:val="0"/>
+        </w:numPr>
+        <w:ind w:firstLine="420" w:firstLineChars="0"/>
+        <w:jc w:val="left"/>
+        <w:rPr>
+          <w:rFonts w:hint="eastAsia"/>
+          <w:highlight w:val="yellow"/>
+          <w:lang w:val="en-US" w:eastAsia="zh-CN"/>
+        </w:rPr>
+      </w:pPr>
+    </w:p>
+    <w:p>
+      <w:pPr>
+        <w:numPr>
+          <w:ilvl w:val="0"/>
+          <w:numId w:val="0"/>
+        </w:numPr>
+        <w:ind w:firstLine="420" w:firstLineChars="0"/>
+        <w:jc w:val="left"/>
+        <w:rPr>
+          <w:rFonts w:hint="eastAsia"/>
+          <w:highlight w:val="yellow"/>
+          <w:lang w:val="en-US" w:eastAsia="zh-CN"/>
+        </w:rPr>
+      </w:pPr>
+    </w:p>
+    <w:p>
+      <w:pPr>
+        <w:numPr>
+          <w:ilvl w:val="0"/>
+          <w:numId w:val="0"/>
+        </w:numPr>
+        <w:ind w:firstLine="420" w:firstLineChars="0"/>
+        <w:jc w:val="left"/>
+        <w:rPr>
+          <w:rFonts w:hint="eastAsia"/>
+          <w:highlight w:val="yellow"/>
+          <w:lang w:val="en-US" w:eastAsia="zh-CN"/>
+        </w:rPr>
+      </w:pPr>
+    </w:p>
+    <w:p>
+      <w:pPr>
+        <w:numPr>
+          <w:ilvl w:val="0"/>
+          <w:numId w:val="0"/>
+        </w:numPr>
+        <w:ind w:firstLine="420" w:firstLineChars="0"/>
+        <w:jc w:val="left"/>
+        <w:rPr>
+          <w:rFonts w:hint="eastAsia"/>
+          <w:highlight w:val="yellow"/>
+          <w:lang w:val="en-US" w:eastAsia="zh-CN"/>
+        </w:rPr>
+      </w:pPr>
+    </w:p>
+    <w:p>
+      <w:pPr>
+        <w:rPr>
+          <w:rFonts w:hint="eastAsia"/>
+          <w:highlight w:val="none"/>
+          <w:lang w:val="en-US" w:eastAsia="zh-CN"/>
+        </w:rPr>
+      </w:pPr>
       <w:r>
         <w:rPr>
           <w:rFonts w:hint="eastAsia"/>
@@ -3655,7 +3767,7 @@
     <w:p/>
     <w:sectPr>
       <w:pgSz w:w="11906" w:h="16838"/>
-      <w:pgMar w:top="1440" w:right="1800" w:bottom="1440" w:left="1800" w:header="851" w:footer="992" w:gutter="0"/>
+      <w:pgMar w:top="720" w:right="720" w:bottom="720" w:left="720" w:header="851" w:footer="992" w:gutter="0"/>
       <w:cols w:space="425" w:num="1"/>
       <w:docGrid w:type="lines" w:linePitch="312" w:charSpace="0"/>
     </w:sectPr>

--- a/problem.docx
+++ b/problem.docx
@@ -2263,6 +2263,8 @@
         </w:rPr>
         <w:br w:type="page"/>
       </w:r>
+      <w:bookmarkStart w:id="0" w:name="_GoBack"/>
+      <w:bookmarkEnd w:id="0"/>
     </w:p>
     <w:p>
       <w:pPr>
@@ -2400,17 +2402,27 @@
         <w:jc w:val="left"/>
         <w:rPr>
           <w:rFonts w:hint="default"/>
-          <w:color w:val="auto"/>
-          <w:highlight w:val="none"/>
-          <w:lang w:val="en-US" w:eastAsia="zh-CN"/>
-        </w:rPr>
-      </w:pPr>
-      <w:r>
-        <w:rPr>
-          <w:rFonts w:hint="eastAsia"/>
-          <w:color w:val="auto"/>
-          <w:highlight w:val="none"/>
-          <w:lang w:val="en-US" w:eastAsia="zh-CN"/>
+          <w:color w:val="F2BA02" w:themeColor="accent3"/>
+          <w:highlight w:val="none"/>
+          <w:lang w:val="en-US" w:eastAsia="zh-CN"/>
+          <w14:textFill>
+            <w14:solidFill>
+              <w14:schemeClr w14:val="accent3"/>
+            </w14:solidFill>
+          </w14:textFill>
+        </w:rPr>
+      </w:pPr>
+      <w:r>
+        <w:rPr>
+          <w:rFonts w:hint="eastAsia"/>
+          <w:color w:val="F2BA02" w:themeColor="accent3"/>
+          <w:highlight w:val="none"/>
+          <w:lang w:val="en-US" w:eastAsia="zh-CN"/>
+          <w14:textFill>
+            <w14:solidFill>
+              <w14:schemeClr w14:val="accent3"/>
+            </w14:solidFill>
+          </w14:textFill>
         </w:rPr>
         <w:t>封装常用的功能为函数。</w:t>
       </w:r>
@@ -2485,17 +2497,27 @@
         <w:jc w:val="left"/>
         <w:rPr>
           <w:rFonts w:hint="default"/>
-          <w:color w:val="auto"/>
-          <w:highlight w:val="none"/>
-          <w:lang w:val="en-US" w:eastAsia="zh-CN"/>
-        </w:rPr>
-      </w:pPr>
-      <w:r>
-        <w:rPr>
-          <w:rFonts w:hint="eastAsia"/>
-          <w:color w:val="auto"/>
-          <w:highlight w:val="none"/>
-          <w:lang w:val="en-US" w:eastAsia="zh-CN"/>
+          <w:color w:val="F2BA02" w:themeColor="accent3"/>
+          <w:highlight w:val="none"/>
+          <w:lang w:val="en-US" w:eastAsia="zh-CN"/>
+          <w14:textFill>
+            <w14:solidFill>
+              <w14:schemeClr w14:val="accent3"/>
+            </w14:solidFill>
+          </w14:textFill>
+        </w:rPr>
+      </w:pPr>
+      <w:r>
+        <w:rPr>
+          <w:rFonts w:hint="eastAsia"/>
+          <w:color w:val="F2BA02" w:themeColor="accent3"/>
+          <w:highlight w:val="none"/>
+          <w:lang w:val="en-US" w:eastAsia="zh-CN"/>
+          <w14:textFill>
+            <w14:solidFill>
+              <w14:schemeClr w14:val="accent3"/>
+            </w14:solidFill>
+          </w14:textFill>
         </w:rPr>
         <w:t>修复列不能正确隐藏的问题（部分完成）</w:t>
       </w:r>
@@ -2794,8 +2816,6 @@
         </w:rPr>
         <w:t>考虑使用多线程并优化维护代码使更新表格的时间变短，但是看起来不治本。</w:t>
       </w:r>
-      <w:bookmarkStart w:id="0" w:name="_GoBack"/>
-      <w:bookmarkEnd w:id="0"/>
     </w:p>
     <w:p>
       <w:pPr>
@@ -2961,17 +2981,27 @@
         <w:jc w:val="left"/>
         <w:rPr>
           <w:rFonts w:hint="default"/>
-          <w:color w:val="auto"/>
-          <w:highlight w:val="none"/>
-          <w:lang w:val="en-US" w:eastAsia="zh-CN"/>
-        </w:rPr>
-      </w:pPr>
-      <w:r>
-        <w:rPr>
-          <w:rFonts w:hint="eastAsia"/>
-          <w:color w:val="auto"/>
-          <w:highlight w:val="none"/>
-          <w:lang w:val="en-US" w:eastAsia="zh-CN"/>
+          <w:color w:val="F2BA02" w:themeColor="accent3"/>
+          <w:highlight w:val="none"/>
+          <w:lang w:val="en-US" w:eastAsia="zh-CN"/>
+          <w14:textFill>
+            <w14:solidFill>
+              <w14:schemeClr w14:val="accent3"/>
+            </w14:solidFill>
+          </w14:textFill>
+        </w:rPr>
+      </w:pPr>
+      <w:r>
+        <w:rPr>
+          <w:rFonts w:hint="eastAsia"/>
+          <w:color w:val="F2BA02" w:themeColor="accent3"/>
+          <w:highlight w:val="none"/>
+          <w:lang w:val="en-US" w:eastAsia="zh-CN"/>
+          <w14:textFill>
+            <w14:solidFill>
+              <w14:schemeClr w14:val="accent3"/>
+            </w14:solidFill>
+          </w14:textFill>
         </w:rPr>
         <w:t>简化多余的实例和代码</w:t>
       </w:r>

--- a/problem.docx
+++ b/problem.docx
@@ -938,7 +938,7 @@
           <w:rFonts w:hint="eastAsia"/>
           <w:lang w:val="en-US" w:eastAsia="zh-CN"/>
         </w:rPr>
-        <w:t>另外，发现C#代码刚开始读数据的时候因为showField为0一直在RemovePointerToEndOfDescriptor()，正在理解动机。</w:t>
+        <w:t>另外，发现C#代码刚开始读数据的时候因为showField为0一直在RemovePointerToEndOfDescriptor()，作用是在Field未显示（表现为树状图中未勾选）时，不进行数据的解析。</w:t>
       </w:r>
     </w:p>
     <w:p>
@@ -2263,8 +2263,6 @@
         </w:rPr>
         <w:br w:type="page"/>
       </w:r>
-      <w:bookmarkStart w:id="0" w:name="_GoBack"/>
-      <w:bookmarkEnd w:id="0"/>
     </w:p>
     <w:p>
       <w:pPr>
@@ -2732,6 +2730,111 @@
         <w:jc w:val="left"/>
         <w:rPr>
           <w:rFonts w:hint="default"/>
+          <w:color w:val="75BD42" w:themeColor="accent4"/>
+          <w:highlight w:val="none"/>
+          <w:lang w:val="en-US" w:eastAsia="zh-CN"/>
+          <w14:textFill>
+            <w14:solidFill>
+              <w14:schemeClr w14:val="accent4"/>
+            </w14:solidFill>
+          </w14:textFill>
+        </w:rPr>
+      </w:pPr>
+      <w:r>
+        <w:rPr>
+          <w:rFonts w:hint="eastAsia"/>
+          <w:color w:val="75BD42" w:themeColor="accent4"/>
+          <w:highlight w:val="none"/>
+          <w:lang w:val="en-US" w:eastAsia="zh-CN"/>
+          <w14:textFill>
+            <w14:solidFill>
+              <w14:schemeClr w14:val="accent4"/>
+            </w14:solidFill>
+          </w14:textFill>
+        </w:rPr>
+        <w:t>修正主界面的排序规则</w:t>
+      </w:r>
+    </w:p>
+    <w:p>
+      <w:pPr>
+        <w:numPr>
+          <w:ilvl w:val="0"/>
+          <w:numId w:val="2"/>
+        </w:numPr>
+        <w:ind w:left="420" w:leftChars="0" w:firstLine="420" w:firstLineChars="0"/>
+        <w:jc w:val="left"/>
+        <w:rPr>
+          <w:rFonts w:hint="default"/>
+          <w:color w:val="75BD42" w:themeColor="accent4"/>
+          <w:highlight w:val="none"/>
+          <w:lang w:val="en-US" w:eastAsia="zh-CN"/>
+          <w14:textFill>
+            <w14:solidFill>
+              <w14:schemeClr w14:val="accent4"/>
+            </w14:solidFill>
+          </w14:textFill>
+        </w:rPr>
+      </w:pPr>
+      <w:r>
+        <w:rPr>
+          <w:rFonts w:hint="eastAsia"/>
+          <w:color w:val="75BD42" w:themeColor="accent4"/>
+          <w:highlight w:val="none"/>
+          <w:lang w:val="en-US" w:eastAsia="zh-CN"/>
+          <w14:textFill>
+            <w14:solidFill>
+              <w14:schemeClr w14:val="accent4"/>
+            </w14:solidFill>
+          </w14:textFill>
+        </w:rPr>
+        <w:t>修改主界面的维护方式（目前会影响双击操作）</w:t>
+      </w:r>
+    </w:p>
+    <w:p>
+      <w:pPr>
+        <w:numPr>
+          <w:ilvl w:val="2"/>
+          <w:numId w:val="2"/>
+        </w:numPr>
+        <w:ind w:left="1260" w:leftChars="0" w:firstLine="420" w:firstLineChars="0"/>
+        <w:jc w:val="left"/>
+        <w:rPr>
+          <w:rFonts w:hint="default"/>
+          <w:color w:val="75BD42" w:themeColor="accent4"/>
+          <w:highlight w:val="none"/>
+          <w:lang w:val="en-US" w:eastAsia="zh-CN"/>
+          <w14:textFill>
+            <w14:solidFill>
+              <w14:schemeClr w14:val="accent4"/>
+            </w14:solidFill>
+          </w14:textFill>
+        </w:rPr>
+      </w:pPr>
+      <w:r>
+        <w:rPr>
+          <w:rFonts w:hint="eastAsia"/>
+          <w:color w:val="75BD42" w:themeColor="accent4"/>
+          <w:highlight w:val="none"/>
+          <w:lang w:val="en-US" w:eastAsia="zh-CN"/>
+          <w14:textFill>
+            <w14:solidFill>
+              <w14:schemeClr w14:val="accent4"/>
+            </w14:solidFill>
+          </w14:textFill>
+        </w:rPr>
+        <w:t>使用了QSortFilterProxyModel来实现。</w:t>
+      </w:r>
+    </w:p>
+    <w:p>
+      <w:pPr>
+        <w:numPr>
+          <w:ilvl w:val="0"/>
+          <w:numId w:val="2"/>
+        </w:numPr>
+        <w:ind w:left="420" w:leftChars="0" w:firstLine="420" w:firstLineChars="0"/>
+        <w:jc w:val="left"/>
+        <w:rPr>
+          <w:rFonts w:hint="default"/>
           <w:color w:val="auto"/>
           <w:highlight w:val="none"/>
           <w:lang w:val="en-US" w:eastAsia="zh-CN"/>
@@ -2744,7 +2847,136 @@
           <w:highlight w:val="none"/>
           <w:lang w:val="en-US" w:eastAsia="zh-CN"/>
         </w:rPr>
-        <w:t>修正主界面的排序规则</w:t>
+        <w:t>重写读取静态数据的函数，使读描述符信息、结构体信息与原C#的基本相符（正在考虑必要性）</w:t>
+      </w:r>
+    </w:p>
+    <w:p>
+      <w:pPr>
+        <w:numPr>
+          <w:ilvl w:val="0"/>
+          <w:numId w:val="2"/>
+        </w:numPr>
+        <w:ind w:left="420" w:leftChars="0" w:firstLine="420" w:firstLineChars="0"/>
+        <w:jc w:val="left"/>
+        <w:rPr>
+          <w:rFonts w:hint="default"/>
+          <w:color w:val="auto"/>
+          <w:highlight w:val="none"/>
+          <w:lang w:val="en-US" w:eastAsia="zh-CN"/>
+        </w:rPr>
+      </w:pPr>
+      <w:r>
+        <w:rPr>
+          <w:rFonts w:hint="eastAsia"/>
+          <w:color w:val="auto"/>
+          <w:highlight w:val="none"/>
+          <w:lang w:val="en-US" w:eastAsia="zh-CN"/>
+        </w:rPr>
+        <w:t>重写读取动态数据的函数，使之与新的静态信息相适应</w:t>
+      </w:r>
+    </w:p>
+    <w:p>
+      <w:pPr>
+        <w:numPr>
+          <w:ilvl w:val="0"/>
+          <w:numId w:val="2"/>
+        </w:numPr>
+        <w:ind w:left="420" w:leftChars="0" w:firstLine="420" w:firstLineChars="0"/>
+        <w:jc w:val="left"/>
+        <w:rPr>
+          <w:rFonts w:hint="default"/>
+          <w:color w:val="auto"/>
+          <w:highlight w:val="none"/>
+          <w:lang w:val="en-US" w:eastAsia="zh-CN"/>
+        </w:rPr>
+      </w:pPr>
+      <w:r>
+        <w:rPr>
+          <w:rFonts w:hint="eastAsia"/>
+          <w:color w:val="auto"/>
+          <w:highlight w:val="none"/>
+          <w:lang w:val="en-US" w:eastAsia="zh-CN"/>
+        </w:rPr>
+        <w:t>完成对Array的处理</w:t>
+      </w:r>
+    </w:p>
+    <w:p>
+      <w:pPr>
+        <w:numPr>
+          <w:ilvl w:val="0"/>
+          <w:numId w:val="2"/>
+        </w:numPr>
+        <w:ind w:left="420" w:leftChars="0" w:firstLine="420" w:firstLineChars="0"/>
+        <w:jc w:val="left"/>
+        <w:rPr>
+          <w:rFonts w:hint="default"/>
+          <w:color w:val="auto"/>
+          <w:highlight w:val="none"/>
+          <w:lang w:val="en-US" w:eastAsia="zh-CN"/>
+        </w:rPr>
+      </w:pPr>
+      <w:r>
+        <w:rPr>
+          <w:rFonts w:hint="eastAsia"/>
+          <w:color w:val="auto"/>
+          <w:highlight w:val="none"/>
+          <w:lang w:val="en-US" w:eastAsia="zh-CN"/>
+        </w:rPr>
+        <w:t>完成原C#中存在的特殊情况的处理（异常处理、特殊数据如N/A）</w:t>
+      </w:r>
+    </w:p>
+    <w:p>
+      <w:pPr>
+        <w:numPr>
+          <w:ilvl w:val="0"/>
+          <w:numId w:val="2"/>
+        </w:numPr>
+        <w:ind w:left="420" w:leftChars="0" w:firstLine="420" w:firstLineChars="0"/>
+        <w:jc w:val="left"/>
+        <w:rPr>
+          <w:rFonts w:hint="default"/>
+          <w:color w:val="auto"/>
+          <w:highlight w:val="none"/>
+          <w:lang w:val="en-US" w:eastAsia="zh-CN"/>
+        </w:rPr>
+      </w:pPr>
+      <w:r>
+        <w:rPr>
+          <w:rFonts w:hint="eastAsia"/>
+          <w:color w:val="auto"/>
+          <w:highlight w:val="none"/>
+          <w:lang w:val="en-US" w:eastAsia="zh-CN"/>
+        </w:rPr>
+        <w:t>实时切换显示单位</w:t>
+      </w:r>
+    </w:p>
+    <w:p>
+      <w:pPr>
+        <w:numPr>
+          <w:ilvl w:val="0"/>
+          <w:numId w:val="2"/>
+        </w:numPr>
+        <w:ind w:left="420" w:leftChars="0" w:firstLine="420" w:firstLineChars="0"/>
+        <w:jc w:val="left"/>
+        <w:rPr>
+          <w:rFonts w:hint="default"/>
+          <w:color w:val="auto"/>
+          <w:highlight w:val="none"/>
+          <w:lang w:val="en-US" w:eastAsia="zh-CN"/>
+        </w:rPr>
+      </w:pPr>
+      <w:r>
+        <w:rPr>
+          <w:rFonts w:hint="eastAsia"/>
+          <w:color w:val="75BD42" w:themeColor="accent4"/>
+          <w:lang w:val="en-US" w:eastAsia="zh-CN"/>
+          <w14:textFill>
+            <w14:solidFill>
+              <w14:schemeClr w14:val="accent4"/>
+            </w14:solidFill>
+          </w14:textFill>
+        </w:rPr>
+        <w:t>详情页的初始状态改为全部取消</w:t>
       </w:r>
     </w:p>
     <w:p>
@@ -2779,21 +3011,941 @@
             </w14:solidFill>
           </w14:textFill>
         </w:rPr>
-        <w:t>修改主界面的维护方式（目前会影响双击操作）</w:t>
-      </w:r>
-    </w:p>
-    <w:p>
-      <w:pPr>
-        <w:numPr>
-          <w:ilvl w:val="2"/>
+        <w:t>简化多余的实例和代码</w:t>
+      </w:r>
+    </w:p>
+    <w:p>
+      <w:pPr>
+        <w:numPr>
+          <w:ilvl w:val="0"/>
           <w:numId w:val="2"/>
         </w:numPr>
-        <w:ind w:left="1260" w:leftChars="0" w:firstLine="420" w:firstLineChars="0"/>
-        <w:jc w:val="left"/>
-        <w:rPr>
-          <w:rFonts w:hint="default"/>
+        <w:ind w:left="420" w:leftChars="0" w:firstLine="420" w:firstLineChars="0"/>
+        <w:jc w:val="left"/>
+        <w:rPr>
+          <w:rFonts w:hint="default"/>
+          <w:color w:val="auto"/>
+          <w:highlight w:val="none"/>
+          <w:lang w:val="en-US" w:eastAsia="zh-CN"/>
+        </w:rPr>
+      </w:pPr>
+      <w:r>
+        <w:rPr>
+          <w:rFonts w:hint="eastAsia"/>
+          <w:color w:val="auto"/>
+          <w:highlight w:val="none"/>
+          <w:lang w:val="en-US" w:eastAsia="zh-CN"/>
+        </w:rPr>
+        <w:t>实现多线程</w:t>
+      </w:r>
+    </w:p>
+    <w:p>
+      <w:pPr>
+        <w:numPr>
+          <w:ilvl w:val="0"/>
+          <w:numId w:val="2"/>
+        </w:numPr>
+        <w:ind w:left="420" w:leftChars="0" w:firstLine="420" w:firstLineChars="0"/>
+        <w:jc w:val="left"/>
+        <w:rPr>
+          <w:rFonts w:hint="default"/>
+          <w:color w:val="auto"/>
+          <w:highlight w:val="none"/>
+          <w:lang w:val="en-US" w:eastAsia="zh-CN"/>
+        </w:rPr>
+      </w:pPr>
+      <w:r>
+        <w:rPr>
+          <w:rFonts w:hint="eastAsia"/>
+          <w:color w:val="auto"/>
+          <w:highlight w:val="none"/>
+          <w:lang w:val="en-US" w:eastAsia="zh-CN"/>
+        </w:rPr>
+        <w:t>实现比较页？</w:t>
+      </w:r>
+    </w:p>
+    <w:p>
+      <w:pPr>
+        <w:numPr>
+          <w:ilvl w:val="0"/>
+          <w:numId w:val="2"/>
+        </w:numPr>
+        <w:ind w:left="420" w:leftChars="0" w:firstLine="420" w:firstLineChars="0"/>
+        <w:jc w:val="left"/>
+        <w:rPr>
+          <w:rFonts w:hint="default"/>
+          <w:color w:val="auto"/>
+          <w:highlight w:val="none"/>
+          <w:lang w:val="en-US" w:eastAsia="zh-CN"/>
+        </w:rPr>
+      </w:pPr>
+      <w:r>
+        <w:rPr>
+          <w:rFonts w:hint="eastAsia"/>
+          <w:color w:val="auto"/>
+          <w:highlight w:val="none"/>
+          <w:lang w:val="en-US" w:eastAsia="zh-CN"/>
+        </w:rPr>
+        <w:t>增加窗口的图标和标题</w:t>
+      </w:r>
+    </w:p>
+    <w:p>
+      <w:pPr>
+        <w:numPr>
+          <w:ilvl w:val="0"/>
+          <w:numId w:val="0"/>
+        </w:numPr>
+        <w:ind w:firstLine="420" w:firstLineChars="0"/>
+        <w:jc w:val="left"/>
+        <w:rPr>
+          <w:rFonts w:hint="eastAsia"/>
+          <w:highlight w:val="yellow"/>
+          <w:lang w:val="en-US" w:eastAsia="zh-CN"/>
+        </w:rPr>
+      </w:pPr>
+    </w:p>
+    <w:p>
+      <w:pPr>
+        <w:numPr>
+          <w:ilvl w:val="0"/>
+          <w:numId w:val="0"/>
+        </w:numPr>
+        <w:ind w:firstLine="420" w:firstLineChars="0"/>
+        <w:jc w:val="left"/>
+        <w:rPr>
+          <w:rFonts w:hint="eastAsia"/>
+          <w:lang w:val="en-US" w:eastAsia="zh-CN"/>
+        </w:rPr>
+      </w:pPr>
+      <w:r>
+        <w:rPr>
+          <w:rFonts w:hint="eastAsia"/>
+          <w:lang w:val="en-US" w:eastAsia="zh-CN"/>
+        </w:rPr>
+        <w:t>临时问题：</w:t>
+      </w:r>
+    </w:p>
+    <w:p>
+      <w:pPr>
+        <w:numPr>
+          <w:ilvl w:val="0"/>
+          <w:numId w:val="3"/>
+        </w:numPr>
+        <w:ind w:left="420" w:leftChars="0" w:firstLine="420" w:firstLineChars="0"/>
+        <w:jc w:val="left"/>
+        <w:rPr>
+          <w:rFonts w:hint="default"/>
+          <w:color w:val="75BD42" w:themeColor="accent4"/>
+          <w:lang w:val="en-US" w:eastAsia="zh-CN"/>
+          <w14:textFill>
+            <w14:solidFill>
+              <w14:schemeClr w14:val="accent4"/>
+            </w14:solidFill>
+          </w14:textFill>
+        </w:rPr>
+      </w:pPr>
+      <w:r>
+        <w:rPr>
+          <w:rFonts w:hint="eastAsia"/>
+          <w:color w:val="75BD42" w:themeColor="accent4"/>
+          <w:lang w:val="en-US" w:eastAsia="zh-CN"/>
+          <w14:textFill>
+            <w14:solidFill>
+              <w14:schemeClr w14:val="accent4"/>
+            </w14:solidFill>
+          </w14:textFill>
+        </w:rPr>
+        <w:t>getEntityData时的FieldList内容有问题，疑似appendField函数有错误。（可参考IFFTransporder）</w:t>
+      </w:r>
+    </w:p>
+    <w:p>
+      <w:pPr>
+        <w:numPr>
+          <w:ilvl w:val="1"/>
+          <w:numId w:val="3"/>
+        </w:numPr>
+        <w:ind w:left="840" w:leftChars="0" w:firstLine="420" w:firstLineChars="0"/>
+        <w:jc w:val="left"/>
+        <w:rPr>
+          <w:rFonts w:hint="default"/>
+          <w:color w:val="75BD42" w:themeColor="accent4"/>
+          <w:lang w:val="en-US" w:eastAsia="zh-CN"/>
+          <w14:textFill>
+            <w14:solidFill>
+              <w14:schemeClr w14:val="accent4"/>
+            </w14:solidFill>
+          </w14:textFill>
+        </w:rPr>
+      </w:pPr>
+      <w:r>
+        <w:rPr>
+          <w:rFonts w:hint="eastAsia"/>
+          <w:color w:val="75BD42" w:themeColor="accent4"/>
+          <w:lang w:val="en-US" w:eastAsia="zh-CN"/>
+          <w14:textFill>
+            <w14:solidFill>
+              <w14:schemeClr w14:val="accent4"/>
+            </w14:solidFill>
+          </w14:textFill>
+        </w:rPr>
+        <w:t>调试后发现是忘记写对结构体Array的Field的处理了，已经进行了修改。</w:t>
+      </w:r>
+    </w:p>
+    <w:p>
+      <w:pPr>
+        <w:numPr>
+          <w:ilvl w:val="0"/>
+          <w:numId w:val="3"/>
+        </w:numPr>
+        <w:ind w:left="420" w:leftChars="0" w:firstLine="420" w:firstLineChars="0"/>
+        <w:jc w:val="left"/>
+        <w:rPr>
+          <w:rFonts w:hint="eastAsia"/>
+          <w:lang w:val="en-US" w:eastAsia="zh-CN"/>
+        </w:rPr>
+      </w:pPr>
+      <w:r>
+        <w:rPr>
+          <w:rFonts w:hint="eastAsia"/>
+          <w:lang w:val="en-US" w:eastAsia="zh-CN"/>
+        </w:rPr>
+        <w:t>调试时发现一个ALen的解析不对，这个位置应该是N/A的空数组，但是解析出的数组长度ALen为一个很大的值。</w:t>
+      </w:r>
+    </w:p>
+    <w:p>
+      <w:pPr>
+        <w:numPr>
+          <w:ilvl w:val="0"/>
+          <w:numId w:val="0"/>
+        </w:numPr>
+        <w:ind w:left="840" w:leftChars="0" w:firstLine="420" w:firstLineChars="0"/>
+        <w:jc w:val="left"/>
+        <w:rPr>
+          <w:rFonts w:hint="eastAsia"/>
+          <w:lang w:val="en-US" w:eastAsia="zh-CN"/>
+        </w:rPr>
+      </w:pPr>
+      <w:r>
+        <w:rPr>
+          <w:rFonts w:hint="eastAsia"/>
+          <w:lang w:val="en-US" w:eastAsia="zh-CN"/>
+        </w:rPr>
+        <w:drawing>
+          <wp:inline distT="0" distB="0" distL="114300" distR="114300">
+            <wp:extent cx="3779520" cy="736600"/>
+            <wp:effectExtent l="9525" t="9525" r="20955" b="15875"/>
+            <wp:docPr id="1" name="图片 1" descr="{AA506001-7AD7-4905-82DA-26DB3557A620}"/>
+            <wp:cNvGraphicFramePr>
+              <a:graphicFrameLocks xmlns:a="http://schemas.openxmlformats.org/drawingml/2006/main" noChangeAspect="1"/>
+            </wp:cNvGraphicFramePr>
+            <a:graphic xmlns:a="http://schemas.openxmlformats.org/drawingml/2006/main">
+              <a:graphicData uri="http://schemas.openxmlformats.org/drawingml/2006/picture">
+                <pic:pic xmlns:pic="http://schemas.openxmlformats.org/drawingml/2006/picture">
+                  <pic:nvPicPr>
+                    <pic:cNvPr id="1" name="图片 1" descr="{AA506001-7AD7-4905-82DA-26DB3557A620}"/>
+                    <pic:cNvPicPr>
+                      <a:picLocks noChangeAspect="1"/>
+                    </pic:cNvPicPr>
+                  </pic:nvPicPr>
+                  <pic:blipFill>
+                    <a:blip r:embed="rId25"/>
+                    <a:stretch>
+                      <a:fillRect/>
+                    </a:stretch>
+                  </pic:blipFill>
+                  <pic:spPr>
+                    <a:xfrm>
+                      <a:off x="0" y="0"/>
+                      <a:ext cx="3779520" cy="736600"/>
+                    </a:xfrm>
+                    <a:prstGeom prst="rect">
+                      <a:avLst/>
+                    </a:prstGeom>
+                    <a:ln w="1270">
+                      <a:solidFill>
+                        <a:schemeClr val="accent1"/>
+                      </a:solidFill>
+                    </a:ln>
+                  </pic:spPr>
+                </pic:pic>
+              </a:graphicData>
+            </a:graphic>
+          </wp:inline>
+        </w:drawing>
+      </w:r>
+    </w:p>
+    <w:p>
+      <w:pPr>
+        <w:numPr>
+          <w:ilvl w:val="0"/>
+          <w:numId w:val="0"/>
+        </w:numPr>
+        <w:ind w:left="840" w:leftChars="0" w:firstLine="420" w:firstLineChars="0"/>
+        <w:jc w:val="left"/>
+        <w:rPr>
+          <w:rFonts w:hint="eastAsia"/>
+          <w:lang w:val="en-US" w:eastAsia="zh-CN"/>
+        </w:rPr>
+      </w:pPr>
+      <w:r>
+        <w:rPr>
+          <w:rFonts w:hint="eastAsia"/>
+          <w:lang w:val="en-US" w:eastAsia="zh-CN"/>
+        </w:rPr>
+        <w:t>但是后来一步一步调试到这个位置的时候又没异常了，还有的时候异常会提前或延后出现。</w:t>
+      </w:r>
+    </w:p>
+    <w:p>
+      <w:pPr>
+        <w:numPr>
+          <w:ilvl w:val="0"/>
+          <w:numId w:val="0"/>
+        </w:numPr>
+        <w:ind w:left="840" w:leftChars="0" w:firstLine="420" w:firstLineChars="0"/>
+        <w:jc w:val="left"/>
+        <w:rPr>
+          <w:rFonts w:hint="eastAsia"/>
+          <w:lang w:val="en-US" w:eastAsia="zh-CN"/>
+        </w:rPr>
+      </w:pPr>
+      <w:r>
+        <w:rPr>
+          <w:rFonts w:hint="eastAsia"/>
+          <w:lang w:val="en-US" w:eastAsia="zh-CN"/>
+        </w:rPr>
+        <w:t>然后在调试CS代码的时候，发现GetEntityData一直堵在调试处，导致没办法在调试状态下勾选树状图里的描述符和Field。</w:t>
+      </w:r>
+    </w:p>
+    <w:p>
+      <w:pPr>
+        <w:numPr>
+          <w:ilvl w:val="0"/>
+          <w:numId w:val="3"/>
+        </w:numPr>
+        <w:ind w:left="420" w:leftChars="0" w:firstLine="420" w:firstLineChars="0"/>
+        <w:jc w:val="left"/>
+        <w:rPr>
+          <w:rFonts w:hint="eastAsia"/>
+          <w:lang w:val="en-US" w:eastAsia="zh-CN"/>
+        </w:rPr>
+      </w:pPr>
+      <w:r>
+        <w:rPr>
+          <w:rFonts w:hint="eastAsia"/>
+          <w:lang w:val="en-US" w:eastAsia="zh-CN"/>
+        </w:rPr>
+        <w:t>发现Scenario有错误.</w:t>
+      </w:r>
+    </w:p>
+    <w:p>
+      <w:pPr>
+        <w:numPr>
+          <w:ilvl w:val="0"/>
+          <w:numId w:val="0"/>
+        </w:numPr>
+        <w:ind w:left="840" w:leftChars="0" w:firstLine="420" w:firstLineChars="0"/>
+        <w:jc w:val="left"/>
+        <w:rPr>
+          <w:rFonts w:hint="default" w:eastAsiaTheme="minorEastAsia"/>
+          <w:lang w:val="en-US" w:eastAsia="zh-CN"/>
+        </w:rPr>
+      </w:pPr>
+      <w:r>
+        <w:rPr>
+          <w:rFonts w:hint="eastAsia"/>
+          <w:lang w:val="en-US" w:eastAsia="zh-CN"/>
+        </w:rPr>
+        <w:t>C#的内存</w:t>
+      </w:r>
+    </w:p>
+    <w:p>
+      <w:pPr>
+        <w:numPr>
+          <w:ilvl w:val="0"/>
+          <w:numId w:val="0"/>
+        </w:numPr>
+        <w:ind w:left="840" w:leftChars="0" w:firstLine="420" w:firstLineChars="0"/>
+        <w:jc w:val="left"/>
+      </w:pPr>
+      <w:r>
+        <w:drawing>
+          <wp:inline distT="0" distB="0" distL="114300" distR="114300">
+            <wp:extent cx="6056630" cy="1632585"/>
+            <wp:effectExtent l="0" t="0" r="1270" b="5715"/>
+            <wp:docPr id="4" name="图片 1"/>
+            <wp:cNvGraphicFramePr>
+              <a:graphicFrameLocks xmlns:a="http://schemas.openxmlformats.org/drawingml/2006/main" noChangeAspect="1"/>
+            </wp:cNvGraphicFramePr>
+            <a:graphic xmlns:a="http://schemas.openxmlformats.org/drawingml/2006/main">
+              <a:graphicData uri="http://schemas.openxmlformats.org/drawingml/2006/picture">
+                <pic:pic xmlns:pic="http://schemas.openxmlformats.org/drawingml/2006/picture">
+                  <pic:nvPicPr>
+                    <pic:cNvPr id="4" name="图片 1"/>
+                    <pic:cNvPicPr>
+                      <a:picLocks noChangeAspect="1"/>
+                    </pic:cNvPicPr>
+                  </pic:nvPicPr>
+                  <pic:blipFill>
+                    <a:blip r:embed="rId26"/>
+                    <a:stretch>
+                      <a:fillRect/>
+                    </a:stretch>
+                  </pic:blipFill>
+                  <pic:spPr>
+                    <a:xfrm>
+                      <a:off x="0" y="0"/>
+                      <a:ext cx="6056630" cy="1632585"/>
+                    </a:xfrm>
+                    <a:prstGeom prst="rect">
+                      <a:avLst/>
+                    </a:prstGeom>
+                    <a:noFill/>
+                    <a:ln>
+                      <a:noFill/>
+                    </a:ln>
+                  </pic:spPr>
+                </pic:pic>
+              </a:graphicData>
+            </a:graphic>
+          </wp:inline>
+        </w:drawing>
+      </w:r>
+    </w:p>
+    <w:p>
+      <w:pPr>
+        <w:numPr>
+          <w:ilvl w:val="0"/>
+          <w:numId w:val="0"/>
+        </w:numPr>
+        <w:ind w:left="840" w:leftChars="0" w:firstLine="420" w:firstLineChars="0"/>
+        <w:jc w:val="left"/>
+        <w:rPr>
+          <w:rFonts w:hint="eastAsia"/>
+          <w:lang w:val="en-US" w:eastAsia="zh-CN"/>
+        </w:rPr>
+      </w:pPr>
+      <w:r>
+        <w:rPr>
+          <w:rFonts w:hint="eastAsia"/>
+          <w:lang w:val="en-US" w:eastAsia="zh-CN"/>
+        </w:rPr>
+        <w:t>C++的内存</w:t>
+      </w:r>
+    </w:p>
+    <w:p>
+      <w:pPr>
+        <w:numPr>
+          <w:ilvl w:val="0"/>
+          <w:numId w:val="0"/>
+        </w:numPr>
+        <w:ind w:left="840" w:leftChars="0" w:firstLine="420" w:firstLineChars="0"/>
+        <w:jc w:val="left"/>
+        <w:rPr>
+          <w:rFonts w:hint="eastAsia"/>
+          <w:lang w:val="en-US" w:eastAsia="zh-CN"/>
+        </w:rPr>
+      </w:pPr>
+      <w:r>
+        <w:drawing>
+          <wp:inline distT="0" distB="0" distL="114300" distR="114300">
+            <wp:extent cx="6086475" cy="1618615"/>
+            <wp:effectExtent l="0" t="0" r="9525" b="635"/>
+            <wp:docPr id="9" name="图片 2"/>
+            <wp:cNvGraphicFramePr>
+              <a:graphicFrameLocks xmlns:a="http://schemas.openxmlformats.org/drawingml/2006/main" noChangeAspect="1"/>
+            </wp:cNvGraphicFramePr>
+            <a:graphic xmlns:a="http://schemas.openxmlformats.org/drawingml/2006/main">
+              <a:graphicData uri="http://schemas.openxmlformats.org/drawingml/2006/picture">
+                <pic:pic xmlns:pic="http://schemas.openxmlformats.org/drawingml/2006/picture">
+                  <pic:nvPicPr>
+                    <pic:cNvPr id="9" name="图片 2"/>
+                    <pic:cNvPicPr>
+                      <a:picLocks noChangeAspect="1"/>
+                    </pic:cNvPicPr>
+                  </pic:nvPicPr>
+                  <pic:blipFill>
+                    <a:blip r:embed="rId27"/>
+                    <a:stretch>
+                      <a:fillRect/>
+                    </a:stretch>
+                  </pic:blipFill>
+                  <pic:spPr>
+                    <a:xfrm>
+                      <a:off x="0" y="0"/>
+                      <a:ext cx="6086475" cy="1618615"/>
+                    </a:xfrm>
+                    <a:prstGeom prst="rect">
+                      <a:avLst/>
+                    </a:prstGeom>
+                    <a:noFill/>
+                    <a:ln>
+                      <a:noFill/>
+                    </a:ln>
+                  </pic:spPr>
+                </pic:pic>
+              </a:graphicData>
+            </a:graphic>
+          </wp:inline>
+        </w:drawing>
+      </w:r>
+    </w:p>
+    <w:p>
+      <w:pPr>
+        <w:numPr>
+          <w:ilvl w:val="0"/>
+          <w:numId w:val="0"/>
+        </w:numPr>
+        <w:ind w:left="840" w:leftChars="0" w:firstLine="420" w:firstLineChars="0"/>
+        <w:jc w:val="left"/>
+        <w:rPr>
+          <w:rFonts w:hint="eastAsia"/>
+          <w:lang w:val="en-US" w:eastAsia="zh-CN"/>
+        </w:rPr>
+      </w:pPr>
+      <w:r>
+        <w:rPr>
+          <w:rFonts w:hint="eastAsia"/>
+          <w:lang w:val="en-US" w:eastAsia="zh-CN"/>
+        </w:rPr>
+        <w:t>PlayerControl后面一致，但是已超出了BUffer的范围。C#里的内存没找到02(这个实体的MET_ID)，同时C#此时是不会去读这段Buffer的，所以这段内存应该是无效的，要以C++读到的内存为准，以C#读到的结果数据为准（暂时找不到C#读数据的过程）。</w:t>
+      </w:r>
+    </w:p>
+    <w:p>
+      <w:pPr>
+        <w:numPr>
+          <w:ilvl w:val="0"/>
+          <w:numId w:val="0"/>
+        </w:numPr>
+        <w:ind w:left="840" w:leftChars="0" w:firstLine="420" w:firstLineChars="0"/>
+        <w:jc w:val="left"/>
+        <w:rPr>
+          <w:rFonts w:hint="eastAsia"/>
+          <w:lang w:val="en-US" w:eastAsia="zh-CN"/>
+        </w:rPr>
+      </w:pPr>
+      <w:r>
+        <w:rPr>
+          <w:rFonts w:hint="eastAsia"/>
+          <w:lang w:val="en-US" w:eastAsia="zh-CN"/>
+        </w:rPr>
+        <w:t>后来通过修改断点位置找到C#的正确内存：</w:t>
+      </w:r>
+    </w:p>
+    <w:p>
+      <w:pPr>
+        <w:numPr>
+          <w:ilvl w:val="0"/>
+          <w:numId w:val="0"/>
+        </w:numPr>
+        <w:ind w:left="840" w:leftChars="0" w:firstLine="420" w:firstLineChars="0"/>
+        <w:jc w:val="left"/>
+        <w:rPr>
+          <w:rFonts w:hint="default"/>
+          <w:lang w:val="en-US" w:eastAsia="zh-CN"/>
+        </w:rPr>
+      </w:pPr>
+      <w:r>
+        <w:drawing>
+          <wp:inline distT="0" distB="0" distL="114300" distR="114300">
+            <wp:extent cx="6130925" cy="1499870"/>
+            <wp:effectExtent l="0" t="0" r="3175" b="5080"/>
+            <wp:docPr id="10" name="图片 3"/>
+            <wp:cNvGraphicFramePr>
+              <a:graphicFrameLocks xmlns:a="http://schemas.openxmlformats.org/drawingml/2006/main" noChangeAspect="1"/>
+            </wp:cNvGraphicFramePr>
+            <a:graphic xmlns:a="http://schemas.openxmlformats.org/drawingml/2006/main">
+              <a:graphicData uri="http://schemas.openxmlformats.org/drawingml/2006/picture">
+                <pic:pic xmlns:pic="http://schemas.openxmlformats.org/drawingml/2006/picture">
+                  <pic:nvPicPr>
+                    <pic:cNvPr id="10" name="图片 3"/>
+                    <pic:cNvPicPr>
+                      <a:picLocks noChangeAspect="1"/>
+                    </pic:cNvPicPr>
+                  </pic:nvPicPr>
+                  <pic:blipFill>
+                    <a:blip r:embed="rId28"/>
+                    <a:stretch>
+                      <a:fillRect/>
+                    </a:stretch>
+                  </pic:blipFill>
+                  <pic:spPr>
+                    <a:xfrm>
+                      <a:off x="0" y="0"/>
+                      <a:ext cx="6130925" cy="1499870"/>
+                    </a:xfrm>
+                    <a:prstGeom prst="rect">
+                      <a:avLst/>
+                    </a:prstGeom>
+                    <a:noFill/>
+                    <a:ln>
+                      <a:noFill/>
+                    </a:ln>
+                  </pic:spPr>
+                </pic:pic>
+              </a:graphicData>
+            </a:graphic>
+          </wp:inline>
+        </w:drawing>
+      </w:r>
+    </w:p>
+    <w:p>
+      <w:pPr>
+        <w:numPr>
+          <w:ilvl w:val="0"/>
+          <w:numId w:val="0"/>
+        </w:numPr>
+        <w:ind w:left="840" w:leftChars="0" w:firstLine="420" w:firstLineChars="0"/>
+        <w:jc w:val="left"/>
+        <w:rPr>
+          <w:rFonts w:hint="default"/>
+          <w:lang w:val="en-US" w:eastAsia="zh-CN"/>
+        </w:rPr>
+      </w:pPr>
+      <w:r>
+        <w:rPr>
+          <w:rFonts w:hint="eastAsia"/>
+          <w:lang w:val="en-US" w:eastAsia="zh-CN"/>
+        </w:rPr>
+        <w:t>前面多了5字节数据是因为C#的此处的CurrentPos=5，实际上可以正确读到数据。</w:t>
+      </w:r>
+    </w:p>
+    <w:p>
+      <w:pPr>
+        <w:numPr>
+          <w:ilvl w:val="0"/>
+          <w:numId w:val="0"/>
+        </w:numPr>
+        <w:ind w:left="840" w:leftChars="0" w:firstLine="420" w:firstLineChars="0"/>
+        <w:jc w:val="left"/>
+        <w:rPr>
+          <w:rFonts w:hint="default"/>
+          <w:lang w:val="en-US" w:eastAsia="zh-CN"/>
+        </w:rPr>
+      </w:pPr>
+    </w:p>
+    <w:p>
+      <w:pPr>
+        <w:numPr>
+          <w:numId w:val="0"/>
+        </w:numPr>
+        <w:ind w:left="840" w:leftChars="0" w:firstLine="420" w:firstLineChars="0"/>
+        <w:jc w:val="left"/>
+        <w:rPr>
+          <w:rFonts w:hint="default"/>
+          <w:lang w:val="en-US" w:eastAsia="zh-CN"/>
+        </w:rPr>
+      </w:pPr>
+      <w:r>
+        <w:rPr>
+          <w:rFonts w:hint="eastAsia"/>
+          <w:lang w:val="en-US" w:eastAsia="zh-CN"/>
+        </w:rPr>
+        <w:t>调试C++代码发现item与FieldInfo的mapDescriptors的顺序不一致，前者根据字符串排序，后者根据数值排序。同时，发现StructureInfo的vecField则无明显排序规则。不过GBBExplorer里也是这么排序的，这部分应该不会导致错误。</w:t>
+      </w:r>
+    </w:p>
+    <w:p>
+      <w:pPr>
+        <w:numPr>
+          <w:numId w:val="0"/>
+        </w:numPr>
+        <w:ind w:left="840" w:leftChars="0" w:firstLine="420" w:firstLineChars="0"/>
+        <w:jc w:val="left"/>
+        <w:rPr>
+          <w:rFonts w:hint="default"/>
+          <w:lang w:val="en-US" w:eastAsia="zh-CN"/>
+        </w:rPr>
+      </w:pPr>
+      <w:r>
+        <w:rPr>
+          <w:rFonts w:hint="default"/>
+          <w:lang w:val="en-US" w:eastAsia="zh-CN"/>
+        </w:rPr>
+        <w:drawing>
+          <wp:inline distT="0" distB="0" distL="114300" distR="114300">
+            <wp:extent cx="2581275" cy="1626870"/>
+            <wp:effectExtent l="0" t="0" r="9525" b="3175"/>
+            <wp:docPr id="11" name="图片 11" descr="{C39B7AAD-2356-43DF-B0AF-03E3C4143D36}"/>
+            <wp:cNvGraphicFramePr>
+              <a:graphicFrameLocks xmlns:a="http://schemas.openxmlformats.org/drawingml/2006/main" noChangeAspect="1"/>
+            </wp:cNvGraphicFramePr>
+            <a:graphic xmlns:a="http://schemas.openxmlformats.org/drawingml/2006/main">
+              <a:graphicData uri="http://schemas.openxmlformats.org/drawingml/2006/picture">
+                <pic:pic xmlns:pic="http://schemas.openxmlformats.org/drawingml/2006/picture">
+                  <pic:nvPicPr>
+                    <pic:cNvPr id="11" name="图片 11" descr="{C39B7AAD-2356-43DF-B0AF-03E3C4143D36}"/>
+                    <pic:cNvPicPr>
+                      <a:picLocks noChangeAspect="1"/>
+                    </pic:cNvPicPr>
+                  </pic:nvPicPr>
+                  <pic:blipFill>
+                    <a:blip r:embed="rId29"/>
+                    <a:stretch>
+                      <a:fillRect/>
+                    </a:stretch>
+                  </pic:blipFill>
+                  <pic:spPr>
+                    <a:xfrm>
+                      <a:off x="0" y="0"/>
+                      <a:ext cx="2581275" cy="1626870"/>
+                    </a:xfrm>
+                    <a:prstGeom prst="rect">
+                      <a:avLst/>
+                    </a:prstGeom>
+                  </pic:spPr>
+                </pic:pic>
+              </a:graphicData>
+            </a:graphic>
+          </wp:inline>
+        </w:drawing>
+      </w:r>
+      <w:r>
+        <w:rPr>
+          <w:rFonts w:hint="default"/>
+          <w:lang w:val="en-US" w:eastAsia="zh-CN"/>
+        </w:rPr>
+        <w:drawing>
+          <wp:inline distT="0" distB="0" distL="114300" distR="114300">
+            <wp:extent cx="2566035" cy="1612265"/>
+            <wp:effectExtent l="0" t="0" r="3175" b="6985"/>
+            <wp:docPr id="13" name="图片 13" descr="{C68FFBCF-33C1-4A0D-A9E3-35FD83BC67FD}"/>
+            <wp:cNvGraphicFramePr>
+              <a:graphicFrameLocks xmlns:a="http://schemas.openxmlformats.org/drawingml/2006/main" noChangeAspect="1"/>
+            </wp:cNvGraphicFramePr>
+            <a:graphic xmlns:a="http://schemas.openxmlformats.org/drawingml/2006/main">
+              <a:graphicData uri="http://schemas.openxmlformats.org/drawingml/2006/picture">
+                <pic:pic xmlns:pic="http://schemas.openxmlformats.org/drawingml/2006/picture">
+                  <pic:nvPicPr>
+                    <pic:cNvPr id="13" name="图片 13" descr="{C68FFBCF-33C1-4A0D-A9E3-35FD83BC67FD}"/>
+                    <pic:cNvPicPr>
+                      <a:picLocks noChangeAspect="1"/>
+                    </pic:cNvPicPr>
+                  </pic:nvPicPr>
+                  <pic:blipFill>
+                    <a:blip r:embed="rId30"/>
+                    <a:stretch>
+                      <a:fillRect/>
+                    </a:stretch>
+                  </pic:blipFill>
+                  <pic:spPr>
+                    <a:xfrm>
+                      <a:off x="0" y="0"/>
+                      <a:ext cx="2566035" cy="1612265"/>
+                    </a:xfrm>
+                    <a:prstGeom prst="rect">
+                      <a:avLst/>
+                    </a:prstGeom>
+                  </pic:spPr>
+                </pic:pic>
+              </a:graphicData>
+            </a:graphic>
+          </wp:inline>
+        </w:drawing>
+      </w:r>
+      <w:r>
+        <w:rPr>
+          <w:rFonts w:hint="default"/>
+          <w:lang w:val="en-US" w:eastAsia="zh-CN"/>
+        </w:rPr>
+        <w:drawing>
+          <wp:inline distT="0" distB="0" distL="114300" distR="114300">
+            <wp:extent cx="5507355" cy="2293620"/>
+            <wp:effectExtent l="0" t="0" r="8890" b="5715"/>
+            <wp:docPr id="14" name="图片 14" descr="{958F11A2-D754-489D-BFFB-8E08C80514A9}"/>
+            <wp:cNvGraphicFramePr>
+              <a:graphicFrameLocks xmlns:a="http://schemas.openxmlformats.org/drawingml/2006/main" noChangeAspect="1"/>
+            </wp:cNvGraphicFramePr>
+            <a:graphic xmlns:a="http://schemas.openxmlformats.org/drawingml/2006/main">
+              <a:graphicData uri="http://schemas.openxmlformats.org/drawingml/2006/picture">
+                <pic:pic xmlns:pic="http://schemas.openxmlformats.org/drawingml/2006/picture">
+                  <pic:nvPicPr>
+                    <pic:cNvPr id="14" name="图片 14" descr="{958F11A2-D754-489D-BFFB-8E08C80514A9}"/>
+                    <pic:cNvPicPr>
+                      <a:picLocks noChangeAspect="1"/>
+                    </pic:cNvPicPr>
+                  </pic:nvPicPr>
+                  <pic:blipFill>
+                    <a:blip r:embed="rId31"/>
+                    <a:stretch>
+                      <a:fillRect/>
+                    </a:stretch>
+                  </pic:blipFill>
+                  <pic:spPr>
+                    <a:xfrm>
+                      <a:off x="0" y="0"/>
+                      <a:ext cx="5507355" cy="2293620"/>
+                    </a:xfrm>
+                    <a:prstGeom prst="rect">
+                      <a:avLst/>
+                    </a:prstGeom>
+                  </pic:spPr>
+                </pic:pic>
+              </a:graphicData>
+            </a:graphic>
+          </wp:inline>
+        </w:drawing>
+      </w:r>
+    </w:p>
+    <w:p>
+      <w:pPr>
+        <w:numPr>
+          <w:ilvl w:val="0"/>
+          <w:numId w:val="0"/>
+        </w:numPr>
+        <w:ind w:left="420" w:leftChars="0" w:firstLine="420" w:firstLineChars="0"/>
+        <w:jc w:val="left"/>
+        <w:rPr>
+          <w:rFonts w:hint="default"/>
+          <w:lang w:val="en-US" w:eastAsia="zh-CN"/>
+        </w:rPr>
+      </w:pPr>
+    </w:p>
+    <w:p>
+      <w:pPr>
+        <w:numPr>
+          <w:ilvl w:val="0"/>
+          <w:numId w:val="0"/>
+        </w:numPr>
+        <w:ind w:left="420" w:leftChars="0" w:firstLine="420" w:firstLineChars="0"/>
+        <w:jc w:val="left"/>
+        <w:rPr>
+          <w:rFonts w:hint="default"/>
+          <w:lang w:val="en-US" w:eastAsia="zh-CN"/>
+        </w:rPr>
+      </w:pPr>
+    </w:p>
+    <w:p>
+      <w:pPr>
+        <w:numPr>
+          <w:ilvl w:val="0"/>
+          <w:numId w:val="3"/>
+        </w:numPr>
+        <w:ind w:left="420" w:leftChars="0" w:firstLine="420" w:firstLineChars="0"/>
+        <w:jc w:val="left"/>
+        <w:rPr>
+          <w:rFonts w:hint="eastAsia"/>
+          <w:lang w:val="en-US" w:eastAsia="zh-CN"/>
+        </w:rPr>
+      </w:pPr>
+      <w:r>
+        <w:rPr>
+          <w:rFonts w:hint="eastAsia"/>
+          <w:lang w:val="en-US" w:eastAsia="zh-CN"/>
+        </w:rPr>
+        <w:t>CommunicationDevice的显示有错误，从EntityInfo.EntityID开始出错。</w:t>
+      </w:r>
+    </w:p>
+    <w:p>
+      <w:pPr>
+        <w:numPr>
+          <w:numId w:val="0"/>
+        </w:numPr>
+        <w:ind w:left="840" w:leftChars="0"/>
+        <w:jc w:val="left"/>
+        <w:rPr>
+          <w:rFonts w:hint="default"/>
+          <w:lang w:val="en-US" w:eastAsia="zh-CN"/>
+        </w:rPr>
+      </w:pPr>
+      <w:r>
+        <w:drawing>
+          <wp:inline distT="0" distB="0" distL="114300" distR="114300">
+            <wp:extent cx="6542405" cy="778510"/>
+            <wp:effectExtent l="0" t="0" r="10160" b="9525"/>
+            <wp:docPr id="16" name="图片 2"/>
+            <wp:cNvGraphicFramePr>
+              <a:graphicFrameLocks xmlns:a="http://schemas.openxmlformats.org/drawingml/2006/main" noChangeAspect="1"/>
+            </wp:cNvGraphicFramePr>
+            <a:graphic xmlns:a="http://schemas.openxmlformats.org/drawingml/2006/main">
+              <a:graphicData uri="http://schemas.openxmlformats.org/drawingml/2006/picture">
+                <pic:pic xmlns:pic="http://schemas.openxmlformats.org/drawingml/2006/picture">
+                  <pic:nvPicPr>
+                    <pic:cNvPr id="16" name="图片 2"/>
+                    <pic:cNvPicPr>
+                      <a:picLocks noChangeAspect="1"/>
+                    </pic:cNvPicPr>
+                  </pic:nvPicPr>
+                  <pic:blipFill>
+                    <a:blip r:embed="rId32"/>
+                    <a:stretch>
+                      <a:fillRect/>
+                    </a:stretch>
+                  </pic:blipFill>
+                  <pic:spPr>
+                    <a:xfrm>
+                      <a:off x="0" y="0"/>
+                      <a:ext cx="6542405" cy="778510"/>
+                    </a:xfrm>
+                    <a:prstGeom prst="rect">
+                      <a:avLst/>
+                    </a:prstGeom>
+                    <a:noFill/>
+                    <a:ln>
+                      <a:noFill/>
+                    </a:ln>
+                  </pic:spPr>
+                </pic:pic>
+              </a:graphicData>
+            </a:graphic>
+          </wp:inline>
+        </w:drawing>
+      </w:r>
+    </w:p>
+    <w:p>
+      <w:pPr>
+        <w:numPr>
+          <w:numId w:val="0"/>
+        </w:numPr>
+        <w:ind w:left="840" w:leftChars="0"/>
+        <w:jc w:val="left"/>
+        <w:rPr>
+          <w:rFonts w:hint="eastAsia"/>
+          <w:lang w:val="en-US" w:eastAsia="zh-CN"/>
+        </w:rPr>
+      </w:pPr>
+      <w:r>
+        <w:rPr>
+          <w:rFonts w:hint="eastAsia"/>
+          <w:lang w:val="en-US" w:eastAsia="zh-CN"/>
+        </w:rPr>
+        <w:t>从错误之处开始的数据应为22,5,(一个五六位的十进制数),...</w:t>
+      </w:r>
+    </w:p>
+    <w:p>
+      <w:pPr>
+        <w:numPr>
+          <w:numId w:val="0"/>
+        </w:numPr>
+        <w:ind w:left="840" w:leftChars="0"/>
+        <w:jc w:val="left"/>
+        <w:rPr>
+          <w:rFonts w:hint="default"/>
+          <w:lang w:val="en-US" w:eastAsia="zh-CN"/>
+        </w:rPr>
+      </w:pPr>
+      <w:r>
+        <w:rPr>
+          <w:rFonts w:hint="eastAsia"/>
+          <w:lang w:val="en-US" w:eastAsia="zh-CN"/>
+        </w:rPr>
+        <w:t>发现少读了1字节，红色字段应从16开始读而非01。</w:t>
+      </w:r>
+    </w:p>
+    <w:p>
+      <w:pPr>
+        <w:numPr>
+          <w:numId w:val="0"/>
+        </w:numPr>
+        <w:ind w:left="840" w:leftChars="0"/>
+        <w:jc w:val="left"/>
+        <w:rPr>
+          <w:rFonts w:hint="eastAsia"/>
+          <w:lang w:val="en-US" w:eastAsia="zh-CN"/>
+        </w:rPr>
+      </w:pPr>
+      <w:r>
+        <w:rPr>
+          <w:rFonts w:hint="eastAsia"/>
           <w:color w:val="F2BA02" w:themeColor="accent3"/>
-          <w:highlight w:val="none"/>
           <w:lang w:val="en-US" w:eastAsia="zh-CN"/>
           <w14:textFill>
             <w14:solidFill>
@@ -2801,1000 +3953,1628 @@
             </w14:solidFill>
           </w14:textFill>
         </w:rPr>
-      </w:pPr>
-      <w:r>
-        <w:rPr>
-          <w:rFonts w:hint="eastAsia"/>
-          <w:color w:val="F2BA02" w:themeColor="accent3"/>
-          <w:highlight w:val="none"/>
-          <w:lang w:val="en-US" w:eastAsia="zh-CN"/>
-          <w14:textFill>
-            <w14:solidFill>
-              <w14:schemeClr w14:val="accent3"/>
-            </w14:solidFill>
-          </w14:textFill>
-        </w:rPr>
-        <w:t>考虑使用多线程并优化维护代码使更新表格的时间变短，但是看起来不治本。</w:t>
-      </w:r>
-    </w:p>
-    <w:p>
-      <w:pPr>
-        <w:numPr>
-          <w:ilvl w:val="0"/>
-          <w:numId w:val="2"/>
+        <w:t>通过调试C#代码发现关键处理逻辑</w:t>
+      </w:r>
+      <w:r>
+        <w:rPr>
+          <w:rFonts w:hint="eastAsia"/>
+          <w:lang w:val="en-US" w:eastAsia="zh-CN"/>
+        </w:rPr>
+        <w:t>：每个描述符起始读1B，代表该描述符是否已初始化（通过</w:t>
+      </w:r>
+      <w:r>
+        <w:rPr>
+          <w:rFonts w:hint="eastAsia"/>
+        </w:rPr>
+        <w:t>IsDescriptorInitialized</w:t>
+      </w:r>
+      <w:r>
+        <w:rPr>
+          <w:rFonts w:hint="eastAsia"/>
+          <w:lang w:val="en-US" w:eastAsia="zh-CN"/>
+        </w:rPr>
+        <w:t>()函数），若为0，则对应的Field不存在数据（表现为显示N/A），所以真正正确的解析方式应为：</w:t>
+      </w:r>
+      <w:bookmarkStart w:id="0" w:name="_GoBack"/>
+      <w:bookmarkEnd w:id="0"/>
+    </w:p>
+    <w:p>
+      <w:pPr>
+        <w:numPr>
+          <w:numId w:val="0"/>
+        </w:numPr>
+        <w:ind w:left="840" w:leftChars="0"/>
+        <w:jc w:val="left"/>
+        <w:rPr>
+          <w:rFonts w:hint="default"/>
+          <w:lang w:val="en-US" w:eastAsia="zh-CN"/>
+        </w:rPr>
+      </w:pPr>
+    </w:p>
+    <w:p>
+      <w:pPr>
+        <w:numPr>
+          <w:numId w:val="0"/>
+        </w:numPr>
+        <w:ind w:left="840" w:leftChars="0"/>
+        <w:jc w:val="left"/>
+        <w:rPr>
+          <w:rFonts w:hint="default"/>
+          <w:lang w:val="en-US" w:eastAsia="zh-CN"/>
+        </w:rPr>
+      </w:pPr>
+    </w:p>
+    <w:p>
+      <w:pPr>
+        <w:numPr>
+          <w:ilvl w:val="0"/>
+          <w:numId w:val="0"/>
         </w:numPr>
         <w:ind w:left="420" w:leftChars="0" w:firstLine="420" w:firstLineChars="0"/>
         <w:jc w:val="left"/>
         <w:rPr>
-          <w:rFonts w:hint="default"/>
+          <w:rFonts w:hint="eastAsia"/>
+          <w:highlight w:val="yellow"/>
+          <w:lang w:val="en-US" w:eastAsia="zh-CN"/>
+        </w:rPr>
+      </w:pPr>
+    </w:p>
+    <w:p>
+      <w:pPr>
+        <w:numPr>
+          <w:ilvl w:val="0"/>
+          <w:numId w:val="0"/>
+        </w:numPr>
+        <w:ind w:firstLine="420" w:firstLineChars="0"/>
+        <w:jc w:val="left"/>
+        <w:rPr>
+          <w:rFonts w:hint="eastAsia"/>
+          <w:lang w:val="en-US" w:eastAsia="zh-CN"/>
+        </w:rPr>
+      </w:pPr>
+      <w:r>
+        <w:rPr>
+          <w:rFonts w:hint="eastAsia"/>
+          <w:lang w:val="en-US" w:eastAsia="zh-CN"/>
+        </w:rPr>
+        <w:t>一些阅读cs代码的发现：</w:t>
+      </w:r>
+    </w:p>
+    <w:p>
+      <w:pPr>
+        <w:numPr>
+          <w:ilvl w:val="0"/>
+          <w:numId w:val="4"/>
+        </w:numPr>
+        <w:ind w:left="420" w:leftChars="0" w:firstLine="420" w:firstLineChars="0"/>
+        <w:jc w:val="left"/>
+        <w:rPr>
+          <w:rFonts w:hint="eastAsia"/>
+          <w:lang w:val="en-US" w:eastAsia="zh-CN"/>
+        </w:rPr>
+      </w:pPr>
+      <w:r>
+        <w:rPr>
+          <w:rFonts w:hint="eastAsia"/>
+          <w:lang w:val="en-US" w:eastAsia="zh-CN"/>
+        </w:rPr>
+        <w:t>在Array的处理时判断是否为结构体确实同时考虑了是否存在对应的结构信息。</w:t>
+      </w:r>
+    </w:p>
+    <w:p>
+      <w:pPr>
+        <w:numPr>
+          <w:ilvl w:val="0"/>
+          <w:numId w:val="0"/>
+        </w:numPr>
+        <w:ind w:left="1260" w:leftChars="0"/>
+        <w:jc w:val="left"/>
+        <w:rPr>
+          <w:rFonts w:hint="default"/>
+          <w:lang w:val="en-US" w:eastAsia="zh-CN"/>
+        </w:rPr>
+      </w:pPr>
+      <w:r>
+        <w:rPr>
+          <w:rFonts w:hint="eastAsia"/>
+          <w:lang w:val="en-US" w:eastAsia="zh-CN"/>
+        </w:rPr>
+        <w:t>--ArrayDialog.cs的110行</w:t>
+      </w:r>
+    </w:p>
+    <w:p>
+      <w:pPr>
+        <w:numPr>
+          <w:ilvl w:val="0"/>
+          <w:numId w:val="4"/>
+        </w:numPr>
+        <w:ind w:left="420" w:leftChars="0" w:firstLine="420" w:firstLineChars="0"/>
+        <w:jc w:val="left"/>
+        <w:rPr>
+          <w:rFonts w:hint="eastAsia"/>
+          <w:lang w:val="en-US" w:eastAsia="zh-CN"/>
+        </w:rPr>
+      </w:pPr>
+      <w:r>
+        <w:rPr>
+          <w:rFonts w:hint="eastAsia"/>
+          <w:lang w:val="en-US" w:eastAsia="zh-CN"/>
+        </w:rPr>
+        <w:t>DynamicData在ReadRowFromIntPtr处判断是否维数组的方式是类型是否为Array。</w:t>
+      </w:r>
+    </w:p>
+    <w:p>
+      <w:pPr>
+        <w:numPr>
+          <w:ilvl w:val="0"/>
+          <w:numId w:val="4"/>
+        </w:numPr>
+        <w:ind w:left="420" w:leftChars="0" w:firstLine="420" w:firstLineChars="0"/>
+        <w:jc w:val="left"/>
+        <w:rPr>
+          <w:rFonts w:hint="eastAsia"/>
+          <w:lang w:val="en-US" w:eastAsia="zh-CN"/>
+        </w:rPr>
+      </w:pPr>
+      <w:r>
+        <w:rPr>
+          <w:rFonts w:hint="eastAsia" w:asciiTheme="minorHAnsi" w:eastAsiaTheme="minorEastAsia"/>
+          <w:lang w:val="en-US" w:eastAsia="zh-CN"/>
+        </w:rPr>
+        <w:t>DynamicDat</w:t>
+      </w:r>
+      <w:r>
+        <w:rPr>
+          <w:rFonts w:hint="eastAsia"/>
+          <w:lang w:val="en-US" w:eastAsia="zh-CN"/>
+        </w:rPr>
+        <w:t>a有ChangeAllRowToRed的处理</w:t>
+      </w:r>
+    </w:p>
+    <w:p>
+      <w:pPr>
+        <w:numPr>
+          <w:ilvl w:val="0"/>
+          <w:numId w:val="0"/>
+        </w:numPr>
+        <w:ind w:left="1260" w:leftChars="0"/>
+        <w:jc w:val="left"/>
+        <w:rPr>
+          <w:rFonts w:hint="default"/>
+          <w:lang w:val="en-US" w:eastAsia="zh-CN"/>
+        </w:rPr>
+      </w:pPr>
+      <w:r>
+        <w:rPr>
+          <w:rFonts w:hint="eastAsia"/>
+          <w:lang w:val="en-US" w:eastAsia="zh-CN"/>
+        </w:rPr>
+        <w:t>DynamicData的239/255行</w:t>
+      </w:r>
+    </w:p>
+    <w:p>
+      <w:pPr>
+        <w:numPr>
+          <w:ilvl w:val="0"/>
+          <w:numId w:val="0"/>
+        </w:numPr>
+        <w:ind w:left="840" w:leftChars="0" w:firstLine="420" w:firstLineChars="0"/>
+        <w:jc w:val="left"/>
+        <w:rPr>
+          <w:rFonts w:hint="default"/>
+          <w:lang w:val="en-US" w:eastAsia="zh-CN"/>
+        </w:rPr>
+      </w:pPr>
+    </w:p>
+    <w:p>
+      <w:pPr>
+        <w:numPr>
+          <w:ilvl w:val="0"/>
+          <w:numId w:val="0"/>
+        </w:numPr>
+        <w:ind w:firstLine="420" w:firstLineChars="0"/>
+        <w:jc w:val="left"/>
+        <w:rPr>
+          <w:rFonts w:hint="eastAsia"/>
+          <w:highlight w:val="yellow"/>
+          <w:lang w:val="en-US" w:eastAsia="zh-CN"/>
+        </w:rPr>
+      </w:pPr>
+    </w:p>
+    <w:p>
+      <w:pPr>
+        <w:numPr>
+          <w:ilvl w:val="0"/>
+          <w:numId w:val="0"/>
+        </w:numPr>
+        <w:ind w:firstLine="420" w:firstLineChars="0"/>
+        <w:jc w:val="left"/>
+        <w:rPr>
+          <w:rFonts w:hint="eastAsia"/>
+          <w:highlight w:val="yellow"/>
+          <w:lang w:val="en-US" w:eastAsia="zh-CN"/>
+        </w:rPr>
+      </w:pPr>
+    </w:p>
+    <w:p>
+      <w:pPr>
+        <w:numPr>
+          <w:ilvl w:val="0"/>
+          <w:numId w:val="0"/>
+        </w:numPr>
+        <w:ind w:firstLine="420" w:firstLineChars="0"/>
+        <w:jc w:val="left"/>
+        <w:rPr>
+          <w:rFonts w:hint="eastAsia"/>
+          <w:highlight w:val="yellow"/>
+          <w:lang w:val="en-US" w:eastAsia="zh-CN"/>
+        </w:rPr>
+      </w:pPr>
+    </w:p>
+    <w:p>
+      <w:pPr>
+        <w:numPr>
+          <w:ilvl w:val="0"/>
+          <w:numId w:val="0"/>
+        </w:numPr>
+        <w:ind w:firstLine="420" w:firstLineChars="0"/>
+        <w:jc w:val="left"/>
+        <w:rPr>
+          <w:rFonts w:hint="eastAsia"/>
+          <w:highlight w:val="yellow"/>
+          <w:lang w:val="en-US" w:eastAsia="zh-CN"/>
+        </w:rPr>
+      </w:pPr>
+    </w:p>
+    <w:p>
+      <w:pPr>
+        <w:numPr>
+          <w:ilvl w:val="0"/>
+          <w:numId w:val="0"/>
+        </w:numPr>
+        <w:ind w:firstLine="420" w:firstLineChars="0"/>
+        <w:jc w:val="left"/>
+        <w:rPr>
+          <w:rFonts w:hint="eastAsia"/>
+          <w:highlight w:val="yellow"/>
+          <w:lang w:val="en-US" w:eastAsia="zh-CN"/>
+        </w:rPr>
+      </w:pPr>
+    </w:p>
+    <w:p>
+      <w:pPr>
+        <w:numPr>
+          <w:ilvl w:val="0"/>
+          <w:numId w:val="0"/>
+        </w:numPr>
+        <w:ind w:firstLine="420" w:firstLineChars="0"/>
+        <w:jc w:val="left"/>
+        <w:rPr>
+          <w:rFonts w:hint="eastAsia"/>
+          <w:highlight w:val="yellow"/>
+          <w:lang w:val="en-US" w:eastAsia="zh-CN"/>
+        </w:rPr>
+      </w:pPr>
+    </w:p>
+    <w:p>
+      <w:pPr>
+        <w:numPr>
+          <w:ilvl w:val="0"/>
+          <w:numId w:val="0"/>
+        </w:numPr>
+        <w:ind w:firstLine="420" w:firstLineChars="0"/>
+        <w:jc w:val="left"/>
+        <w:rPr>
+          <w:rFonts w:hint="eastAsia"/>
+          <w:highlight w:val="yellow"/>
+          <w:lang w:val="en-US" w:eastAsia="zh-CN"/>
+        </w:rPr>
+      </w:pPr>
+    </w:p>
+    <w:p>
+      <w:pPr>
+        <w:numPr>
+          <w:ilvl w:val="0"/>
+          <w:numId w:val="0"/>
+        </w:numPr>
+        <w:ind w:firstLine="420" w:firstLineChars="0"/>
+        <w:jc w:val="left"/>
+        <w:rPr>
+          <w:rFonts w:hint="eastAsia"/>
+          <w:highlight w:val="yellow"/>
+          <w:lang w:val="en-US" w:eastAsia="zh-CN"/>
+        </w:rPr>
+      </w:pPr>
+    </w:p>
+    <w:p>
+      <w:pPr>
+        <w:numPr>
+          <w:ilvl w:val="0"/>
+          <w:numId w:val="0"/>
+        </w:numPr>
+        <w:ind w:firstLine="420" w:firstLineChars="0"/>
+        <w:jc w:val="left"/>
+        <w:rPr>
+          <w:rFonts w:hint="eastAsia"/>
+          <w:highlight w:val="yellow"/>
+          <w:lang w:val="en-US" w:eastAsia="zh-CN"/>
+        </w:rPr>
+      </w:pPr>
+    </w:p>
+    <w:p>
+      <w:pPr>
+        <w:rPr>
+          <w:rFonts w:hint="eastAsia"/>
+          <w:highlight w:val="none"/>
+          <w:lang w:val="en-US" w:eastAsia="zh-CN"/>
+        </w:rPr>
+      </w:pPr>
+      <w:r>
+        <w:rPr>
+          <w:rFonts w:hint="eastAsia"/>
+          <w:highlight w:val="yellow"/>
+          <w:lang w:val="en-US" w:eastAsia="zh-CN"/>
+        </w:rPr>
+        <w:br w:type="page"/>
+      </w:r>
+      <w:r>
+        <w:rPr>
+          <w:rFonts w:hint="eastAsia"/>
+          <w:highlight w:val="none"/>
+          <w:lang w:val="en-US" w:eastAsia="zh-CN"/>
+        </w:rPr>
+        <w:t>更名：</w:t>
+      </w:r>
+    </w:p>
+    <w:p>
+      <w:pPr>
+        <w:ind w:firstLine="420" w:firstLineChars="0"/>
+        <w:rPr>
+          <w:rFonts w:hint="default"/>
+          <w:highlight w:val="none"/>
+          <w:lang w:val="en-US" w:eastAsia="zh-CN"/>
+        </w:rPr>
+      </w:pPr>
+      <w:r>
+        <w:rPr>
+          <w:rFonts w:hint="eastAsia"/>
+          <w:highlight w:val="none"/>
+          <w:lang w:val="en-US" w:eastAsia="zh-CN"/>
+        </w:rPr>
+        <w:t>tableWidget</w:t>
+      </w:r>
+      <w:r>
+        <w:rPr>
+          <w:rFonts w:hint="eastAsia"/>
+          <w:highlight w:val="none"/>
+          <w:lang w:val="en-US" w:eastAsia="zh-CN"/>
+        </w:rPr>
+        <w:tab/>
+      </w:r>
+      <w:r>
+        <w:rPr>
+          <w:rFonts w:hint="eastAsia"/>
+          <w:highlight w:val="none"/>
+          <w:lang w:val="en-US" w:eastAsia="zh-CN"/>
+        </w:rPr>
+        <w:t>: tableDetail</w:t>
+      </w:r>
+    </w:p>
+    <w:p>
+      <w:pPr>
+        <w:ind w:firstLine="420" w:firstLineChars="0"/>
+        <w:rPr>
+          <w:rFonts w:hint="eastAsia"/>
+          <w:highlight w:val="none"/>
+          <w:lang w:val="en-US" w:eastAsia="zh-CN"/>
+        </w:rPr>
+      </w:pPr>
+      <w:r>
+        <w:rPr>
+          <w:rFonts w:hint="eastAsia"/>
+          <w:highlight w:val="none"/>
+          <w:lang w:val="en-US" w:eastAsia="zh-CN"/>
+        </w:rPr>
+        <w:t>widget_2</w:t>
+      </w:r>
+      <w:r>
+        <w:rPr>
+          <w:rFonts w:hint="eastAsia"/>
+          <w:highlight w:val="none"/>
+          <w:lang w:val="en-US" w:eastAsia="zh-CN"/>
+        </w:rPr>
+        <w:tab/>
+      </w:r>
+      <w:r>
+        <w:rPr>
+          <w:rFonts w:hint="eastAsia"/>
+          <w:highlight w:val="none"/>
+          <w:lang w:val="en-US" w:eastAsia="zh-CN"/>
+        </w:rPr>
+        <w:t>：wgtEntities</w:t>
+      </w:r>
+    </w:p>
+    <w:p>
+      <w:pPr>
+        <w:ind w:left="420" w:leftChars="0" w:firstLine="420" w:firstLineChars="0"/>
+        <w:rPr>
+          <w:rFonts w:hint="eastAsia"/>
+          <w:highlight w:val="none"/>
+          <w:lang w:val="en-US" w:eastAsia="zh-CN"/>
+        </w:rPr>
+      </w:pPr>
+      <w:r>
+        <w:rPr>
+          <w:rFonts w:hint="default"/>
+          <w:highlight w:val="none"/>
+          <w:lang w:val="en-US" w:eastAsia="zh-CN"/>
+        </w:rPr>
+        <w:t>pushButton</w:t>
+      </w:r>
+      <w:r>
+        <w:rPr>
+          <w:rFonts w:hint="eastAsia"/>
+          <w:highlight w:val="none"/>
+          <w:lang w:val="en-US" w:eastAsia="zh-CN"/>
+        </w:rPr>
+        <w:tab/>
+      </w:r>
+      <w:r>
+        <w:rPr>
+          <w:rFonts w:hint="eastAsia"/>
+          <w:highlight w:val="none"/>
+          <w:lang w:val="en-US" w:eastAsia="zh-CN"/>
+        </w:rPr>
+        <w:t>: btnEFilter</w:t>
+      </w:r>
+    </w:p>
+    <w:p>
+      <w:pPr>
+        <w:ind w:left="420" w:leftChars="0" w:firstLine="420" w:firstLineChars="0"/>
+        <w:rPr>
+          <w:rFonts w:hint="eastAsia"/>
+          <w:highlight w:val="none"/>
+          <w:lang w:val="en-US" w:eastAsia="zh-CN"/>
+        </w:rPr>
+      </w:pPr>
+      <w:r>
+        <w:rPr>
+          <w:rFonts w:hint="default"/>
+          <w:highlight w:val="none"/>
+          <w:lang w:val="en-US" w:eastAsia="zh-CN"/>
+        </w:rPr>
+        <w:t>pushButton_2</w:t>
+      </w:r>
+      <w:r>
+        <w:rPr>
+          <w:rFonts w:hint="eastAsia"/>
+          <w:highlight w:val="none"/>
+          <w:lang w:val="en-US" w:eastAsia="zh-CN"/>
+        </w:rPr>
+        <w:tab/>
+      </w:r>
+      <w:r>
+        <w:rPr>
+          <w:rFonts w:hint="eastAsia"/>
+          <w:highlight w:val="none"/>
+          <w:lang w:val="en-US" w:eastAsia="zh-CN"/>
+        </w:rPr>
+        <w:t>: btnEClearAll</w:t>
+      </w:r>
+    </w:p>
+    <w:p>
+      <w:pPr>
+        <w:ind w:left="420" w:leftChars="0" w:firstLine="420" w:firstLineChars="0"/>
+        <w:rPr>
+          <w:rFonts w:hint="eastAsia"/>
+          <w:highlight w:val="none"/>
+          <w:lang w:val="en-US" w:eastAsia="zh-CN"/>
+        </w:rPr>
+      </w:pPr>
+      <w:r>
+        <w:rPr>
+          <w:rFonts w:hint="default"/>
+          <w:highlight w:val="none"/>
+          <w:lang w:val="en-US" w:eastAsia="zh-CN"/>
+        </w:rPr>
+        <w:t>pushButton_</w:t>
+      </w:r>
+      <w:r>
+        <w:rPr>
+          <w:rFonts w:hint="eastAsia"/>
+          <w:highlight w:val="none"/>
+          <w:lang w:val="en-US" w:eastAsia="zh-CN"/>
+        </w:rPr>
+        <w:t>3</w:t>
+      </w:r>
+      <w:r>
+        <w:rPr>
+          <w:rFonts w:hint="eastAsia"/>
+          <w:highlight w:val="none"/>
+          <w:lang w:val="en-US" w:eastAsia="zh-CN"/>
+        </w:rPr>
+        <w:tab/>
+      </w:r>
+      <w:r>
+        <w:rPr>
+          <w:rFonts w:hint="eastAsia"/>
+          <w:highlight w:val="none"/>
+          <w:lang w:val="en-US" w:eastAsia="zh-CN"/>
+        </w:rPr>
+        <w:t>: btnESelectAll</w:t>
+      </w:r>
+    </w:p>
+    <w:p>
+      <w:pPr>
+        <w:ind w:left="420" w:leftChars="0" w:firstLine="420" w:firstLineChars="0"/>
+        <w:rPr>
+          <w:rFonts w:hint="default"/>
+          <w:highlight w:val="none"/>
+          <w:lang w:val="en-US" w:eastAsia="zh-CN"/>
+        </w:rPr>
+      </w:pPr>
+      <w:r>
+        <w:rPr>
+          <w:rFonts w:hint="default"/>
+          <w:highlight w:val="none"/>
+          <w:lang w:val="en-US" w:eastAsia="zh-CN"/>
+        </w:rPr>
+        <w:t>pushButton_</w:t>
+      </w:r>
+      <w:r>
+        <w:rPr>
+          <w:rFonts w:hint="eastAsia"/>
+          <w:highlight w:val="none"/>
+          <w:lang w:val="en-US" w:eastAsia="zh-CN"/>
+        </w:rPr>
+        <w:t>4</w:t>
+      </w:r>
+      <w:r>
+        <w:rPr>
+          <w:rFonts w:hint="eastAsia"/>
+          <w:highlight w:val="none"/>
+          <w:lang w:val="en-US" w:eastAsia="zh-CN"/>
+        </w:rPr>
+        <w:tab/>
+      </w:r>
+      <w:r>
+        <w:rPr>
+          <w:rFonts w:hint="eastAsia"/>
+          <w:highlight w:val="none"/>
+          <w:lang w:val="en-US" w:eastAsia="zh-CN"/>
+        </w:rPr>
+        <w:t>: btnERefresh</w:t>
+      </w:r>
+    </w:p>
+    <w:p>
+      <w:pPr>
+        <w:ind w:left="420" w:leftChars="0" w:firstLine="420" w:firstLineChars="0"/>
+        <w:rPr>
+          <w:rFonts w:hint="default"/>
+          <w:highlight w:val="none"/>
+          <w:lang w:val="en-US" w:eastAsia="zh-CN"/>
+        </w:rPr>
+      </w:pPr>
+      <w:r>
+        <w:rPr>
+          <w:rFonts w:hint="default"/>
+          <w:highlight w:val="none"/>
+          <w:lang w:val="en-US" w:eastAsia="zh-CN"/>
+        </w:rPr>
+        <w:t>label_4</w:t>
+      </w:r>
+      <w:r>
+        <w:rPr>
+          <w:rFonts w:hint="eastAsia"/>
+          <w:highlight w:val="none"/>
+          <w:lang w:val="en-US" w:eastAsia="zh-CN"/>
+        </w:rPr>
+        <w:tab/>
+      </w:r>
+      <w:r>
+        <w:rPr>
+          <w:rFonts w:hint="eastAsia"/>
+          <w:highlight w:val="none"/>
+          <w:lang w:val="en-US" w:eastAsia="zh-CN"/>
+        </w:rPr>
+        <w:tab/>
+      </w:r>
+      <w:r>
+        <w:rPr>
+          <w:rFonts w:hint="eastAsia"/>
+          <w:highlight w:val="none"/>
+          <w:lang w:val="en-US" w:eastAsia="zh-CN"/>
+        </w:rPr>
+        <w:t>: lbEntities</w:t>
+      </w:r>
+    </w:p>
+    <w:p>
+      <w:pPr>
+        <w:ind w:left="420" w:leftChars="0" w:firstLine="420" w:firstLineChars="0"/>
+        <w:rPr>
+          <w:rFonts w:hint="default"/>
+          <w:highlight w:val="none"/>
+          <w:lang w:val="en-US" w:eastAsia="zh-CN"/>
+        </w:rPr>
+      </w:pPr>
+      <w:r>
+        <w:rPr>
+          <w:rFonts w:hint="eastAsia"/>
+          <w:highlight w:val="none"/>
+          <w:lang w:val="en-US" w:eastAsia="zh-CN"/>
+        </w:rPr>
+        <w:t>treeWidget</w:t>
+      </w:r>
+      <w:r>
+        <w:rPr>
+          <w:rFonts w:hint="eastAsia"/>
+          <w:highlight w:val="none"/>
+          <w:lang w:val="en-US" w:eastAsia="zh-CN"/>
+        </w:rPr>
+        <w:tab/>
+      </w:r>
+      <w:r>
+        <w:rPr>
+          <w:rFonts w:hint="eastAsia"/>
+          <w:highlight w:val="none"/>
+          <w:lang w:val="en-US" w:eastAsia="zh-CN"/>
+        </w:rPr>
+        <w:t>: treeEntities</w:t>
+      </w:r>
+    </w:p>
+    <w:p>
+      <w:pPr>
+        <w:ind w:firstLine="420" w:firstLineChars="0"/>
+        <w:rPr>
+          <w:rFonts w:hint="eastAsia"/>
+          <w:highlight w:val="none"/>
+          <w:lang w:val="en-US" w:eastAsia="zh-CN"/>
+        </w:rPr>
+      </w:pPr>
+      <w:r>
+        <w:rPr>
+          <w:rFonts w:hint="eastAsia"/>
+          <w:highlight w:val="none"/>
+          <w:lang w:val="en-US" w:eastAsia="zh-CN"/>
+        </w:rPr>
+        <w:t>widget_3</w:t>
+      </w:r>
+      <w:r>
+        <w:rPr>
+          <w:rFonts w:hint="eastAsia"/>
+          <w:highlight w:val="none"/>
+          <w:lang w:val="en-US" w:eastAsia="zh-CN"/>
+        </w:rPr>
+        <w:tab/>
+      </w:r>
+      <w:r>
+        <w:rPr>
+          <w:rFonts w:hint="eastAsia"/>
+          <w:highlight w:val="none"/>
+          <w:lang w:val="en-US" w:eastAsia="zh-CN"/>
+        </w:rPr>
+        <w:t>：wgtDescriptors</w:t>
+      </w:r>
+    </w:p>
+    <w:p>
+      <w:pPr>
+        <w:ind w:left="420" w:leftChars="0" w:firstLine="420" w:firstLineChars="0"/>
+        <w:rPr>
+          <w:rFonts w:hint="default"/>
+          <w:highlight w:val="none"/>
+          <w:lang w:val="en-US" w:eastAsia="zh-CN"/>
+        </w:rPr>
+      </w:pPr>
+      <w:r>
+        <w:rPr>
+          <w:rFonts w:hint="default"/>
+          <w:highlight w:val="none"/>
+          <w:lang w:val="en-US" w:eastAsia="zh-CN"/>
+        </w:rPr>
+        <w:t>label_5</w:t>
+      </w:r>
+      <w:r>
+        <w:rPr>
+          <w:rFonts w:hint="eastAsia"/>
+          <w:highlight w:val="none"/>
+          <w:lang w:val="en-US" w:eastAsia="zh-CN"/>
+        </w:rPr>
+        <w:tab/>
+      </w:r>
+      <w:r>
+        <w:rPr>
+          <w:rFonts w:hint="eastAsia"/>
+          <w:highlight w:val="none"/>
+          <w:lang w:val="en-US" w:eastAsia="zh-CN"/>
+        </w:rPr>
+        <w:tab/>
+      </w:r>
+      <w:r>
+        <w:rPr>
+          <w:rFonts w:hint="eastAsia"/>
+          <w:highlight w:val="none"/>
+          <w:lang w:val="en-US" w:eastAsia="zh-CN"/>
+        </w:rPr>
+        <w:t>: lbDescriptors</w:t>
+      </w:r>
+    </w:p>
+    <w:p>
+      <w:pPr>
+        <w:ind w:left="420" w:leftChars="0" w:firstLine="420" w:firstLineChars="0"/>
+        <w:rPr>
+          <w:rFonts w:hint="eastAsia"/>
+          <w:highlight w:val="none"/>
+          <w:lang w:val="en-US" w:eastAsia="zh-CN"/>
+        </w:rPr>
+      </w:pPr>
+      <w:r>
+        <w:rPr>
+          <w:rFonts w:hint="default"/>
+          <w:highlight w:val="none"/>
+          <w:lang w:val="en-US" w:eastAsia="zh-CN"/>
+        </w:rPr>
+        <w:t>treeWidget_2</w:t>
+      </w:r>
+      <w:r>
+        <w:rPr>
+          <w:rFonts w:hint="eastAsia"/>
+          <w:highlight w:val="none"/>
+          <w:lang w:val="en-US" w:eastAsia="zh-CN"/>
+        </w:rPr>
+        <w:tab/>
+      </w:r>
+      <w:r>
+        <w:rPr>
+          <w:rFonts w:hint="eastAsia"/>
+          <w:highlight w:val="none"/>
+          <w:lang w:val="en-US" w:eastAsia="zh-CN"/>
+        </w:rPr>
+        <w:t>: treeDescriptors</w:t>
+      </w:r>
+    </w:p>
+    <w:p>
+      <w:pPr>
+        <w:ind w:left="420" w:leftChars="0" w:firstLine="420" w:firstLineChars="0"/>
+        <w:rPr>
+          <w:rFonts w:hint="eastAsia"/>
+          <w:highlight w:val="none"/>
+          <w:lang w:val="en-US" w:eastAsia="zh-CN"/>
+        </w:rPr>
+      </w:pPr>
+      <w:r>
+        <w:rPr>
+          <w:rFonts w:hint="eastAsia"/>
+          <w:highlight w:val="none"/>
+          <w:lang w:val="en-US" w:eastAsia="zh-CN"/>
+        </w:rPr>
+        <w:t>pushButton_5</w:t>
+      </w:r>
+      <w:r>
+        <w:rPr>
+          <w:rFonts w:hint="eastAsia"/>
+          <w:highlight w:val="none"/>
+          <w:lang w:val="en-US" w:eastAsia="zh-CN"/>
+        </w:rPr>
+        <w:tab/>
+      </w:r>
+      <w:r>
+        <w:rPr>
+          <w:rFonts w:hint="eastAsia"/>
+          <w:highlight w:val="none"/>
+          <w:lang w:val="en-US" w:eastAsia="zh-CN"/>
+        </w:rPr>
+        <w:t>: btnDRefresh</w:t>
+      </w:r>
+    </w:p>
+    <w:p>
+      <w:pPr>
+        <w:ind w:left="420" w:leftChars="0" w:firstLine="420" w:firstLineChars="0"/>
+        <w:rPr>
+          <w:rFonts w:hint="default"/>
+          <w:highlight w:val="none"/>
+          <w:lang w:val="en-US" w:eastAsia="zh-CN"/>
+        </w:rPr>
+      </w:pPr>
+      <w:r>
+        <w:rPr>
+          <w:rFonts w:hint="default"/>
+          <w:highlight w:val="none"/>
+          <w:lang w:val="en-US" w:eastAsia="zh-CN"/>
+        </w:rPr>
+        <w:t>pushButton_7</w:t>
+      </w:r>
+      <w:r>
+        <w:rPr>
+          <w:rFonts w:hint="eastAsia"/>
+          <w:highlight w:val="none"/>
+          <w:lang w:val="en-US" w:eastAsia="zh-CN"/>
+        </w:rPr>
+        <w:tab/>
+      </w:r>
+      <w:r>
+        <w:rPr>
+          <w:rFonts w:hint="eastAsia"/>
+          <w:highlight w:val="none"/>
+          <w:lang w:val="en-US" w:eastAsia="zh-CN"/>
+        </w:rPr>
+        <w:t>: btnDClearAll</w:t>
+      </w:r>
+    </w:p>
+    <w:p>
+      <w:pPr>
+        <w:ind w:left="420" w:leftChars="0" w:firstLine="420" w:firstLineChars="0"/>
+        <w:rPr>
+          <w:rFonts w:hint="default"/>
+          <w:highlight w:val="none"/>
+          <w:lang w:val="en-US" w:eastAsia="zh-CN"/>
+        </w:rPr>
+      </w:pPr>
+      <w:r>
+        <w:rPr>
+          <w:rFonts w:hint="default"/>
+          <w:highlight w:val="none"/>
+          <w:lang w:val="en-US" w:eastAsia="zh-CN"/>
+        </w:rPr>
+        <w:t>pushButton_8</w:t>
+      </w:r>
+      <w:r>
+        <w:rPr>
+          <w:rFonts w:hint="eastAsia"/>
+          <w:highlight w:val="none"/>
+          <w:lang w:val="en-US" w:eastAsia="zh-CN"/>
+        </w:rPr>
+        <w:tab/>
+      </w:r>
+      <w:r>
+        <w:rPr>
+          <w:rFonts w:hint="eastAsia"/>
+          <w:highlight w:val="none"/>
+          <w:lang w:val="en-US" w:eastAsia="zh-CN"/>
+        </w:rPr>
+        <w:t>: btnDSelectAll</w:t>
+      </w:r>
+    </w:p>
+    <w:p>
+      <w:r>
+        <w:br w:type="page"/>
+      </w:r>
+    </w:p>
+    <w:p>
+      <w:pPr>
+        <w:rPr>
+          <w:rFonts w:hint="eastAsia"/>
+          <w:lang w:val="en-US" w:eastAsia="zh-CN"/>
+        </w:rPr>
+      </w:pPr>
+      <w:r>
+        <w:rPr>
+          <w:rFonts w:hint="eastAsia"/>
+          <w:lang w:val="en-US" w:eastAsia="zh-CN"/>
+        </w:rPr>
+        <w:t>关于CS代码的分析：</w:t>
+      </w:r>
+    </w:p>
+    <w:p>
+      <w:pPr>
+        <w:numPr>
+          <w:ilvl w:val="0"/>
+          <w:numId w:val="5"/>
+        </w:numPr>
+        <w:rPr>
+          <w:rFonts w:hint="eastAsia" w:ascii="新宋体" w:hAnsi="新宋体" w:eastAsia="新宋体"/>
+          <w:color w:val="000000"/>
+          <w:sz w:val="19"/>
+          <w:szCs w:val="24"/>
+          <w:lang w:val="en-US" w:eastAsia="zh-CN"/>
+        </w:rPr>
+      </w:pPr>
+      <w:r>
+        <w:rPr>
+          <w:rFonts w:hint="eastAsia" w:ascii="新宋体" w:hAnsi="新宋体" w:eastAsia="新宋体"/>
+          <w:color w:val="000000"/>
+          <w:sz w:val="19"/>
+          <w:szCs w:val="24"/>
+        </w:rPr>
+        <w:t>GetEntityTableData</w:t>
+      </w:r>
+      <w:r>
+        <w:rPr>
+          <w:rFonts w:hint="eastAsia" w:ascii="新宋体" w:hAnsi="新宋体" w:eastAsia="新宋体"/>
+          <w:color w:val="000000"/>
+          <w:sz w:val="19"/>
+          <w:szCs w:val="24"/>
+          <w:lang w:val="en-US" w:eastAsia="zh-CN"/>
+        </w:rPr>
+        <w:t>():DynamicData.cs的201行开始</w:t>
+      </w:r>
+    </w:p>
+    <w:p>
+      <w:pPr>
+        <w:numPr>
+          <w:ilvl w:val="0"/>
+          <w:numId w:val="0"/>
+        </w:numPr>
+        <w:ind w:firstLine="420" w:firstLineChars="0"/>
+        <w:rPr>
+          <w:rFonts w:hint="eastAsia" w:ascii="新宋体" w:hAnsi="新宋体" w:eastAsia="新宋体"/>
+          <w:color w:val="000000"/>
+          <w:sz w:val="19"/>
+          <w:szCs w:val="24"/>
+          <w:lang w:val="en-US" w:eastAsia="zh-CN"/>
+        </w:rPr>
+      </w:pPr>
+      <w:r>
+        <w:rPr>
+          <w:rFonts w:hint="eastAsia" w:ascii="新宋体" w:hAnsi="新宋体" w:eastAsia="新宋体"/>
+          <w:color w:val="000000"/>
+          <w:sz w:val="19"/>
+          <w:szCs w:val="24"/>
+          <w:lang w:val="en-US" w:eastAsia="zh-CN"/>
+        </w:rPr>
+        <w:t>这个函数被updateEntitydata间接调用，既用于初始化视图也用于更新视图。</w:t>
+      </w:r>
+    </w:p>
+    <w:p>
+      <w:pPr>
+        <w:numPr>
+          <w:ilvl w:val="0"/>
+          <w:numId w:val="0"/>
+        </w:numPr>
+        <w:ind w:firstLine="420" w:firstLineChars="0"/>
+        <w:rPr>
+          <w:rFonts w:hint="default" w:ascii="新宋体" w:hAnsi="新宋体" w:eastAsia="新宋体"/>
+          <w:color w:val="000000"/>
+          <w:sz w:val="19"/>
+          <w:szCs w:val="24"/>
+          <w:lang w:val="en-US" w:eastAsia="zh-CN"/>
+        </w:rPr>
+      </w:pPr>
+      <w:r>
+        <w:rPr>
+          <w:rFonts w:hint="default" w:ascii="新宋体" w:hAnsi="新宋体" w:eastAsia="新宋体"/>
+          <w:color w:val="000000"/>
+          <w:sz w:val="19"/>
+          <w:szCs w:val="24"/>
+          <w:lang w:val="en-US" w:eastAsia="zh-CN"/>
+        </w:rPr>
+        <w:drawing>
+          <wp:inline distT="0" distB="0" distL="114300" distR="114300">
+            <wp:extent cx="4999990" cy="486410"/>
+            <wp:effectExtent l="9525" t="9525" r="10160" b="11430"/>
+            <wp:docPr id="2" name="图片 2" descr="{FCA84448-9BDC-44E8-89F1-DED526D92B2A}"/>
+            <wp:cNvGraphicFramePr>
+              <a:graphicFrameLocks xmlns:a="http://schemas.openxmlformats.org/drawingml/2006/main" noChangeAspect="1"/>
+            </wp:cNvGraphicFramePr>
+            <a:graphic xmlns:a="http://schemas.openxmlformats.org/drawingml/2006/main">
+              <a:graphicData uri="http://schemas.openxmlformats.org/drawingml/2006/picture">
+                <pic:pic xmlns:pic="http://schemas.openxmlformats.org/drawingml/2006/picture">
+                  <pic:nvPicPr>
+                    <pic:cNvPr id="2" name="图片 2" descr="{FCA84448-9BDC-44E8-89F1-DED526D92B2A}"/>
+                    <pic:cNvPicPr>
+                      <a:picLocks noChangeAspect="1"/>
+                    </pic:cNvPicPr>
+                  </pic:nvPicPr>
+                  <pic:blipFill>
+                    <a:blip r:embed="rId33"/>
+                    <a:stretch>
+                      <a:fillRect/>
+                    </a:stretch>
+                  </pic:blipFill>
+                  <pic:spPr>
+                    <a:xfrm>
+                      <a:off x="0" y="0"/>
+                      <a:ext cx="4999990" cy="486410"/>
+                    </a:xfrm>
+                    <a:prstGeom prst="rect">
+                      <a:avLst/>
+                    </a:prstGeom>
+                    <a:ln w="1270">
+                      <a:solidFill>
+                        <a:schemeClr val="accent1"/>
+                      </a:solidFill>
+                    </a:ln>
+                  </pic:spPr>
+                </pic:pic>
+              </a:graphicData>
+            </a:graphic>
+          </wp:inline>
+        </w:drawing>
+      </w:r>
+    </w:p>
+    <w:p>
+      <w:pPr>
+        <w:numPr>
+          <w:ilvl w:val="0"/>
+          <w:numId w:val="0"/>
+        </w:numPr>
+        <w:ind w:firstLine="420" w:firstLineChars="0"/>
+        <w:rPr>
+          <w:rFonts w:hint="eastAsia" w:ascii="新宋体" w:hAnsi="新宋体" w:eastAsia="新宋体"/>
+          <w:color w:val="000000"/>
+          <w:sz w:val="19"/>
+          <w:szCs w:val="24"/>
+          <w:lang w:val="en-US" w:eastAsia="zh-CN"/>
+        </w:rPr>
+      </w:pPr>
+      <w:r>
+        <w:rPr>
+          <w:rFonts w:hint="eastAsia" w:ascii="新宋体" w:hAnsi="新宋体" w:eastAsia="新宋体"/>
+          <w:color w:val="000000"/>
+          <w:sz w:val="19"/>
+          <w:szCs w:val="24"/>
+          <w:lang w:val="en-US" w:eastAsia="zh-CN"/>
+        </w:rPr>
+        <w:t>这段代码是应该是在更新视图时触发，否则Descriptors为空；作用是向指定的指针写描述符的EnumType，m_nCurrentPos在函数开口被初始化为0。最后还会向空间的结尾处写一个-1表示结束。</w:t>
+      </w:r>
+    </w:p>
+    <w:p>
+      <w:pPr>
+        <w:numPr>
+          <w:ilvl w:val="0"/>
+          <w:numId w:val="0"/>
+        </w:numPr>
+        <w:ind w:firstLine="420" w:firstLineChars="0"/>
+        <w:rPr>
+          <w:rFonts w:hint="eastAsia" w:ascii="新宋体" w:hAnsi="新宋体" w:eastAsia="新宋体"/>
+          <w:color w:val="000000"/>
+          <w:sz w:val="19"/>
+          <w:szCs w:val="24"/>
+          <w:lang w:val="en-US" w:eastAsia="zh-CN"/>
+        </w:rPr>
+      </w:pPr>
+      <w:r>
+        <w:rPr>
+          <w:rFonts w:hint="eastAsia" w:ascii="新宋体" w:hAnsi="新宋体" w:eastAsia="新宋体"/>
+          <w:color w:val="000000"/>
+          <w:sz w:val="19"/>
+          <w:szCs w:val="24"/>
+          <w:lang w:val="en-US" w:eastAsia="zh-CN"/>
+        </w:rPr>
+        <w:t>然后遍历EntityID（作为参数传入），每次通过动态库提供的函数GetEntityData读入指定ID的实体数据到内存。</w:t>
+      </w:r>
+    </w:p>
+    <w:p>
+      <w:pPr>
+        <w:numPr>
+          <w:ilvl w:val="0"/>
+          <w:numId w:val="0"/>
+        </w:numPr>
+        <w:ind w:firstLine="420" w:firstLineChars="0"/>
+      </w:pPr>
+      <w:r>
+        <w:drawing>
+          <wp:inline distT="0" distB="0" distL="114300" distR="114300">
+            <wp:extent cx="6412865" cy="454025"/>
+            <wp:effectExtent l="9525" t="9525" r="11430" b="11430"/>
+            <wp:docPr id="3" name="图片 1"/>
+            <wp:cNvGraphicFramePr>
+              <a:graphicFrameLocks xmlns:a="http://schemas.openxmlformats.org/drawingml/2006/main" noChangeAspect="1"/>
+            </wp:cNvGraphicFramePr>
+            <a:graphic xmlns:a="http://schemas.openxmlformats.org/drawingml/2006/main">
+              <a:graphicData uri="http://schemas.openxmlformats.org/drawingml/2006/picture">
+                <pic:pic xmlns:pic="http://schemas.openxmlformats.org/drawingml/2006/picture">
+                  <pic:nvPicPr>
+                    <pic:cNvPr id="3" name="图片 1"/>
+                    <pic:cNvPicPr>
+                      <a:picLocks noChangeAspect="1"/>
+                    </pic:cNvPicPr>
+                  </pic:nvPicPr>
+                  <pic:blipFill>
+                    <a:blip r:embed="rId34"/>
+                    <a:stretch>
+                      <a:fillRect/>
+                    </a:stretch>
+                  </pic:blipFill>
+                  <pic:spPr>
+                    <a:xfrm>
+                      <a:off x="0" y="0"/>
+                      <a:ext cx="6412865" cy="454025"/>
+                    </a:xfrm>
+                    <a:prstGeom prst="rect">
+                      <a:avLst/>
+                    </a:prstGeom>
+                    <a:noFill/>
+                    <a:ln w="1270">
+                      <a:solidFill>
+                        <a:schemeClr val="accent1"/>
+                      </a:solidFill>
+                    </a:ln>
+                  </pic:spPr>
+                </pic:pic>
+              </a:graphicData>
+            </a:graphic>
+          </wp:inline>
+        </w:drawing>
+      </w:r>
+    </w:p>
+    <w:p>
+      <w:pPr>
+        <w:numPr>
+          <w:ilvl w:val="0"/>
+          <w:numId w:val="0"/>
+        </w:numPr>
+        <w:ind w:firstLine="420" w:firstLineChars="0"/>
+        <w:rPr>
+          <w:rFonts w:hint="default" w:ascii="新宋体" w:hAnsi="新宋体" w:eastAsia="新宋体"/>
+          <w:color w:val="000000"/>
+          <w:sz w:val="19"/>
+          <w:szCs w:val="24"/>
+          <w:lang w:val="en-US" w:eastAsia="zh-CN"/>
+        </w:rPr>
+      </w:pPr>
+      <w:r>
+        <w:rPr>
+          <w:rFonts w:hint="eastAsia" w:ascii="新宋体" w:hAnsi="新宋体" w:eastAsia="新宋体"/>
+          <w:color w:val="000000"/>
+          <w:sz w:val="19"/>
+          <w:szCs w:val="24"/>
+          <w:lang w:val="en-US" w:eastAsia="zh-CN"/>
+        </w:rPr>
+        <w:t>然后读BufferLength，并通过ReadRowFromIntPtr来进行实体数据的读取。</w:t>
+      </w:r>
+    </w:p>
+    <w:p>
+      <w:pPr>
+        <w:numPr>
+          <w:ilvl w:val="0"/>
+          <w:numId w:val="5"/>
+        </w:numPr>
+        <w:rPr>
+          <w:rFonts w:hint="default" w:ascii="新宋体" w:hAnsi="新宋体" w:eastAsia="新宋体"/>
+          <w:color w:val="000000"/>
+          <w:sz w:val="19"/>
+          <w:szCs w:val="24"/>
+          <w:lang w:val="en-US" w:eastAsia="zh-CN"/>
+        </w:rPr>
+      </w:pPr>
+      <w:r>
+        <w:rPr>
+          <w:rFonts w:hint="eastAsia" w:ascii="新宋体" w:hAnsi="新宋体" w:eastAsia="新宋体"/>
+          <w:color w:val="000000"/>
+          <w:sz w:val="19"/>
+          <w:szCs w:val="24"/>
+          <w:lang w:val="en-US" w:eastAsia="zh-CN"/>
+        </w:rPr>
+        <w:t>ReadRowFromIntPtr():DynamicData.cs的502行开始</w:t>
+      </w:r>
+    </w:p>
+    <w:p>
+      <w:pPr>
+        <w:ind w:firstLine="420" w:firstLineChars="0"/>
+        <w:rPr>
+          <w:rFonts w:hint="default" w:ascii="新宋体" w:hAnsi="新宋体" w:eastAsia="新宋体"/>
+          <w:color w:val="000000"/>
+          <w:sz w:val="19"/>
+          <w:szCs w:val="24"/>
+          <w:lang w:val="en-US" w:eastAsia="zh-CN"/>
+        </w:rPr>
+      </w:pPr>
+      <w:r>
+        <w:rPr>
+          <w:rFonts w:hint="eastAsia" w:ascii="新宋体" w:hAnsi="新宋体" w:eastAsia="新宋体"/>
+          <w:color w:val="000000"/>
+          <w:sz w:val="19"/>
+          <w:szCs w:val="24"/>
+          <w:lang w:val="en-US" w:eastAsia="zh-CN"/>
+        </w:rPr>
+        <w:t>首先根据是否是比较页以及ElementIndex的值对RowIndex和ColumnIndex进行赋值。</w:t>
+      </w:r>
+    </w:p>
+    <w:p>
+      <w:pPr>
+        <w:ind w:firstLine="420" w:firstLineChars="0"/>
+        <w:rPr>
+          <w:rFonts w:hint="default" w:ascii="新宋体" w:hAnsi="新宋体" w:eastAsia="新宋体"/>
+          <w:color w:val="000000"/>
+          <w:sz w:val="19"/>
+          <w:szCs w:val="24"/>
+          <w:lang w:val="en-US" w:eastAsia="zh-CN"/>
+        </w:rPr>
+      </w:pPr>
+      <w:r>
+        <w:rPr>
+          <w:rFonts w:hint="eastAsia" w:ascii="新宋体" w:hAnsi="新宋体" w:eastAsia="新宋体"/>
+          <w:color w:val="000000"/>
+          <w:sz w:val="19"/>
+          <w:szCs w:val="24"/>
+          <w:lang w:val="en-US" w:eastAsia="zh-CN"/>
+        </w:rPr>
+        <w:t>对于实体页会执行下图代码，</w:t>
+      </w:r>
+    </w:p>
+    <w:p>
+      <w:pPr>
+        <w:ind w:firstLine="420" w:firstLineChars="0"/>
+        <w:rPr>
+          <w:rFonts w:hint="default" w:ascii="新宋体" w:hAnsi="新宋体" w:eastAsia="新宋体"/>
+          <w:color w:val="000000"/>
+          <w:sz w:val="19"/>
+          <w:szCs w:val="24"/>
+          <w:lang w:val="en-US" w:eastAsia="zh-CN"/>
+        </w:rPr>
+      </w:pPr>
+      <w:r>
+        <w:rPr>
+          <w:rFonts w:hint="default" w:ascii="新宋体" w:hAnsi="新宋体" w:eastAsia="新宋体"/>
+          <w:color w:val="000000"/>
+          <w:sz w:val="19"/>
+          <w:szCs w:val="24"/>
+          <w:lang w:val="en-US" w:eastAsia="zh-CN"/>
+        </w:rPr>
+        <w:drawing>
+          <wp:inline distT="0" distB="0" distL="114300" distR="114300">
+            <wp:extent cx="3859530" cy="757555"/>
+            <wp:effectExtent l="9525" t="9525" r="17145" b="10160"/>
+            <wp:docPr id="5" name="图片 5" descr="{75FB8BC0-6C8B-4897-BFF7-0F895082BF5B}"/>
+            <wp:cNvGraphicFramePr>
+              <a:graphicFrameLocks xmlns:a="http://schemas.openxmlformats.org/drawingml/2006/main" noChangeAspect="1"/>
+            </wp:cNvGraphicFramePr>
+            <a:graphic xmlns:a="http://schemas.openxmlformats.org/drawingml/2006/main">
+              <a:graphicData uri="http://schemas.openxmlformats.org/drawingml/2006/picture">
+                <pic:pic xmlns:pic="http://schemas.openxmlformats.org/drawingml/2006/picture">
+                  <pic:nvPicPr>
+                    <pic:cNvPr id="5" name="图片 5" descr="{75FB8BC0-6C8B-4897-BFF7-0F895082BF5B}"/>
+                    <pic:cNvPicPr>
+                      <a:picLocks noChangeAspect="1"/>
+                    </pic:cNvPicPr>
+                  </pic:nvPicPr>
+                  <pic:blipFill>
+                    <a:blip r:embed="rId35"/>
+                    <a:stretch>
+                      <a:fillRect/>
+                    </a:stretch>
+                  </pic:blipFill>
+                  <pic:spPr>
+                    <a:xfrm>
+                      <a:off x="0" y="0"/>
+                      <a:ext cx="3859530" cy="757555"/>
+                    </a:xfrm>
+                    <a:prstGeom prst="rect">
+                      <a:avLst/>
+                    </a:prstGeom>
+                    <a:ln w="1270">
+                      <a:solidFill>
+                        <a:schemeClr val="accent1"/>
+                      </a:solidFill>
+                    </a:ln>
+                  </pic:spPr>
+                </pic:pic>
+              </a:graphicData>
+            </a:graphic>
+          </wp:inline>
+        </w:drawing>
+      </w:r>
+    </w:p>
+    <w:p>
+      <w:pPr>
+        <w:ind w:firstLine="420" w:firstLineChars="0"/>
+        <w:rPr>
+          <w:rFonts w:hint="default" w:ascii="新宋体" w:hAnsi="新宋体" w:eastAsia="新宋体"/>
           <w:color w:val="auto"/>
-          <w:highlight w:val="none"/>
-          <w:lang w:val="en-US" w:eastAsia="zh-CN"/>
-        </w:rPr>
-      </w:pPr>
-      <w:r>
-        <w:rPr>
-          <w:rFonts w:hint="eastAsia"/>
+          <w:sz w:val="19"/>
+          <w:szCs w:val="24"/>
+          <w:lang w:val="en-US" w:eastAsia="zh-CN"/>
+        </w:rPr>
+      </w:pPr>
+      <w:r>
+        <w:rPr>
+          <w:rFonts w:hint="eastAsia" w:ascii="新宋体" w:hAnsi="新宋体" w:eastAsia="新宋体"/>
+          <w:color w:val="000000"/>
+          <w:sz w:val="19"/>
+          <w:szCs w:val="24"/>
+          <w:lang w:val="en-US" w:eastAsia="zh-CN"/>
+        </w:rPr>
+        <w:t>里面的函数操作是读1字节的数据（</w:t>
+      </w:r>
+      <w:r>
+        <w:rPr>
+          <w:rFonts w:hint="eastAsia" w:ascii="新宋体" w:hAnsi="新宋体" w:eastAsia="新宋体"/>
+          <w:color w:val="FFC000"/>
+          <w:sz w:val="19"/>
+          <w:szCs w:val="24"/>
+          <w:lang w:val="en-US" w:eastAsia="zh-CN"/>
+        </w:rPr>
+        <w:t>对照发现此处的CPP代码处理不同，没有判断DiscriptorShow这个属性并且读字节后指针没有移动</w:t>
+      </w:r>
+      <w:r>
+        <w:rPr>
+          <w:rFonts w:hint="eastAsia" w:ascii="新宋体" w:hAnsi="新宋体" w:eastAsia="新宋体"/>
+          <w:color w:val="000000"/>
+          <w:sz w:val="19"/>
+          <w:szCs w:val="24"/>
+          <w:lang w:val="en-US" w:eastAsia="zh-CN"/>
+        </w:rPr>
+        <w:t>）</w:t>
+      </w:r>
+      <w:r>
+        <w:rPr>
+          <w:rFonts w:hint="eastAsia" w:ascii="新宋体" w:hAnsi="新宋体" w:eastAsia="新宋体"/>
+          <w:color w:val="FFC000"/>
+          <w:sz w:val="19"/>
+          <w:szCs w:val="24"/>
+          <w:lang w:val="en-US" w:eastAsia="zh-CN"/>
+        </w:rPr>
+        <w:t>。</w:t>
+      </w:r>
+      <w:r>
+        <w:rPr>
+          <w:rFonts w:hint="eastAsia" w:ascii="新宋体" w:hAnsi="新宋体" w:eastAsia="新宋体"/>
           <w:color w:val="auto"/>
-          <w:highlight w:val="none"/>
-          <w:lang w:val="en-US" w:eastAsia="zh-CN"/>
-        </w:rPr>
-        <w:t>重写读取静态数据的函数，使读描述符信息、结构体信息与原C#的基本相符（正在考虑必要性）</w:t>
-      </w:r>
-    </w:p>
-    <w:p>
-      <w:pPr>
-        <w:numPr>
-          <w:ilvl w:val="0"/>
-          <w:numId w:val="2"/>
-        </w:numPr>
-        <w:ind w:left="420" w:leftChars="0" w:firstLine="420" w:firstLineChars="0"/>
-        <w:jc w:val="left"/>
-        <w:rPr>
-          <w:rFonts w:hint="default"/>
-          <w:color w:val="auto"/>
-          <w:highlight w:val="none"/>
-          <w:lang w:val="en-US" w:eastAsia="zh-CN"/>
-        </w:rPr>
-      </w:pPr>
-      <w:r>
-        <w:rPr>
-          <w:rFonts w:hint="eastAsia"/>
-          <w:color w:val="auto"/>
-          <w:highlight w:val="none"/>
-          <w:lang w:val="en-US" w:eastAsia="zh-CN"/>
-        </w:rPr>
-        <w:t>重写读取动态数据的函数，使之与新的静态信息相适应</w:t>
-      </w:r>
-    </w:p>
-    <w:p>
-      <w:pPr>
-        <w:numPr>
-          <w:ilvl w:val="0"/>
-          <w:numId w:val="2"/>
-        </w:numPr>
-        <w:ind w:left="420" w:leftChars="0" w:firstLine="420" w:firstLineChars="0"/>
-        <w:jc w:val="left"/>
-        <w:rPr>
-          <w:rFonts w:hint="default"/>
-          <w:color w:val="auto"/>
-          <w:highlight w:val="none"/>
-          <w:lang w:val="en-US" w:eastAsia="zh-CN"/>
-        </w:rPr>
-      </w:pPr>
-      <w:r>
-        <w:rPr>
-          <w:rFonts w:hint="eastAsia"/>
-          <w:color w:val="auto"/>
-          <w:highlight w:val="none"/>
-          <w:lang w:val="en-US" w:eastAsia="zh-CN"/>
-        </w:rPr>
-        <w:t>完成对Array的处理</w:t>
-      </w:r>
-    </w:p>
-    <w:p>
-      <w:pPr>
-        <w:numPr>
-          <w:ilvl w:val="0"/>
-          <w:numId w:val="2"/>
-        </w:numPr>
-        <w:ind w:left="420" w:leftChars="0" w:firstLine="420" w:firstLineChars="0"/>
-        <w:jc w:val="left"/>
-        <w:rPr>
-          <w:rFonts w:hint="default"/>
-          <w:color w:val="auto"/>
-          <w:highlight w:val="none"/>
-          <w:lang w:val="en-US" w:eastAsia="zh-CN"/>
-        </w:rPr>
-      </w:pPr>
-      <w:r>
-        <w:rPr>
-          <w:rFonts w:hint="eastAsia"/>
-          <w:color w:val="auto"/>
-          <w:highlight w:val="none"/>
-          <w:lang w:val="en-US" w:eastAsia="zh-CN"/>
-        </w:rPr>
-        <w:t>完成原C#中存在的特殊情况的处理（异常处理、特殊数据如N/A）</w:t>
-      </w:r>
-    </w:p>
-    <w:p>
-      <w:pPr>
-        <w:numPr>
-          <w:ilvl w:val="0"/>
-          <w:numId w:val="2"/>
-        </w:numPr>
-        <w:ind w:left="420" w:leftChars="0" w:firstLine="420" w:firstLineChars="0"/>
-        <w:jc w:val="left"/>
-        <w:rPr>
-          <w:rFonts w:hint="default"/>
-          <w:color w:val="auto"/>
-          <w:highlight w:val="none"/>
-          <w:lang w:val="en-US" w:eastAsia="zh-CN"/>
-        </w:rPr>
-      </w:pPr>
-      <w:r>
-        <w:rPr>
-          <w:rFonts w:hint="eastAsia"/>
-          <w:color w:val="auto"/>
-          <w:highlight w:val="none"/>
-          <w:lang w:val="en-US" w:eastAsia="zh-CN"/>
-        </w:rPr>
-        <w:t>实时切换显示单位</w:t>
-      </w:r>
-    </w:p>
-    <w:p>
-      <w:pPr>
-        <w:numPr>
-          <w:ilvl w:val="0"/>
-          <w:numId w:val="2"/>
-        </w:numPr>
-        <w:ind w:left="420" w:leftChars="0" w:firstLine="420" w:firstLineChars="0"/>
-        <w:jc w:val="left"/>
-        <w:rPr>
-          <w:rFonts w:hint="default"/>
-          <w:color w:val="auto"/>
-          <w:highlight w:val="none"/>
-          <w:lang w:val="en-US" w:eastAsia="zh-CN"/>
-        </w:rPr>
-      </w:pPr>
-      <w:r>
-        <w:rPr>
-          <w:rFonts w:hint="eastAsia"/>
-          <w:color w:val="75BD42" w:themeColor="accent4"/>
-          <w:lang w:val="en-US" w:eastAsia="zh-CN"/>
-          <w14:textFill>
-            <w14:solidFill>
-              <w14:schemeClr w14:val="accent4"/>
-            </w14:solidFill>
-          </w14:textFill>
-        </w:rPr>
-        <w:t>详情页的初始状态改为全部取消</w:t>
-      </w:r>
-    </w:p>
-    <w:p>
-      <w:pPr>
-        <w:numPr>
-          <w:ilvl w:val="0"/>
-          <w:numId w:val="2"/>
-        </w:numPr>
-        <w:ind w:left="420" w:leftChars="0" w:firstLine="420" w:firstLineChars="0"/>
-        <w:jc w:val="left"/>
-        <w:rPr>
-          <w:rFonts w:hint="default"/>
-          <w:color w:val="F2BA02" w:themeColor="accent3"/>
-          <w:highlight w:val="none"/>
-          <w:lang w:val="en-US" w:eastAsia="zh-CN"/>
-          <w14:textFill>
-            <w14:solidFill>
-              <w14:schemeClr w14:val="accent3"/>
-            </w14:solidFill>
-          </w14:textFill>
-        </w:rPr>
-      </w:pPr>
-      <w:r>
-        <w:rPr>
-          <w:rFonts w:hint="eastAsia"/>
-          <w:color w:val="F2BA02" w:themeColor="accent3"/>
-          <w:highlight w:val="none"/>
-          <w:lang w:val="en-US" w:eastAsia="zh-CN"/>
-          <w14:textFill>
-            <w14:solidFill>
-              <w14:schemeClr w14:val="accent3"/>
-            </w14:solidFill>
-          </w14:textFill>
-        </w:rPr>
-        <w:t>简化多余的实例和代码</w:t>
-      </w:r>
-    </w:p>
-    <w:p>
-      <w:pPr>
-        <w:numPr>
-          <w:ilvl w:val="0"/>
-          <w:numId w:val="2"/>
-        </w:numPr>
-        <w:ind w:left="420" w:leftChars="0" w:firstLine="420" w:firstLineChars="0"/>
-        <w:jc w:val="left"/>
-        <w:rPr>
-          <w:rFonts w:hint="default"/>
-          <w:color w:val="auto"/>
-          <w:highlight w:val="none"/>
-          <w:lang w:val="en-US" w:eastAsia="zh-CN"/>
-        </w:rPr>
-      </w:pPr>
-      <w:r>
-        <w:rPr>
-          <w:rFonts w:hint="eastAsia"/>
-          <w:color w:val="auto"/>
-          <w:highlight w:val="none"/>
-          <w:lang w:val="en-US" w:eastAsia="zh-CN"/>
-        </w:rPr>
-        <w:t>实现多线程</w:t>
-      </w:r>
-    </w:p>
-    <w:p>
-      <w:pPr>
-        <w:numPr>
-          <w:ilvl w:val="0"/>
-          <w:numId w:val="2"/>
-        </w:numPr>
-        <w:ind w:left="420" w:leftChars="0" w:firstLine="420" w:firstLineChars="0"/>
-        <w:jc w:val="left"/>
-        <w:rPr>
-          <w:rFonts w:hint="default"/>
-          <w:color w:val="auto"/>
-          <w:highlight w:val="none"/>
-          <w:lang w:val="en-US" w:eastAsia="zh-CN"/>
-        </w:rPr>
-      </w:pPr>
-      <w:r>
-        <w:rPr>
-          <w:rFonts w:hint="eastAsia"/>
-          <w:color w:val="auto"/>
-          <w:highlight w:val="none"/>
-          <w:lang w:val="en-US" w:eastAsia="zh-CN"/>
-        </w:rPr>
-        <w:t>实现比较页？</w:t>
-      </w:r>
-    </w:p>
-    <w:p>
-      <w:pPr>
-        <w:numPr>
-          <w:ilvl w:val="0"/>
-          <w:numId w:val="2"/>
-        </w:numPr>
-        <w:ind w:left="420" w:leftChars="0" w:firstLine="420" w:firstLineChars="0"/>
-        <w:jc w:val="left"/>
-        <w:rPr>
-          <w:rFonts w:hint="default"/>
-          <w:color w:val="auto"/>
-          <w:highlight w:val="none"/>
-          <w:lang w:val="en-US" w:eastAsia="zh-CN"/>
-        </w:rPr>
-      </w:pPr>
-      <w:r>
-        <w:rPr>
-          <w:rFonts w:hint="eastAsia"/>
-          <w:color w:val="auto"/>
-          <w:highlight w:val="none"/>
-          <w:lang w:val="en-US" w:eastAsia="zh-CN"/>
-        </w:rPr>
-        <w:t>增加窗口的图标和标题</w:t>
-      </w:r>
-    </w:p>
-    <w:p>
-      <w:pPr>
-        <w:numPr>
-          <w:ilvl w:val="0"/>
-          <w:numId w:val="0"/>
-        </w:numPr>
+          <w:sz w:val="19"/>
+          <w:szCs w:val="24"/>
+          <w:lang w:val="en-US" w:eastAsia="zh-CN"/>
+        </w:rPr>
+        <w:t>这段代码的作用为检查每个描述符的首个Field，检查方法是读一个字节表示是否初始化，。另外，这段代码可以看出每个描述符开头都有1字节的数据表示该描述符是否初始化，对于未初始化的描述符跳过读取。</w:t>
+      </w:r>
+    </w:p>
+    <w:p>
+      <w:pPr>
         <w:ind w:firstLine="420" w:firstLineChars="0"/>
-        <w:jc w:val="left"/>
-        <w:rPr>
-          <w:rFonts w:hint="eastAsia"/>
-          <w:highlight w:val="yellow"/>
-          <w:lang w:val="en-US" w:eastAsia="zh-CN"/>
-        </w:rPr>
-      </w:pPr>
-    </w:p>
-    <w:p>
-      <w:pPr>
-        <w:numPr>
-          <w:ilvl w:val="0"/>
-          <w:numId w:val="0"/>
-        </w:numPr>
+        <w:rPr>
+          <w:rFonts w:hint="default" w:ascii="新宋体" w:hAnsi="新宋体" w:eastAsia="新宋体"/>
+          <w:color w:val="000000"/>
+          <w:sz w:val="19"/>
+          <w:szCs w:val="24"/>
+          <w:lang w:val="en-US" w:eastAsia="zh-CN"/>
+        </w:rPr>
+      </w:pPr>
+      <w:r>
+        <w:rPr>
+          <w:rFonts w:hint="eastAsia" w:ascii="新宋体" w:hAnsi="新宋体" w:eastAsia="新宋体"/>
+          <w:color w:val="000000"/>
+          <w:sz w:val="19"/>
+          <w:szCs w:val="24"/>
+          <w:lang w:val="en-US" w:eastAsia="zh-CN"/>
+        </w:rPr>
+        <w:t>然后就是一个初始化和show的判断。</w:t>
+      </w:r>
+      <w:r>
+        <w:rPr>
+          <w:rFonts w:hint="eastAsia" w:ascii="新宋体" w:hAnsi="新宋体" w:eastAsia="新宋体"/>
+          <w:color w:val="FFC000"/>
+          <w:sz w:val="19"/>
+          <w:szCs w:val="24"/>
+          <w:lang w:val="en-US" w:eastAsia="zh-CN"/>
+        </w:rPr>
+        <w:t>CPP代码里同样没有处理DiscriptorShow这个属性。另一个让人疑惑的点是在此处并没有对CurrentPos的调整。这个DescriptorShow是一个由树状图的勾选来修改的属性。</w:t>
+      </w:r>
+    </w:p>
+    <w:p>
+      <w:pPr>
         <w:ind w:firstLine="420" w:firstLineChars="0"/>
-        <w:jc w:val="left"/>
-        <w:rPr>
-          <w:rFonts w:hint="eastAsia"/>
-          <w:highlight w:val="yellow"/>
-          <w:lang w:val="en-US" w:eastAsia="zh-CN"/>
-        </w:rPr>
-      </w:pPr>
-    </w:p>
-    <w:p>
-      <w:pPr>
-        <w:numPr>
-          <w:ilvl w:val="0"/>
-          <w:numId w:val="0"/>
-        </w:numPr>
+        <w:rPr>
+          <w:rFonts w:hint="default" w:ascii="新宋体" w:hAnsi="新宋体" w:eastAsia="新宋体"/>
+          <w:color w:val="000000"/>
+          <w:sz w:val="19"/>
+          <w:szCs w:val="24"/>
+          <w:lang w:val="en-US" w:eastAsia="zh-CN"/>
+        </w:rPr>
+      </w:pPr>
+      <w:r>
+        <w:rPr>
+          <w:rFonts w:hint="default" w:ascii="新宋体" w:hAnsi="新宋体" w:eastAsia="新宋体"/>
+          <w:color w:val="000000"/>
+          <w:sz w:val="19"/>
+          <w:szCs w:val="24"/>
+          <w:lang w:val="en-US" w:eastAsia="zh-CN"/>
+        </w:rPr>
+        <w:drawing>
+          <wp:inline distT="0" distB="0" distL="114300" distR="114300">
+            <wp:extent cx="6037580" cy="274955"/>
+            <wp:effectExtent l="9525" t="9525" r="19685" b="17780"/>
+            <wp:docPr id="6" name="图片 6" descr="{D4E6C384-B80C-431E-97BE-39821E54B396}"/>
+            <wp:cNvGraphicFramePr>
+              <a:graphicFrameLocks xmlns:a="http://schemas.openxmlformats.org/drawingml/2006/main" noChangeAspect="1"/>
+            </wp:cNvGraphicFramePr>
+            <a:graphic xmlns:a="http://schemas.openxmlformats.org/drawingml/2006/main">
+              <a:graphicData uri="http://schemas.openxmlformats.org/drawingml/2006/picture">
+                <pic:pic xmlns:pic="http://schemas.openxmlformats.org/drawingml/2006/picture">
+                  <pic:nvPicPr>
+                    <pic:cNvPr id="6" name="图片 6" descr="{D4E6C384-B80C-431E-97BE-39821E54B396}"/>
+                    <pic:cNvPicPr>
+                      <a:picLocks noChangeAspect="1"/>
+                    </pic:cNvPicPr>
+                  </pic:nvPicPr>
+                  <pic:blipFill>
+                    <a:blip r:embed="rId36"/>
+                    <a:stretch>
+                      <a:fillRect/>
+                    </a:stretch>
+                  </pic:blipFill>
+                  <pic:spPr>
+                    <a:xfrm>
+                      <a:off x="0" y="0"/>
+                      <a:ext cx="6037580" cy="274955"/>
+                    </a:xfrm>
+                    <a:prstGeom prst="rect">
+                      <a:avLst/>
+                    </a:prstGeom>
+                    <a:ln w="1270">
+                      <a:solidFill>
+                        <a:schemeClr val="accent1"/>
+                      </a:solidFill>
+                    </a:ln>
+                  </pic:spPr>
+                </pic:pic>
+              </a:graphicData>
+            </a:graphic>
+          </wp:inline>
+        </w:drawing>
+      </w:r>
+    </w:p>
+    <w:p>
+      <w:pPr>
         <w:ind w:firstLine="420" w:firstLineChars="0"/>
-        <w:jc w:val="left"/>
-        <w:rPr>
-          <w:rFonts w:hint="eastAsia"/>
-          <w:highlight w:val="yellow"/>
-          <w:lang w:val="en-US" w:eastAsia="zh-CN"/>
-        </w:rPr>
-      </w:pPr>
-    </w:p>
-    <w:p>
-      <w:pPr>
-        <w:numPr>
-          <w:ilvl w:val="0"/>
-          <w:numId w:val="0"/>
-        </w:numPr>
+        <w:rPr>
+          <w:rFonts w:hint="default" w:ascii="新宋体" w:hAnsi="新宋体" w:eastAsia="新宋体"/>
+          <w:color w:val="000000"/>
+          <w:sz w:val="19"/>
+          <w:szCs w:val="24"/>
+          <w:lang w:val="en-US" w:eastAsia="zh-CN"/>
+        </w:rPr>
+      </w:pPr>
+      <w:r>
+        <w:rPr>
+          <w:rFonts w:hint="default" w:ascii="新宋体" w:hAnsi="新宋体" w:eastAsia="新宋体"/>
+          <w:color w:val="000000"/>
+          <w:sz w:val="19"/>
+          <w:szCs w:val="24"/>
+          <w:lang w:val="en-US" w:eastAsia="zh-CN"/>
+        </w:rPr>
+        <w:drawing>
+          <wp:inline distT="0" distB="0" distL="114300" distR="114300">
+            <wp:extent cx="5326380" cy="951230"/>
+            <wp:effectExtent l="9525" t="9525" r="18415" b="10795"/>
+            <wp:docPr id="8" name="图片 8" descr="{4070AFB4-6936-49A1-A3A9-ACF9A5DC0D4A}"/>
+            <wp:cNvGraphicFramePr>
+              <a:graphicFrameLocks xmlns:a="http://schemas.openxmlformats.org/drawingml/2006/main" noChangeAspect="1"/>
+            </wp:cNvGraphicFramePr>
+            <a:graphic xmlns:a="http://schemas.openxmlformats.org/drawingml/2006/main">
+              <a:graphicData uri="http://schemas.openxmlformats.org/drawingml/2006/picture">
+                <pic:pic xmlns:pic="http://schemas.openxmlformats.org/drawingml/2006/picture">
+                  <pic:nvPicPr>
+                    <pic:cNvPr id="8" name="图片 8" descr="{4070AFB4-6936-49A1-A3A9-ACF9A5DC0D4A}"/>
+                    <pic:cNvPicPr>
+                      <a:picLocks noChangeAspect="1"/>
+                    </pic:cNvPicPr>
+                  </pic:nvPicPr>
+                  <pic:blipFill>
+                    <a:blip r:embed="rId37"/>
+                    <a:stretch>
+                      <a:fillRect/>
+                    </a:stretch>
+                  </pic:blipFill>
+                  <pic:spPr>
+                    <a:xfrm>
+                      <a:off x="0" y="0"/>
+                      <a:ext cx="5326380" cy="951230"/>
+                    </a:xfrm>
+                    <a:prstGeom prst="rect">
+                      <a:avLst/>
+                    </a:prstGeom>
+                    <a:ln w="1270" cmpd="sng">
+                      <a:solidFill>
+                        <a:schemeClr val="accent1">
+                          <a:shade val="50000"/>
+                        </a:schemeClr>
+                      </a:solidFill>
+                      <a:prstDash val="solid"/>
+                    </a:ln>
+                  </pic:spPr>
+                </pic:pic>
+              </a:graphicData>
+            </a:graphic>
+          </wp:inline>
+        </w:drawing>
+      </w:r>
+    </w:p>
+    <w:p>
+      <w:pPr>
         <w:ind w:firstLine="420" w:firstLineChars="0"/>
-        <w:jc w:val="left"/>
-        <w:rPr>
-          <w:rFonts w:hint="eastAsia"/>
-          <w:highlight w:val="yellow"/>
-          <w:lang w:val="en-US" w:eastAsia="zh-CN"/>
-        </w:rPr>
-      </w:pPr>
-    </w:p>
-    <w:p>
-      <w:pPr>
-        <w:numPr>
-          <w:ilvl w:val="0"/>
-          <w:numId w:val="0"/>
-        </w:numPr>
+        <w:rPr>
+          <w:rFonts w:hint="default" w:ascii="新宋体" w:hAnsi="新宋体" w:eastAsia="新宋体"/>
+          <w:color w:val="000000"/>
+          <w:sz w:val="19"/>
+          <w:szCs w:val="24"/>
+          <w:lang w:val="en-US" w:eastAsia="zh-CN"/>
+        </w:rPr>
+      </w:pPr>
+      <w:r>
+        <w:rPr>
+          <w:rFonts w:hint="eastAsia" w:ascii="新宋体" w:hAnsi="新宋体" w:eastAsia="新宋体"/>
+          <w:color w:val="000000"/>
+          <w:sz w:val="19"/>
+          <w:szCs w:val="24"/>
+          <w:lang w:val="en-US" w:eastAsia="zh-CN"/>
+        </w:rPr>
+        <w:t>对于else部分的后续执行是，置红表示错误（未初始化），或直接调整表格的位置跳过读取这个描述符。</w:t>
+      </w:r>
+    </w:p>
+    <w:p>
+      <w:pPr>
         <w:ind w:firstLine="420" w:firstLineChars="0"/>
-        <w:jc w:val="left"/>
-        <w:rPr>
-          <w:rFonts w:hint="eastAsia"/>
-          <w:highlight w:val="yellow"/>
-          <w:lang w:val="en-US" w:eastAsia="zh-CN"/>
-        </w:rPr>
-      </w:pPr>
-    </w:p>
-    <w:p>
-      <w:pPr>
-        <w:numPr>
-          <w:ilvl w:val="0"/>
-          <w:numId w:val="0"/>
-        </w:numPr>
+        <w:rPr>
+          <w:rFonts w:hint="default" w:ascii="新宋体" w:hAnsi="新宋体" w:eastAsia="新宋体"/>
+          <w:color w:val="000000"/>
+          <w:sz w:val="19"/>
+          <w:szCs w:val="24"/>
+          <w:lang w:val="en-US" w:eastAsia="zh-CN"/>
+        </w:rPr>
+      </w:pPr>
+      <w:r>
+        <w:rPr>
+          <w:rFonts w:hint="default" w:ascii="新宋体" w:hAnsi="新宋体" w:eastAsia="新宋体"/>
+          <w:color w:val="000000"/>
+          <w:sz w:val="19"/>
+          <w:szCs w:val="24"/>
+          <w:lang w:val="en-US" w:eastAsia="zh-CN"/>
+        </w:rPr>
+        <w:drawing>
+          <wp:inline distT="0" distB="0" distL="114300" distR="114300">
+            <wp:extent cx="4679315" cy="963295"/>
+            <wp:effectExtent l="9525" t="9525" r="17780" b="9525"/>
+            <wp:docPr id="7" name="图片 7" descr="{93441D6F-37FF-4196-9EEB-F2F59B132F33}"/>
+            <wp:cNvGraphicFramePr>
+              <a:graphicFrameLocks xmlns:a="http://schemas.openxmlformats.org/drawingml/2006/main" noChangeAspect="1"/>
+            </wp:cNvGraphicFramePr>
+            <a:graphic xmlns:a="http://schemas.openxmlformats.org/drawingml/2006/main">
+              <a:graphicData uri="http://schemas.openxmlformats.org/drawingml/2006/picture">
+                <pic:pic xmlns:pic="http://schemas.openxmlformats.org/drawingml/2006/picture">
+                  <pic:nvPicPr>
+                    <pic:cNvPr id="7" name="图片 7" descr="{93441D6F-37FF-4196-9EEB-F2F59B132F33}"/>
+                    <pic:cNvPicPr>
+                      <a:picLocks noChangeAspect="1"/>
+                    </pic:cNvPicPr>
+                  </pic:nvPicPr>
+                  <pic:blipFill>
+                    <a:blip r:embed="rId38"/>
+                    <a:stretch>
+                      <a:fillRect/>
+                    </a:stretch>
+                  </pic:blipFill>
+                  <pic:spPr>
+                    <a:xfrm>
+                      <a:off x="0" y="0"/>
+                      <a:ext cx="4679315" cy="963295"/>
+                    </a:xfrm>
+                    <a:prstGeom prst="rect">
+                      <a:avLst/>
+                    </a:prstGeom>
+                    <a:ln w="1270">
+                      <a:solidFill>
+                        <a:schemeClr val="accent1"/>
+                      </a:solidFill>
+                    </a:ln>
+                  </pic:spPr>
+                </pic:pic>
+              </a:graphicData>
+            </a:graphic>
+          </wp:inline>
+        </w:drawing>
+      </w:r>
+    </w:p>
+    <w:p>
+      <w:pPr>
         <w:ind w:firstLine="420" w:firstLineChars="0"/>
-        <w:jc w:val="left"/>
-        <w:rPr>
-          <w:rFonts w:hint="eastAsia"/>
-          <w:highlight w:val="yellow"/>
-          <w:lang w:val="en-US" w:eastAsia="zh-CN"/>
-        </w:rPr>
-      </w:pPr>
-    </w:p>
-    <w:p>
-      <w:pPr>
-        <w:numPr>
-          <w:ilvl w:val="0"/>
-          <w:numId w:val="0"/>
-        </w:numPr>
-        <w:ind w:firstLine="420" w:firstLineChars="0"/>
-        <w:jc w:val="left"/>
-        <w:rPr>
-          <w:rFonts w:hint="eastAsia"/>
-          <w:highlight w:val="yellow"/>
-          <w:lang w:val="en-US" w:eastAsia="zh-CN"/>
-        </w:rPr>
-      </w:pPr>
-    </w:p>
-    <w:p>
-      <w:pPr>
-        <w:numPr>
-          <w:ilvl w:val="0"/>
-          <w:numId w:val="0"/>
-        </w:numPr>
-        <w:ind w:firstLine="420" w:firstLineChars="0"/>
-        <w:jc w:val="left"/>
-        <w:rPr>
-          <w:rFonts w:hint="eastAsia"/>
-          <w:highlight w:val="yellow"/>
-          <w:lang w:val="en-US" w:eastAsia="zh-CN"/>
-        </w:rPr>
-      </w:pPr>
-    </w:p>
-    <w:p>
-      <w:pPr>
-        <w:numPr>
-          <w:ilvl w:val="0"/>
-          <w:numId w:val="0"/>
-        </w:numPr>
-        <w:ind w:firstLine="420" w:firstLineChars="0"/>
-        <w:jc w:val="left"/>
-        <w:rPr>
-          <w:rFonts w:hint="eastAsia"/>
-          <w:highlight w:val="yellow"/>
-          <w:lang w:val="en-US" w:eastAsia="zh-CN"/>
-        </w:rPr>
-      </w:pPr>
-    </w:p>
-    <w:p>
-      <w:pPr>
-        <w:numPr>
-          <w:ilvl w:val="0"/>
-          <w:numId w:val="0"/>
-        </w:numPr>
-        <w:ind w:firstLine="420" w:firstLineChars="0"/>
-        <w:jc w:val="left"/>
-        <w:rPr>
-          <w:rFonts w:hint="eastAsia"/>
-          <w:highlight w:val="yellow"/>
-          <w:lang w:val="en-US" w:eastAsia="zh-CN"/>
-        </w:rPr>
-      </w:pPr>
-    </w:p>
-    <w:p>
-      <w:pPr>
-        <w:numPr>
-          <w:ilvl w:val="0"/>
-          <w:numId w:val="0"/>
-        </w:numPr>
-        <w:ind w:firstLine="420" w:firstLineChars="0"/>
-        <w:jc w:val="left"/>
-        <w:rPr>
-          <w:rFonts w:hint="eastAsia"/>
-          <w:highlight w:val="yellow"/>
-          <w:lang w:val="en-US" w:eastAsia="zh-CN"/>
-        </w:rPr>
-      </w:pPr>
-    </w:p>
-    <w:p>
-      <w:pPr>
-        <w:numPr>
-          <w:ilvl w:val="0"/>
-          <w:numId w:val="0"/>
-        </w:numPr>
-        <w:ind w:firstLine="420" w:firstLineChars="0"/>
-        <w:jc w:val="left"/>
-        <w:rPr>
-          <w:rFonts w:hint="eastAsia"/>
-          <w:highlight w:val="yellow"/>
-          <w:lang w:val="en-US" w:eastAsia="zh-CN"/>
-        </w:rPr>
-      </w:pPr>
-    </w:p>
-    <w:p>
-      <w:pPr>
-        <w:rPr>
-          <w:rFonts w:hint="eastAsia"/>
-          <w:highlight w:val="none"/>
-          <w:lang w:val="en-US" w:eastAsia="zh-CN"/>
-        </w:rPr>
-      </w:pPr>
-      <w:r>
-        <w:rPr>
-          <w:rFonts w:hint="eastAsia"/>
-          <w:highlight w:val="yellow"/>
-          <w:lang w:val="en-US" w:eastAsia="zh-CN"/>
-        </w:rPr>
-        <w:br w:type="page"/>
-      </w:r>
-      <w:r>
-        <w:rPr>
-          <w:rFonts w:hint="eastAsia"/>
-          <w:highlight w:val="none"/>
-          <w:lang w:val="en-US" w:eastAsia="zh-CN"/>
-        </w:rPr>
-        <w:t>更名：</w:t>
-      </w:r>
-    </w:p>
-    <w:p>
-      <w:pPr>
-        <w:ind w:firstLine="420" w:firstLineChars="0"/>
-        <w:rPr>
-          <w:rFonts w:hint="default"/>
-          <w:highlight w:val="none"/>
-          <w:lang w:val="en-US" w:eastAsia="zh-CN"/>
-        </w:rPr>
-      </w:pPr>
-      <w:r>
-        <w:rPr>
-          <w:rFonts w:hint="eastAsia"/>
-          <w:highlight w:val="none"/>
-          <w:lang w:val="en-US" w:eastAsia="zh-CN"/>
-        </w:rPr>
-        <w:t>tableWidget</w:t>
-      </w:r>
-      <w:r>
-        <w:rPr>
-          <w:rFonts w:hint="eastAsia"/>
-          <w:highlight w:val="none"/>
-          <w:lang w:val="en-US" w:eastAsia="zh-CN"/>
-        </w:rPr>
-        <w:tab/>
-      </w:r>
-      <w:r>
-        <w:rPr>
-          <w:rFonts w:hint="eastAsia"/>
-          <w:highlight w:val="none"/>
-          <w:lang w:val="en-US" w:eastAsia="zh-CN"/>
-        </w:rPr>
-        <w:t>: tableDetail</w:t>
-      </w:r>
-    </w:p>
-    <w:p>
-      <w:pPr>
-        <w:ind w:firstLine="420" w:firstLineChars="0"/>
-        <w:rPr>
-          <w:rFonts w:hint="eastAsia"/>
-          <w:highlight w:val="none"/>
-          <w:lang w:val="en-US" w:eastAsia="zh-CN"/>
-        </w:rPr>
-      </w:pPr>
-      <w:r>
-        <w:rPr>
-          <w:rFonts w:hint="eastAsia"/>
-          <w:highlight w:val="none"/>
-          <w:lang w:val="en-US" w:eastAsia="zh-CN"/>
-        </w:rPr>
-        <w:t>widget_2</w:t>
-      </w:r>
-      <w:r>
-        <w:rPr>
-          <w:rFonts w:hint="eastAsia"/>
-          <w:highlight w:val="none"/>
-          <w:lang w:val="en-US" w:eastAsia="zh-CN"/>
-        </w:rPr>
-        <w:tab/>
-      </w:r>
-      <w:r>
-        <w:rPr>
-          <w:rFonts w:hint="eastAsia"/>
-          <w:highlight w:val="none"/>
-          <w:lang w:val="en-US" w:eastAsia="zh-CN"/>
-        </w:rPr>
-        <w:t>：wgtEntities</w:t>
-      </w:r>
-    </w:p>
-    <w:p>
-      <w:pPr>
-        <w:ind w:left="420" w:leftChars="0" w:firstLine="420" w:firstLineChars="0"/>
-        <w:rPr>
-          <w:rFonts w:hint="eastAsia"/>
-          <w:highlight w:val="none"/>
-          <w:lang w:val="en-US" w:eastAsia="zh-CN"/>
-        </w:rPr>
-      </w:pPr>
-      <w:r>
-        <w:rPr>
-          <w:rFonts w:hint="default"/>
-          <w:highlight w:val="none"/>
-          <w:lang w:val="en-US" w:eastAsia="zh-CN"/>
-        </w:rPr>
-        <w:t>pushButton</w:t>
-      </w:r>
-      <w:r>
-        <w:rPr>
-          <w:rFonts w:hint="eastAsia"/>
-          <w:highlight w:val="none"/>
-          <w:lang w:val="en-US" w:eastAsia="zh-CN"/>
-        </w:rPr>
-        <w:tab/>
-      </w:r>
-      <w:r>
-        <w:rPr>
-          <w:rFonts w:hint="eastAsia"/>
-          <w:highlight w:val="none"/>
-          <w:lang w:val="en-US" w:eastAsia="zh-CN"/>
-        </w:rPr>
-        <w:t>: btnEFilter</w:t>
-      </w:r>
-    </w:p>
-    <w:p>
-      <w:pPr>
-        <w:ind w:left="420" w:leftChars="0" w:firstLine="420" w:firstLineChars="0"/>
-        <w:rPr>
-          <w:rFonts w:hint="eastAsia"/>
-          <w:highlight w:val="none"/>
-          <w:lang w:val="en-US" w:eastAsia="zh-CN"/>
-        </w:rPr>
-      </w:pPr>
-      <w:r>
-        <w:rPr>
-          <w:rFonts w:hint="default"/>
-          <w:highlight w:val="none"/>
-          <w:lang w:val="en-US" w:eastAsia="zh-CN"/>
-        </w:rPr>
-        <w:t>pushButton_2</w:t>
-      </w:r>
-      <w:r>
-        <w:rPr>
-          <w:rFonts w:hint="eastAsia"/>
-          <w:highlight w:val="none"/>
-          <w:lang w:val="en-US" w:eastAsia="zh-CN"/>
-        </w:rPr>
-        <w:tab/>
-      </w:r>
-      <w:r>
-        <w:rPr>
-          <w:rFonts w:hint="eastAsia"/>
-          <w:highlight w:val="none"/>
-          <w:lang w:val="en-US" w:eastAsia="zh-CN"/>
-        </w:rPr>
-        <w:t>: btnEClearAll</w:t>
-      </w:r>
-    </w:p>
-    <w:p>
-      <w:pPr>
-        <w:ind w:left="420" w:leftChars="0" w:firstLine="420" w:firstLineChars="0"/>
-        <w:rPr>
-          <w:rFonts w:hint="eastAsia"/>
-          <w:highlight w:val="none"/>
-          <w:lang w:val="en-US" w:eastAsia="zh-CN"/>
-        </w:rPr>
-      </w:pPr>
-      <w:r>
-        <w:rPr>
-          <w:rFonts w:hint="default"/>
-          <w:highlight w:val="none"/>
-          <w:lang w:val="en-US" w:eastAsia="zh-CN"/>
-        </w:rPr>
-        <w:t>pushButton_</w:t>
-      </w:r>
-      <w:r>
-        <w:rPr>
-          <w:rFonts w:hint="eastAsia"/>
-          <w:highlight w:val="none"/>
-          <w:lang w:val="en-US" w:eastAsia="zh-CN"/>
-        </w:rPr>
-        <w:t>3</w:t>
-      </w:r>
-      <w:r>
-        <w:rPr>
-          <w:rFonts w:hint="eastAsia"/>
-          <w:highlight w:val="none"/>
-          <w:lang w:val="en-US" w:eastAsia="zh-CN"/>
-        </w:rPr>
-        <w:tab/>
-      </w:r>
-      <w:r>
-        <w:rPr>
-          <w:rFonts w:hint="eastAsia"/>
-          <w:highlight w:val="none"/>
-          <w:lang w:val="en-US" w:eastAsia="zh-CN"/>
-        </w:rPr>
-        <w:t>: btnESelectAll</w:t>
-      </w:r>
-    </w:p>
-    <w:p>
-      <w:pPr>
-        <w:ind w:left="420" w:leftChars="0" w:firstLine="420" w:firstLineChars="0"/>
-        <w:rPr>
-          <w:rFonts w:hint="default"/>
-          <w:highlight w:val="none"/>
-          <w:lang w:val="en-US" w:eastAsia="zh-CN"/>
-        </w:rPr>
-      </w:pPr>
-      <w:r>
-        <w:rPr>
-          <w:rFonts w:hint="default"/>
-          <w:highlight w:val="none"/>
-          <w:lang w:val="en-US" w:eastAsia="zh-CN"/>
-        </w:rPr>
-        <w:t>pushButton_</w:t>
-      </w:r>
-      <w:r>
-        <w:rPr>
-          <w:rFonts w:hint="eastAsia"/>
-          <w:highlight w:val="none"/>
-          <w:lang w:val="en-US" w:eastAsia="zh-CN"/>
-        </w:rPr>
-        <w:t>4</w:t>
-      </w:r>
-      <w:r>
-        <w:rPr>
-          <w:rFonts w:hint="eastAsia"/>
-          <w:highlight w:val="none"/>
-          <w:lang w:val="en-US" w:eastAsia="zh-CN"/>
-        </w:rPr>
-        <w:tab/>
-      </w:r>
-      <w:r>
-        <w:rPr>
-          <w:rFonts w:hint="eastAsia"/>
-          <w:highlight w:val="none"/>
-          <w:lang w:val="en-US" w:eastAsia="zh-CN"/>
-        </w:rPr>
-        <w:t>: btnERefresh</w:t>
-      </w:r>
-    </w:p>
-    <w:p>
-      <w:pPr>
-        <w:ind w:left="420" w:leftChars="0" w:firstLine="420" w:firstLineChars="0"/>
-        <w:rPr>
-          <w:rFonts w:hint="default"/>
-          <w:highlight w:val="none"/>
-          <w:lang w:val="en-US" w:eastAsia="zh-CN"/>
-        </w:rPr>
-      </w:pPr>
-      <w:r>
-        <w:rPr>
-          <w:rFonts w:hint="default"/>
-          <w:highlight w:val="none"/>
-          <w:lang w:val="en-US" w:eastAsia="zh-CN"/>
-        </w:rPr>
-        <w:t>label_4</w:t>
-      </w:r>
-      <w:r>
-        <w:rPr>
-          <w:rFonts w:hint="eastAsia"/>
-          <w:highlight w:val="none"/>
-          <w:lang w:val="en-US" w:eastAsia="zh-CN"/>
-        </w:rPr>
-        <w:tab/>
-      </w:r>
-      <w:r>
-        <w:rPr>
-          <w:rFonts w:hint="eastAsia"/>
-          <w:highlight w:val="none"/>
-          <w:lang w:val="en-US" w:eastAsia="zh-CN"/>
-        </w:rPr>
-        <w:tab/>
-      </w:r>
-      <w:r>
-        <w:rPr>
-          <w:rFonts w:hint="eastAsia"/>
-          <w:highlight w:val="none"/>
-          <w:lang w:val="en-US" w:eastAsia="zh-CN"/>
-        </w:rPr>
-        <w:t>: lbEntities</w:t>
-      </w:r>
-    </w:p>
-    <w:p>
-      <w:pPr>
-        <w:ind w:left="420" w:leftChars="0" w:firstLine="420" w:firstLineChars="0"/>
-        <w:rPr>
-          <w:rFonts w:hint="default"/>
-          <w:highlight w:val="none"/>
-          <w:lang w:val="en-US" w:eastAsia="zh-CN"/>
-        </w:rPr>
-      </w:pPr>
-      <w:r>
-        <w:rPr>
-          <w:rFonts w:hint="eastAsia"/>
-          <w:highlight w:val="none"/>
-          <w:lang w:val="en-US" w:eastAsia="zh-CN"/>
-        </w:rPr>
-        <w:t>treeWidget</w:t>
-      </w:r>
-      <w:r>
-        <w:rPr>
-          <w:rFonts w:hint="eastAsia"/>
-          <w:highlight w:val="none"/>
-          <w:lang w:val="en-US" w:eastAsia="zh-CN"/>
-        </w:rPr>
-        <w:tab/>
-      </w:r>
-      <w:r>
-        <w:rPr>
-          <w:rFonts w:hint="eastAsia"/>
-          <w:highlight w:val="none"/>
-          <w:lang w:val="en-US" w:eastAsia="zh-CN"/>
-        </w:rPr>
-        <w:t>: treeEntities</w:t>
-      </w:r>
-    </w:p>
-    <w:p>
-      <w:pPr>
-        <w:ind w:firstLine="420" w:firstLineChars="0"/>
-        <w:rPr>
-          <w:rFonts w:hint="eastAsia"/>
-          <w:highlight w:val="none"/>
-          <w:lang w:val="en-US" w:eastAsia="zh-CN"/>
-        </w:rPr>
-      </w:pPr>
-      <w:r>
-        <w:rPr>
-          <w:rFonts w:hint="eastAsia"/>
-          <w:highlight w:val="none"/>
-          <w:lang w:val="en-US" w:eastAsia="zh-CN"/>
-        </w:rPr>
-        <w:t>widget_3</w:t>
-      </w:r>
-      <w:r>
-        <w:rPr>
-          <w:rFonts w:hint="eastAsia"/>
-          <w:highlight w:val="none"/>
-          <w:lang w:val="en-US" w:eastAsia="zh-CN"/>
-        </w:rPr>
-        <w:tab/>
-      </w:r>
-      <w:r>
-        <w:rPr>
-          <w:rFonts w:hint="eastAsia"/>
-          <w:highlight w:val="none"/>
-          <w:lang w:val="en-US" w:eastAsia="zh-CN"/>
-        </w:rPr>
-        <w:t>：wgtDescriptors</w:t>
-      </w:r>
-    </w:p>
-    <w:p>
-      <w:pPr>
-        <w:ind w:left="420" w:leftChars="0" w:firstLine="420" w:firstLineChars="0"/>
-        <w:rPr>
-          <w:rFonts w:hint="default"/>
-          <w:highlight w:val="none"/>
-          <w:lang w:val="en-US" w:eastAsia="zh-CN"/>
-        </w:rPr>
-      </w:pPr>
-      <w:r>
-        <w:rPr>
-          <w:rFonts w:hint="default"/>
-          <w:highlight w:val="none"/>
-          <w:lang w:val="en-US" w:eastAsia="zh-CN"/>
-        </w:rPr>
-        <w:t>label_5</w:t>
-      </w:r>
-      <w:r>
-        <w:rPr>
-          <w:rFonts w:hint="eastAsia"/>
-          <w:highlight w:val="none"/>
-          <w:lang w:val="en-US" w:eastAsia="zh-CN"/>
-        </w:rPr>
-        <w:tab/>
-      </w:r>
-      <w:r>
-        <w:rPr>
-          <w:rFonts w:hint="eastAsia"/>
-          <w:highlight w:val="none"/>
-          <w:lang w:val="en-US" w:eastAsia="zh-CN"/>
-        </w:rPr>
-        <w:tab/>
-      </w:r>
-      <w:r>
-        <w:rPr>
-          <w:rFonts w:hint="eastAsia"/>
-          <w:highlight w:val="none"/>
-          <w:lang w:val="en-US" w:eastAsia="zh-CN"/>
-        </w:rPr>
-        <w:t>: lbDescriptors</w:t>
-      </w:r>
-    </w:p>
-    <w:p>
-      <w:pPr>
-        <w:ind w:left="420" w:leftChars="0" w:firstLine="420" w:firstLineChars="0"/>
-        <w:rPr>
-          <w:rFonts w:hint="eastAsia"/>
-          <w:highlight w:val="none"/>
-          <w:lang w:val="en-US" w:eastAsia="zh-CN"/>
-        </w:rPr>
-      </w:pPr>
-      <w:r>
-        <w:rPr>
-          <w:rFonts w:hint="default"/>
-          <w:highlight w:val="none"/>
-          <w:lang w:val="en-US" w:eastAsia="zh-CN"/>
-        </w:rPr>
-        <w:t>treeWidget_2</w:t>
-      </w:r>
-      <w:r>
-        <w:rPr>
-          <w:rFonts w:hint="eastAsia"/>
-          <w:highlight w:val="none"/>
-          <w:lang w:val="en-US" w:eastAsia="zh-CN"/>
-        </w:rPr>
-        <w:tab/>
-      </w:r>
-      <w:r>
-        <w:rPr>
-          <w:rFonts w:hint="eastAsia"/>
-          <w:highlight w:val="none"/>
-          <w:lang w:val="en-US" w:eastAsia="zh-CN"/>
-        </w:rPr>
-        <w:t>: treeDescriptors</w:t>
-      </w:r>
-    </w:p>
-    <w:p>
-      <w:pPr>
-        <w:ind w:left="420" w:leftChars="0" w:firstLine="420" w:firstLineChars="0"/>
-        <w:rPr>
-          <w:rFonts w:hint="eastAsia"/>
-          <w:highlight w:val="none"/>
-          <w:lang w:val="en-US" w:eastAsia="zh-CN"/>
-        </w:rPr>
-      </w:pPr>
-      <w:r>
-        <w:rPr>
-          <w:rFonts w:hint="eastAsia"/>
-          <w:highlight w:val="none"/>
-          <w:lang w:val="en-US" w:eastAsia="zh-CN"/>
-        </w:rPr>
-        <w:t>pushButton_5</w:t>
-      </w:r>
-      <w:r>
-        <w:rPr>
-          <w:rFonts w:hint="eastAsia"/>
-          <w:highlight w:val="none"/>
-          <w:lang w:val="en-US" w:eastAsia="zh-CN"/>
-        </w:rPr>
-        <w:tab/>
-      </w:r>
-      <w:r>
-        <w:rPr>
-          <w:rFonts w:hint="eastAsia"/>
-          <w:highlight w:val="none"/>
-          <w:lang w:val="en-US" w:eastAsia="zh-CN"/>
-        </w:rPr>
-        <w:t>: btnDRefresh</w:t>
-      </w:r>
-    </w:p>
-    <w:p>
-      <w:pPr>
-        <w:ind w:left="420" w:leftChars="0" w:firstLine="420" w:firstLineChars="0"/>
-        <w:rPr>
-          <w:rFonts w:hint="default"/>
-          <w:highlight w:val="none"/>
-          <w:lang w:val="en-US" w:eastAsia="zh-CN"/>
-        </w:rPr>
-      </w:pPr>
-      <w:r>
-        <w:rPr>
-          <w:rFonts w:hint="default"/>
-          <w:highlight w:val="none"/>
-          <w:lang w:val="en-US" w:eastAsia="zh-CN"/>
-        </w:rPr>
-        <w:t>pushButton_7</w:t>
-      </w:r>
-      <w:r>
-        <w:rPr>
-          <w:rFonts w:hint="eastAsia"/>
-          <w:highlight w:val="none"/>
-          <w:lang w:val="en-US" w:eastAsia="zh-CN"/>
-        </w:rPr>
-        <w:tab/>
-      </w:r>
-      <w:r>
-        <w:rPr>
-          <w:rFonts w:hint="eastAsia"/>
-          <w:highlight w:val="none"/>
-          <w:lang w:val="en-US" w:eastAsia="zh-CN"/>
-        </w:rPr>
-        <w:t>: btnDClearAll</w:t>
-      </w:r>
-    </w:p>
-    <w:p>
-      <w:pPr>
-        <w:ind w:left="420" w:leftChars="0" w:firstLine="420" w:firstLineChars="0"/>
-        <w:rPr>
-          <w:rFonts w:hint="default"/>
-          <w:highlight w:val="none"/>
-          <w:lang w:val="en-US" w:eastAsia="zh-CN"/>
-        </w:rPr>
-      </w:pPr>
-      <w:r>
-        <w:rPr>
-          <w:rFonts w:hint="default"/>
-          <w:highlight w:val="none"/>
-          <w:lang w:val="en-US" w:eastAsia="zh-CN"/>
-        </w:rPr>
-        <w:t>pushButton_8</w:t>
-      </w:r>
-      <w:r>
-        <w:rPr>
-          <w:rFonts w:hint="eastAsia"/>
-          <w:highlight w:val="none"/>
-          <w:lang w:val="en-US" w:eastAsia="zh-CN"/>
-        </w:rPr>
-        <w:tab/>
-      </w:r>
-      <w:r>
-        <w:rPr>
-          <w:rFonts w:hint="eastAsia"/>
-          <w:highlight w:val="none"/>
-          <w:lang w:val="en-US" w:eastAsia="zh-CN"/>
-        </w:rPr>
-        <w:t>: btnDSelectAll</w:t>
-      </w:r>
-    </w:p>
-    <w:p/>
+        <w:rPr>
+          <w:rFonts w:hint="default" w:ascii="新宋体" w:hAnsi="新宋体" w:eastAsia="新宋体"/>
+          <w:color w:val="000000"/>
+          <w:sz w:val="19"/>
+          <w:szCs w:val="24"/>
+          <w:lang w:val="en-US" w:eastAsia="zh-CN"/>
+        </w:rPr>
+      </w:pPr>
+      <w:r>
+        <w:rPr>
+          <w:rFonts w:hint="eastAsia" w:ascii="新宋体" w:hAnsi="新宋体" w:eastAsia="新宋体"/>
+          <w:color w:val="000000"/>
+          <w:sz w:val="19"/>
+          <w:szCs w:val="24"/>
+          <w:lang w:val="en-US" w:eastAsia="zh-CN"/>
+        </w:rPr>
+        <w:t>若之前的if判断为真，则根据FieldType是否等于Array来分别用ReadFieldFromIntPtr和ShowArrayField来读取两种情况下的数据，并用FinishReadRow来处理异常。</w:t>
+      </w:r>
+    </w:p>
     <w:sectPr>
       <w:pgSz w:w="11906" w:h="16838"/>
       <w:pgMar w:top="720" w:right="720" w:bottom="720" w:left="720" w:header="851" w:footer="992" w:gutter="0"/>
@@ -3808,6 +5588,158 @@
 <file path=word/numbering.xml><?xml version="1.0" encoding="utf-8"?>
 <w:numbering xmlns:wpc="http://schemas.microsoft.com/office/word/2010/wordprocessingCanvas" xmlns:mc="http://schemas.openxmlformats.org/markup-compatibility/2006" xmlns:o="urn:schemas-microsoft-com:office:office" xmlns:r="http://schemas.openxmlformats.org/officeDocument/2006/relationships" xmlns:m="http://schemas.openxmlformats.org/officeDocument/2006/math" xmlns:v="urn:schemas-microsoft-com:vml" xmlns:wp14="http://schemas.microsoft.com/office/word/2010/wordprocessingDrawing" xmlns:wp="http://schemas.openxmlformats.org/drawingml/2006/wordprocessingDrawing" xmlns:w10="urn:schemas-microsoft-com:office:word" xmlns:w="http://schemas.openxmlformats.org/wordprocessingml/2006/main" xmlns:w14="http://schemas.microsoft.com/office/word/2010/wordml" xmlns:wpg="http://schemas.microsoft.com/office/word/2010/wordprocessingGroup" xmlns:wpi="http://schemas.microsoft.com/office/word/2010/wordprocessingInk" xmlns:wne="http://schemas.microsoft.com/office/word/2006/wordml" xmlns:wps="http://schemas.microsoft.com/office/word/2010/wordprocessingShape" xmlns:wpsCustomData="http://www.wps.cn/officeDocument/2013/wpsCustomData" mc:Ignorable="w14 wp14">
   <w:abstractNum w:abstractNumId="0">
+    <w:nsid w:val="917FF204"/>
+    <w:multiLevelType w:val="singleLevel"/>
+    <w:tmpl w:val="917FF204"/>
+    <w:lvl w:ilvl="0" w:tentative="0">
+      <w:start w:val="1"/>
+      <w:numFmt w:val="decimal"/>
+      <w:lvlText w:val="%1."/>
+      <w:lvlJc w:val="left"/>
+      <w:pPr>
+        <w:tabs>
+          <w:tab w:val="left" w:pos="312"/>
+        </w:tabs>
+      </w:pPr>
+    </w:lvl>
+  </w:abstractNum>
+  <w:abstractNum w:abstractNumId="1">
+    <w:nsid w:val="018ADD72"/>
+    <w:multiLevelType w:val="multilevel"/>
+    <w:tmpl w:val="018ADD72"/>
+    <w:lvl w:ilvl="0" w:tentative="0">
+      <w:start w:val="1"/>
+      <w:numFmt w:val="decimal"/>
+      <w:lvlText w:val="%1."/>
+      <w:lvlJc w:val="left"/>
+      <w:pPr>
+        <w:tabs>
+          <w:tab w:val="left" w:pos="312"/>
+        </w:tabs>
+      </w:pPr>
+    </w:lvl>
+    <w:lvl w:ilvl="1" w:tentative="0">
+      <w:start w:val="1"/>
+      <w:numFmt w:val="decimal"/>
+      <w:lvlText w:val="(%2)"/>
+      <w:lvlJc w:val="left"/>
+      <w:pPr>
+        <w:tabs>
+          <w:tab w:val="left" w:pos="840"/>
+        </w:tabs>
+        <w:ind w:left="840" w:leftChars="0" w:hanging="420" w:firstLineChars="0"/>
+      </w:pPr>
+      <w:rPr>
+        <w:rFonts w:hint="default"/>
+      </w:rPr>
+    </w:lvl>
+    <w:lvl w:ilvl="2" w:tentative="0">
+      <w:start w:val="1"/>
+      <w:numFmt w:val="decimalEnclosedCircleChinese"/>
+      <w:lvlText w:val="%3"/>
+      <w:lvlJc w:val="left"/>
+      <w:pPr>
+        <w:tabs>
+          <w:tab w:val="left" w:pos="1260"/>
+        </w:tabs>
+        <w:ind w:left="1260" w:leftChars="0" w:hanging="420" w:firstLineChars="0"/>
+      </w:pPr>
+      <w:rPr>
+        <w:rFonts w:hint="default"/>
+      </w:rPr>
+    </w:lvl>
+    <w:lvl w:ilvl="3" w:tentative="0">
+      <w:start w:val="1"/>
+      <w:numFmt w:val="decimal"/>
+      <w:lvlText w:val="%4)"/>
+      <w:lvlJc w:val="left"/>
+      <w:pPr>
+        <w:tabs>
+          <w:tab w:val="left" w:pos="1680"/>
+        </w:tabs>
+        <w:ind w:left="1680" w:leftChars="0" w:hanging="420" w:firstLineChars="0"/>
+      </w:pPr>
+      <w:rPr>
+        <w:rFonts w:hint="default"/>
+      </w:rPr>
+    </w:lvl>
+    <w:lvl w:ilvl="4" w:tentative="0">
+      <w:start w:val="1"/>
+      <w:numFmt w:val="lowerLetter"/>
+      <w:lvlText w:val="%5."/>
+      <w:lvlJc w:val="left"/>
+      <w:pPr>
+        <w:tabs>
+          <w:tab w:val="left" w:pos="2100"/>
+        </w:tabs>
+        <w:ind w:left="2100" w:leftChars="0" w:hanging="420" w:firstLineChars="0"/>
+      </w:pPr>
+      <w:rPr>
+        <w:rFonts w:hint="default"/>
+      </w:rPr>
+    </w:lvl>
+    <w:lvl w:ilvl="5" w:tentative="0">
+      <w:start w:val="1"/>
+      <w:numFmt w:val="lowerLetter"/>
+      <w:lvlText w:val="%6)"/>
+      <w:lvlJc w:val="left"/>
+      <w:pPr>
+        <w:tabs>
+          <w:tab w:val="left" w:pos="2520"/>
+        </w:tabs>
+        <w:ind w:left="2520" w:leftChars="0" w:hanging="420" w:firstLineChars="0"/>
+      </w:pPr>
+      <w:rPr>
+        <w:rFonts w:hint="default"/>
+      </w:rPr>
+    </w:lvl>
+    <w:lvl w:ilvl="6" w:tentative="0">
+      <w:start w:val="1"/>
+      <w:numFmt w:val="lowerRoman"/>
+      <w:lvlText w:val="%7."/>
+      <w:lvlJc w:val="left"/>
+      <w:pPr>
+        <w:tabs>
+          <w:tab w:val="left" w:pos="2940"/>
+        </w:tabs>
+        <w:ind w:left="2940" w:leftChars="0" w:hanging="420" w:firstLineChars="0"/>
+      </w:pPr>
+      <w:rPr>
+        <w:rFonts w:hint="default"/>
+      </w:rPr>
+    </w:lvl>
+    <w:lvl w:ilvl="7" w:tentative="0">
+      <w:start w:val="1"/>
+      <w:numFmt w:val="lowerRoman"/>
+      <w:lvlText w:val="%8)"/>
+      <w:lvlJc w:val="left"/>
+      <w:pPr>
+        <w:tabs>
+          <w:tab w:val="left" w:pos="3360"/>
+        </w:tabs>
+        <w:ind w:left="3360" w:leftChars="0" w:hanging="420" w:firstLineChars="0"/>
+      </w:pPr>
+      <w:rPr>
+        <w:rFonts w:hint="default"/>
+      </w:rPr>
+    </w:lvl>
+    <w:lvl w:ilvl="8" w:tentative="0">
+      <w:start w:val="1"/>
+      <w:numFmt w:val="lowerLetter"/>
+      <w:lvlText w:val="%9."/>
+      <w:lvlJc w:val="left"/>
+      <w:pPr>
+        <w:tabs>
+          <w:tab w:val="left" w:pos="3780"/>
+        </w:tabs>
+        <w:ind w:left="3780" w:leftChars="0" w:hanging="420" w:firstLineChars="0"/>
+      </w:pPr>
+      <w:rPr>
+        <w:rFonts w:hint="default"/>
+      </w:rPr>
+    </w:lvl>
+  </w:abstractNum>
+  <w:abstractNum w:abstractNumId="2">
     <w:nsid w:val="325B60E4"/>
     <w:multiLevelType w:val="multilevel"/>
     <w:tmpl w:val="325B60E4"/>
@@ -3938,7 +5870,7 @@
       </w:rPr>
     </w:lvl>
   </w:abstractNum>
-  <w:abstractNum w:abstractNumId="1">
+  <w:abstractNum w:abstractNumId="3">
     <w:nsid w:val="4E8BC08F"/>
     <w:multiLevelType w:val="multilevel"/>
     <w:tmpl w:val="4E8BC08F"/>
@@ -4074,11 +6006,156 @@
       </w:rPr>
     </w:lvl>
   </w:abstractNum>
+  <w:abstractNum w:abstractNumId="4">
+    <w:nsid w:val="7BED64BD"/>
+    <w:multiLevelType w:val="multilevel"/>
+    <w:tmpl w:val="7BED64BD"/>
+    <w:lvl w:ilvl="0" w:tentative="0">
+      <w:start w:val="1"/>
+      <w:numFmt w:val="decimal"/>
+      <w:lvlText w:val="%1."/>
+      <w:lvlJc w:val="left"/>
+      <w:pPr>
+        <w:tabs>
+          <w:tab w:val="left" w:pos="312"/>
+        </w:tabs>
+      </w:pPr>
+    </w:lvl>
+    <w:lvl w:ilvl="1" w:tentative="0">
+      <w:start w:val="1"/>
+      <w:numFmt w:val="decimal"/>
+      <w:lvlText w:val="(%2)"/>
+      <w:lvlJc w:val="left"/>
+      <w:pPr>
+        <w:tabs>
+          <w:tab w:val="left" w:pos="840"/>
+        </w:tabs>
+        <w:ind w:left="840" w:leftChars="0" w:hanging="420" w:firstLineChars="0"/>
+      </w:pPr>
+      <w:rPr>
+        <w:rFonts w:hint="default"/>
+      </w:rPr>
+    </w:lvl>
+    <w:lvl w:ilvl="2" w:tentative="0">
+      <w:start w:val="1"/>
+      <w:numFmt w:val="decimalEnclosedCircleChinese"/>
+      <w:lvlText w:val="%3"/>
+      <w:lvlJc w:val="left"/>
+      <w:pPr>
+        <w:tabs>
+          <w:tab w:val="left" w:pos="1260"/>
+        </w:tabs>
+        <w:ind w:left="1260" w:leftChars="0" w:hanging="420" w:firstLineChars="0"/>
+      </w:pPr>
+      <w:rPr>
+        <w:rFonts w:hint="default"/>
+      </w:rPr>
+    </w:lvl>
+    <w:lvl w:ilvl="3" w:tentative="0">
+      <w:start w:val="1"/>
+      <w:numFmt w:val="decimal"/>
+      <w:lvlText w:val="%4)"/>
+      <w:lvlJc w:val="left"/>
+      <w:pPr>
+        <w:tabs>
+          <w:tab w:val="left" w:pos="1680"/>
+        </w:tabs>
+        <w:ind w:left="1680" w:leftChars="0" w:hanging="420" w:firstLineChars="0"/>
+      </w:pPr>
+      <w:rPr>
+        <w:rFonts w:hint="default"/>
+      </w:rPr>
+    </w:lvl>
+    <w:lvl w:ilvl="4" w:tentative="0">
+      <w:start w:val="1"/>
+      <w:numFmt w:val="lowerLetter"/>
+      <w:lvlText w:val="%5."/>
+      <w:lvlJc w:val="left"/>
+      <w:pPr>
+        <w:tabs>
+          <w:tab w:val="left" w:pos="2100"/>
+        </w:tabs>
+        <w:ind w:left="2100" w:leftChars="0" w:hanging="420" w:firstLineChars="0"/>
+      </w:pPr>
+      <w:rPr>
+        <w:rFonts w:hint="default"/>
+      </w:rPr>
+    </w:lvl>
+    <w:lvl w:ilvl="5" w:tentative="0">
+      <w:start w:val="1"/>
+      <w:numFmt w:val="lowerLetter"/>
+      <w:lvlText w:val="%6)"/>
+      <w:lvlJc w:val="left"/>
+      <w:pPr>
+        <w:tabs>
+          <w:tab w:val="left" w:pos="2520"/>
+        </w:tabs>
+        <w:ind w:left="2520" w:leftChars="0" w:hanging="420" w:firstLineChars="0"/>
+      </w:pPr>
+      <w:rPr>
+        <w:rFonts w:hint="default"/>
+      </w:rPr>
+    </w:lvl>
+    <w:lvl w:ilvl="6" w:tentative="0">
+      <w:start w:val="1"/>
+      <w:numFmt w:val="lowerRoman"/>
+      <w:lvlText w:val="%7."/>
+      <w:lvlJc w:val="left"/>
+      <w:pPr>
+        <w:tabs>
+          <w:tab w:val="left" w:pos="2940"/>
+        </w:tabs>
+        <w:ind w:left="2940" w:leftChars="0" w:hanging="420" w:firstLineChars="0"/>
+      </w:pPr>
+      <w:rPr>
+        <w:rFonts w:hint="default"/>
+      </w:rPr>
+    </w:lvl>
+    <w:lvl w:ilvl="7" w:tentative="0">
+      <w:start w:val="1"/>
+      <w:numFmt w:val="lowerRoman"/>
+      <w:lvlText w:val="%8)"/>
+      <w:lvlJc w:val="left"/>
+      <w:pPr>
+        <w:tabs>
+          <w:tab w:val="left" w:pos="3360"/>
+        </w:tabs>
+        <w:ind w:left="3360" w:leftChars="0" w:hanging="420" w:firstLineChars="0"/>
+      </w:pPr>
+      <w:rPr>
+        <w:rFonts w:hint="default"/>
+      </w:rPr>
+    </w:lvl>
+    <w:lvl w:ilvl="8" w:tentative="0">
+      <w:start w:val="1"/>
+      <w:numFmt w:val="lowerLetter"/>
+      <w:lvlText w:val="%9."/>
+      <w:lvlJc w:val="left"/>
+      <w:pPr>
+        <w:tabs>
+          <w:tab w:val="left" w:pos="3780"/>
+        </w:tabs>
+        <w:ind w:left="3780" w:leftChars="0" w:hanging="420" w:firstLineChars="0"/>
+      </w:pPr>
+      <w:rPr>
+        <w:rFonts w:hint="default"/>
+      </w:rPr>
+    </w:lvl>
+  </w:abstractNum>
   <w:num w:numId="1">
-    <w:abstractNumId w:val="0"/>
+    <w:abstractNumId w:val="2"/>
   </w:num>
   <w:num w:numId="2">
+    <w:abstractNumId w:val="3"/>
+  </w:num>
+  <w:num w:numId="3">
     <w:abstractNumId w:val="1"/>
+  </w:num>
+  <w:num w:numId="4">
+    <w:abstractNumId w:val="4"/>
+  </w:num>
+  <w:num w:numId="5">
+    <w:abstractNumId w:val="0"/>
   </w:num>
 </w:numbering>
 </file>
@@ -4197,7 +6274,7 @@
     <w:lsdException w:unhideWhenUsed="0" w:uiPriority="0" w:semiHidden="0" w:name="HTML Sample"/>
     <w:lsdException w:unhideWhenUsed="0" w:uiPriority="0" w:semiHidden="0" w:name="HTML Typewriter"/>
     <w:lsdException w:unhideWhenUsed="0" w:uiPriority="0" w:semiHidden="0" w:name="HTML Variable"/>
-    <w:lsdException w:unhideWhenUsed="0" w:uiPriority="0" w:name="Normal Table"/>
+    <w:lsdException w:qFormat="1" w:unhideWhenUsed="0" w:uiPriority="0" w:name="Normal Table"/>
     <w:lsdException w:unhideWhenUsed="0" w:uiPriority="0" w:semiHidden="0" w:name="annotation subject"/>
     <w:lsdException w:unhideWhenUsed="0" w:uiPriority="0" w:semiHidden="0" w:name="Table Simple 1"/>
     <w:lsdException w:unhideWhenUsed="0" w:uiPriority="0" w:semiHidden="0" w:name="Table Simple 2"/>
@@ -4368,6 +6445,7 @@
   <w:style w:type="table" w:default="1" w:styleId="2">
     <w:name w:val="Normal Table"/>
     <w:semiHidden/>
+    <w:qFormat/>
     <w:uiPriority w:val="0"/>
     <w:tblPr>
       <w:tblCellMar>
